--- a/不符合整改/华风数据--不符合整改.docx
+++ b/不符合整改/华风数据--不符合整改.docx
@@ -1,20 +1,21 @@
 
 <file path=word/document.xml><?xml version="1.0" encoding="utf-8"?>
-<w:document xmlns:wpc="http://schemas.microsoft.com/office/word/2010/wordprocessingCanvas" xmlns:mc="http://schemas.openxmlformats.org/markup-compatibility/2006" xmlns:o="urn:schemas-microsoft-com:office:office" xmlns:r="http://schemas.openxmlformats.org/officeDocument/2006/relationships" xmlns:m="http://schemas.openxmlformats.org/officeDocument/2006/math" xmlns:v="urn:schemas-microsoft-com:vml" xmlns:wp14="http://schemas.microsoft.com/office/word/2010/wordprocessingDrawing" xmlns:wp="http://schemas.openxmlformats.org/drawingml/2006/wordprocessingDrawing" xmlns:w="http://schemas.openxmlformats.org/wordprocessingml/2006/main" xmlns:w14="http://schemas.microsoft.com/office/word/2010/wordml" xmlns:w10="urn:schemas-microsoft-com:office:word" xmlns:w15="http://schemas.microsoft.com/office/word/2012/wordml" xmlns:wpg="http://schemas.microsoft.com/office/word/2010/wordprocessingGroup" xmlns:wpi="http://schemas.microsoft.com/office/word/2010/wordprocessingInk" xmlns:wne="http://schemas.microsoft.com/office/word/2006/wordml" xmlns:wps="http://schemas.microsoft.com/office/word/2010/wordprocessingShape" xmlns:wpsCustomData="http://www.wps.cn/officeDocument/2013/wpsCustomData" mc:Ignorable="w14 w15 wp14">
+<w:document xmlns:wpc="http://schemas.microsoft.com/office/word/2010/wordprocessingCanvas" xmlns:mc="http://schemas.openxmlformats.org/markup-compatibility/2006" xmlns:o="urn:schemas-microsoft-com:office:office" xmlns:r="http://schemas.openxmlformats.org/officeDocument/2006/relationships" xmlns:m="http://schemas.openxmlformats.org/officeDocument/2006/math" xmlns:v="urn:schemas-microsoft-com:vml" xmlns:wp14="http://schemas.microsoft.com/office/word/2010/wordprocessingDrawing" xmlns:wp="http://schemas.openxmlformats.org/drawingml/2006/wordprocessingDrawing" xmlns:w10="urn:schemas-microsoft-com:office:word" xmlns:w="http://schemas.openxmlformats.org/wordprocessingml/2006/main" xmlns:w14="http://schemas.microsoft.com/office/word/2010/wordml" xmlns:w15="http://schemas.microsoft.com/office/word/2012/wordml" xmlns:wne="http://schemas.microsoft.com/office/word/2006/wordml" xmlns:wpg="http://schemas.microsoft.com/office/word/2010/wordprocessingGroup" xmlns:wpi="http://schemas.microsoft.com/office/word/2010/wordprocessingInk" xmlns:wps="http://schemas.microsoft.com/office/word/2010/wordprocessingShape" mc:Ignorable="w14 w15 wp14">
+  <!-- Generated by Aspose.Words for .NET 13.3.0.1 -->
   <w:body>
     <w:p>
       <w:pPr>
         <w:spacing w:before="120" w:beforeLines="50" w:after="120" w:afterLines="50"/>
         <w:jc w:val="center"/>
         <w:rPr>
-          <w:rFonts w:ascii="微软雅黑" w:hAnsi="微软雅黑" w:eastAsia="微软雅黑"/>
+          <w:rFonts w:ascii="微软雅黑" w:eastAsia="微软雅黑" w:hAnsi="微软雅黑"/>
           <w:sz w:val="28"/>
           <w:szCs w:val="28"/>
         </w:rPr>
       </w:pPr>
       <w:r>
         <w:rPr>
-          <w:rFonts w:ascii="微软雅黑" w:hAnsi="微软雅黑" w:eastAsia="微软雅黑"/>
+          <w:rFonts w:ascii="微软雅黑" w:eastAsia="微软雅黑" w:hAnsi="微软雅黑"/>
           <w:sz w:val="28"/>
           <w:szCs w:val="28"/>
         </w:rPr>
@@ -26,14 +27,14 @@
         <w:spacing w:before="120" w:beforeLines="50" w:after="120" w:afterLines="50"/>
         <w:jc w:val="right"/>
         <w:rPr>
-          <w:rFonts w:hint="default" w:ascii="微软雅黑" w:hAnsi="微软雅黑" w:eastAsia="微软雅黑"/>
+          <w:rFonts w:ascii="微软雅黑" w:eastAsia="微软雅黑" w:hAnsi="微软雅黑" w:hint="default"/>
           <w:szCs w:val="21"/>
           <w:lang w:val="en-US"/>
         </w:rPr>
       </w:pPr>
       <w:r>
         <w:rPr>
-          <w:rFonts w:hint="eastAsia" w:ascii="微软雅黑" w:hAnsi="微软雅黑" w:eastAsia="微软雅黑"/>
+          <w:rFonts w:ascii="微软雅黑" w:eastAsia="微软雅黑" w:hAnsi="微软雅黑" w:hint="eastAsia"/>
           <w:szCs w:val="21"/>
           <w:lang w:val="en-US" w:eastAsia="zh-CN"/>
         </w:rPr>
@@ -41,14 +42,14 @@
       </w:r>
       <w:r>
         <w:rPr>
-          <w:rFonts w:hint="eastAsia" w:ascii="微软雅黑" w:hAnsi="微软雅黑" w:eastAsia="微软雅黑"/>
+          <w:rFonts w:ascii="微软雅黑" w:eastAsia="微软雅黑" w:hAnsi="微软雅黑" w:hint="eastAsia"/>
           <w:szCs w:val="21"/>
         </w:rPr>
         <w:t xml:space="preserve">        HR20</w:t>
       </w:r>
       <w:r>
         <w:rPr>
-          <w:rFonts w:hint="eastAsia" w:ascii="微软雅黑" w:hAnsi="微软雅黑" w:eastAsia="微软雅黑"/>
+          <w:rFonts w:ascii="微软雅黑" w:eastAsia="微软雅黑" w:hAnsi="微软雅黑" w:hint="eastAsia"/>
           <w:szCs w:val="21"/>
           <w:lang w:val="en-US" w:eastAsia="zh-CN"/>
         </w:rPr>
@@ -57,16 +58,16 @@
     </w:p>
     <w:tbl>
       <w:tblPr>
-        <w:tblStyle w:val="6"/>
+        <w:tblStyle w:val="TableGrid"/>
         <w:tblW w:w="8495" w:type="dxa"/>
         <w:jc w:val="center"/>
         <w:tblBorders>
-          <w:top w:val="single" w:color="auto" w:sz="4" w:space="0"/>
-          <w:left w:val="single" w:color="auto" w:sz="4" w:space="0"/>
-          <w:bottom w:val="single" w:color="auto" w:sz="4" w:space="0"/>
-          <w:right w:val="single" w:color="auto" w:sz="4" w:space="0"/>
-          <w:insideH w:val="dotted" w:color="auto" w:sz="4" w:space="0"/>
-          <w:insideV w:val="dotted" w:color="auto" w:sz="4" w:space="0"/>
+          <w:top w:val="single" w:sz="4" w:space="0" w:color="auto"/>
+          <w:left w:val="single" w:sz="4" w:space="0" w:color="auto"/>
+          <w:bottom w:val="single" w:sz="4" w:space="0" w:color="auto"/>
+          <w:right w:val="single" w:sz="4" w:space="0" w:color="auto"/>
+          <w:insideH w:val="dotted" w:sz="4" w:space="0" w:color="auto"/>
+          <w:insideV w:val="dotted" w:sz="4" w:space="0" w:color="auto"/>
         </w:tblBorders>
         <w:tblLayout w:type="fixed"/>
         <w:tblCellMar>
@@ -85,14 +86,17 @@
       </w:tblGrid>
       <w:tr>
         <w:tblPrEx>
+          <w:tblW w:w="8495" w:type="dxa"/>
+          <w:jc w:val="center"/>
           <w:tblBorders>
-            <w:top w:val="single" w:color="auto" w:sz="4" w:space="0"/>
-            <w:left w:val="single" w:color="auto" w:sz="4" w:space="0"/>
-            <w:bottom w:val="single" w:color="auto" w:sz="4" w:space="0"/>
-            <w:right w:val="single" w:color="auto" w:sz="4" w:space="0"/>
-            <w:insideH w:val="dotted" w:color="auto" w:sz="4" w:space="0"/>
-            <w:insideV w:val="dotted" w:color="auto" w:sz="4" w:space="0"/>
+            <w:top w:val="single" w:sz="4" w:space="0" w:color="auto"/>
+            <w:left w:val="single" w:sz="4" w:space="0" w:color="auto"/>
+            <w:bottom w:val="single" w:sz="4" w:space="0" w:color="auto"/>
+            <w:right w:val="single" w:sz="4" w:space="0" w:color="auto"/>
+            <w:insideH w:val="dotted" w:sz="4" w:space="0" w:color="auto"/>
+            <w:insideV w:val="dotted" w:sz="4" w:space="0" w:color="auto"/>
           </w:tblBorders>
+          <w:tblLayout w:type="fixed"/>
           <w:tblCellMar>
             <w:top w:w="0" w:type="dxa"/>
             <w:left w:w="108" w:type="dxa"/>
@@ -101,7 +105,7 @@
           </w:tblCellMar>
         </w:tblPrEx>
         <w:trPr>
-          <w:trHeight w:val="630" w:hRule="atLeast"/>
+          <w:trHeight w:val="630"/>
           <w:jc w:val="center"/>
         </w:trPr>
         <w:tc>
@@ -114,13 +118,13 @@
               <w:spacing w:line="300" w:lineRule="exact"/>
               <w:jc w:val="center"/>
               <w:rPr>
-                <w:rFonts w:ascii="微软雅黑" w:hAnsi="微软雅黑" w:eastAsia="微软雅黑"/>
-                <w:szCs w:val="21"/>
-              </w:rPr>
-            </w:pPr>
-            <w:r>
-              <w:rPr>
-                <w:rFonts w:ascii="微软雅黑" w:hAnsi="微软雅黑" w:eastAsia="微软雅黑"/>
+                <w:rFonts w:ascii="微软雅黑" w:eastAsia="微软雅黑" w:hAnsi="微软雅黑"/>
+                <w:szCs w:val="21"/>
+              </w:rPr>
+            </w:pPr>
+            <w:r>
+              <w:rPr>
+                <w:rFonts w:ascii="微软雅黑" w:eastAsia="微软雅黑" w:hAnsi="微软雅黑"/>
                 <w:szCs w:val="21"/>
               </w:rPr>
               <w:t>培训课程</w:t>
@@ -135,7 +139,7 @@
           </w:tcPr>
           <w:p>
             <w:pPr>
-              <w:pStyle w:val="12"/>
+              <w:pStyle w:val="a"/>
               <w:keepNext/>
               <w:keepLines w:val="0"/>
               <w:pageBreakBefore w:val="0"/>
@@ -150,11 +154,11 @@
               <w:adjustRightInd w:val="0"/>
               <w:snapToGrid w:val="0"/>
               <w:spacing w:line="240" w:lineRule="auto"/>
-              <w:ind w:left="0" w:leftChars="0" w:right="0" w:rightChars="0" w:firstLine="0" w:firstLineChars="0"/>
+              <w:ind w:left="0" w:right="0" w:firstLine="0" w:leftChars="0" w:rightChars="0" w:firstLineChars="0"/>
               <w:jc w:val="center"/>
               <w:textAlignment w:val="baseline"/>
               <w:rPr>
-                <w:rFonts w:ascii="Arial" w:hAnsi="Arial" w:eastAsia="宋体" w:cs="Arial"/>
+                <w:rFonts w:ascii="Arial" w:eastAsia="宋体" w:hAnsi="Arial" w:cs="Arial"/>
                 <w:snapToGrid w:val="0"/>
                 <w:color w:val="000000"/>
                 <w:kern w:val="0"/>
@@ -183,13 +187,13 @@
               <w:spacing w:line="300" w:lineRule="exact"/>
               <w:jc w:val="center"/>
               <w:rPr>
-                <w:rFonts w:ascii="微软雅黑" w:hAnsi="微软雅黑" w:eastAsia="微软雅黑"/>
-                <w:szCs w:val="21"/>
-              </w:rPr>
-            </w:pPr>
-            <w:r>
-              <w:rPr>
-                <w:rFonts w:ascii="微软雅黑" w:hAnsi="微软雅黑" w:eastAsia="微软雅黑"/>
+                <w:rFonts w:ascii="微软雅黑" w:eastAsia="微软雅黑" w:hAnsi="微软雅黑"/>
+                <w:szCs w:val="21"/>
+              </w:rPr>
+            </w:pPr>
+            <w:r>
+              <w:rPr>
+                <w:rFonts w:ascii="微软雅黑" w:eastAsia="微软雅黑" w:hAnsi="微软雅黑"/>
                 <w:szCs w:val="21"/>
               </w:rPr>
               <w:t>培训时间</w:t>
@@ -206,14 +210,14 @@
               <w:spacing w:line="300" w:lineRule="exact"/>
               <w:jc w:val="left"/>
               <w:rPr>
-                <w:rFonts w:hint="default" w:ascii="微软雅黑" w:hAnsi="微软雅黑" w:eastAsia="微软雅黑"/>
-                <w:szCs w:val="21"/>
-                <w:lang w:val="en-US" w:eastAsia="zh-CN"/>
-              </w:rPr>
-            </w:pPr>
-            <w:r>
-              <w:rPr>
-                <w:rFonts w:hint="eastAsia" w:ascii="微软雅黑" w:hAnsi="微软雅黑" w:eastAsia="微软雅黑"/>
+                <w:rFonts w:ascii="微软雅黑" w:eastAsia="微软雅黑" w:hAnsi="微软雅黑" w:hint="default"/>
+                <w:szCs w:val="21"/>
+                <w:lang w:val="en-US" w:eastAsia="zh-CN"/>
+              </w:rPr>
+            </w:pPr>
+            <w:r>
+              <w:rPr>
+                <w:rFonts w:ascii="微软雅黑" w:eastAsia="微软雅黑" w:hAnsi="微软雅黑" w:hint="eastAsia"/>
                 <w:szCs w:val="21"/>
                 <w:lang w:val="en-US" w:eastAsia="zh-CN"/>
               </w:rPr>
@@ -224,14 +228,9 @@
       </w:tr>
       <w:tr>
         <w:tblPrEx>
-          <w:tblBorders>
-            <w:top w:val="single" w:color="auto" w:sz="4" w:space="0"/>
-            <w:left w:val="single" w:color="auto" w:sz="4" w:space="0"/>
-            <w:bottom w:val="single" w:color="auto" w:sz="4" w:space="0"/>
-            <w:right w:val="single" w:color="auto" w:sz="4" w:space="0"/>
-            <w:insideH w:val="dotted" w:color="auto" w:sz="4" w:space="0"/>
-            <w:insideV w:val="dotted" w:color="auto" w:sz="4" w:space="0"/>
-          </w:tblBorders>
+          <w:tblW w:w="8495" w:type="dxa"/>
+          <w:jc w:val="center"/>
+          <w:tblLayout w:type="fixed"/>
           <w:tblCellMar>
             <w:top w:w="0" w:type="dxa"/>
             <w:left w:w="108" w:type="dxa"/>
@@ -240,7 +239,7 @@
           </w:tblCellMar>
         </w:tblPrEx>
         <w:trPr>
-          <w:trHeight w:val="696" w:hRule="atLeast"/>
+          <w:trHeight w:val="696"/>
           <w:jc w:val="center"/>
         </w:trPr>
         <w:tc>
@@ -253,13 +252,13 @@
               <w:spacing w:line="300" w:lineRule="exact"/>
               <w:jc w:val="center"/>
               <w:rPr>
-                <w:rFonts w:ascii="微软雅黑" w:hAnsi="微软雅黑" w:eastAsia="微软雅黑"/>
-                <w:szCs w:val="21"/>
-              </w:rPr>
-            </w:pPr>
-            <w:r>
-              <w:rPr>
-                <w:rFonts w:ascii="微软雅黑" w:hAnsi="微软雅黑" w:eastAsia="微软雅黑"/>
+                <w:rFonts w:ascii="微软雅黑" w:eastAsia="微软雅黑" w:hAnsi="微软雅黑"/>
+                <w:szCs w:val="21"/>
+              </w:rPr>
+            </w:pPr>
+            <w:r>
+              <w:rPr>
+                <w:rFonts w:ascii="微软雅黑" w:eastAsia="微软雅黑" w:hAnsi="微软雅黑"/>
                 <w:szCs w:val="21"/>
               </w:rPr>
               <w:t>培训地点</w:t>
@@ -276,14 +275,14 @@
               <w:spacing w:line="300" w:lineRule="exact"/>
               <w:jc w:val="left"/>
               <w:rPr>
-                <w:rFonts w:hint="eastAsia" w:ascii="微软雅黑" w:hAnsi="微软雅黑" w:eastAsia="微软雅黑"/>
-                <w:szCs w:val="21"/>
-                <w:lang w:val="en-US" w:eastAsia="zh-CN"/>
-              </w:rPr>
-            </w:pPr>
-            <w:r>
-              <w:rPr>
-                <w:rFonts w:hint="eastAsia" w:ascii="微软雅黑" w:hAnsi="微软雅黑" w:eastAsia="微软雅黑"/>
+                <w:rFonts w:ascii="微软雅黑" w:eastAsia="微软雅黑" w:hAnsi="微软雅黑" w:hint="eastAsia"/>
+                <w:szCs w:val="21"/>
+                <w:lang w:val="en-US" w:eastAsia="zh-CN"/>
+              </w:rPr>
+            </w:pPr>
+            <w:r>
+              <w:rPr>
+                <w:rFonts w:ascii="微软雅黑" w:eastAsia="微软雅黑" w:hAnsi="微软雅黑" w:hint="eastAsia"/>
                 <w:szCs w:val="21"/>
                 <w:lang w:val="en-US" w:eastAsia="zh-CN"/>
               </w:rPr>
@@ -302,13 +301,13 @@
               <w:spacing w:line="300" w:lineRule="exact"/>
               <w:jc w:val="center"/>
               <w:rPr>
-                <w:rFonts w:ascii="微软雅黑" w:hAnsi="微软雅黑" w:eastAsia="微软雅黑"/>
-                <w:szCs w:val="21"/>
-              </w:rPr>
-            </w:pPr>
-            <w:r>
-              <w:rPr>
-                <w:rFonts w:ascii="微软雅黑" w:hAnsi="微软雅黑" w:eastAsia="微软雅黑"/>
+                <w:rFonts w:ascii="微软雅黑" w:eastAsia="微软雅黑" w:hAnsi="微软雅黑"/>
+                <w:szCs w:val="21"/>
+              </w:rPr>
+            </w:pPr>
+            <w:r>
+              <w:rPr>
+                <w:rFonts w:ascii="微软雅黑" w:eastAsia="微软雅黑" w:hAnsi="微软雅黑"/>
                 <w:szCs w:val="21"/>
               </w:rPr>
               <w:t>培训讲师</w:t>
@@ -325,14 +324,14 @@
               <w:spacing w:line="300" w:lineRule="exact"/>
               <w:jc w:val="left"/>
               <w:rPr>
-                <w:rFonts w:hint="default" w:ascii="微软雅黑" w:hAnsi="微软雅黑" w:eastAsia="微软雅黑"/>
-                <w:szCs w:val="21"/>
-                <w:lang w:val="en-US" w:eastAsia="zh-CN"/>
-              </w:rPr>
-            </w:pPr>
-            <w:r>
-              <w:rPr>
-                <w:rFonts w:hint="eastAsia" w:ascii="微软雅黑" w:hAnsi="微软雅黑" w:eastAsia="微软雅黑"/>
+                <w:rFonts w:ascii="微软雅黑" w:eastAsia="微软雅黑" w:hAnsi="微软雅黑" w:hint="default"/>
+                <w:szCs w:val="21"/>
+                <w:lang w:val="en-US" w:eastAsia="zh-CN"/>
+              </w:rPr>
+            </w:pPr>
+            <w:r>
+              <w:rPr>
+                <w:rFonts w:ascii="微软雅黑" w:eastAsia="微软雅黑" w:hAnsi="微软雅黑" w:hint="eastAsia"/>
                 <w:szCs w:val="21"/>
                 <w:lang w:val="en-US" w:eastAsia="zh-CN"/>
               </w:rPr>
@@ -343,14 +342,9 @@
       </w:tr>
       <w:tr>
         <w:tblPrEx>
-          <w:tblBorders>
-            <w:top w:val="single" w:color="auto" w:sz="4" w:space="0"/>
-            <w:left w:val="single" w:color="auto" w:sz="4" w:space="0"/>
-            <w:bottom w:val="single" w:color="auto" w:sz="4" w:space="0"/>
-            <w:right w:val="single" w:color="auto" w:sz="4" w:space="0"/>
-            <w:insideH w:val="dotted" w:color="auto" w:sz="4" w:space="0"/>
-            <w:insideV w:val="dotted" w:color="auto" w:sz="4" w:space="0"/>
-          </w:tblBorders>
+          <w:tblW w:w="8495" w:type="dxa"/>
+          <w:jc w:val="center"/>
+          <w:tblLayout w:type="fixed"/>
           <w:tblCellMar>
             <w:top w:w="0" w:type="dxa"/>
             <w:left w:w="108" w:type="dxa"/>
@@ -359,7 +353,7 @@
           </w:tblCellMar>
         </w:tblPrEx>
         <w:trPr>
-          <w:trHeight w:val="573" w:hRule="atLeast"/>
+          <w:trHeight w:val="573"/>
           <w:jc w:val="center"/>
         </w:trPr>
         <w:tc>
@@ -374,13 +368,13 @@
               <w:spacing w:line="300" w:lineRule="exact"/>
               <w:jc w:val="center"/>
               <w:rPr>
-                <w:rFonts w:ascii="微软雅黑" w:hAnsi="微软雅黑" w:eastAsia="微软雅黑"/>
+                <w:rFonts w:ascii="微软雅黑" w:eastAsia="微软雅黑" w:hAnsi="微软雅黑"/>
                 <w:sz w:val="24"/>
               </w:rPr>
             </w:pPr>
             <w:r>
               <w:rPr>
-                <w:rFonts w:ascii="微软雅黑" w:hAnsi="微软雅黑" w:eastAsia="微软雅黑"/>
+                <w:rFonts w:ascii="微软雅黑" w:eastAsia="微软雅黑" w:hAnsi="微软雅黑"/>
                 <w:sz w:val="24"/>
               </w:rPr>
               <w:t>签到</w:t>
@@ -390,14 +384,9 @@
       </w:tr>
       <w:tr>
         <w:tblPrEx>
-          <w:tblBorders>
-            <w:top w:val="single" w:color="auto" w:sz="4" w:space="0"/>
-            <w:left w:val="single" w:color="auto" w:sz="4" w:space="0"/>
-            <w:bottom w:val="single" w:color="auto" w:sz="4" w:space="0"/>
-            <w:right w:val="single" w:color="auto" w:sz="4" w:space="0"/>
-            <w:insideH w:val="dotted" w:color="auto" w:sz="4" w:space="0"/>
-            <w:insideV w:val="dotted" w:color="auto" w:sz="4" w:space="0"/>
-          </w:tblBorders>
+          <w:tblW w:w="8495" w:type="dxa"/>
+          <w:jc w:val="center"/>
+          <w:tblLayout w:type="fixed"/>
           <w:tblCellMar>
             <w:top w:w="0" w:type="dxa"/>
             <w:left w:w="108" w:type="dxa"/>
@@ -406,7 +395,7 @@
           </w:tblCellMar>
         </w:tblPrEx>
         <w:trPr>
-          <w:trHeight w:val="553" w:hRule="atLeast"/>
+          <w:trHeight w:val="553"/>
           <w:jc w:val="center"/>
         </w:trPr>
         <w:tc>
@@ -419,13 +408,13 @@
               <w:spacing w:line="300" w:lineRule="exact"/>
               <w:jc w:val="center"/>
               <w:rPr>
-                <w:rFonts w:ascii="微软雅黑" w:hAnsi="微软雅黑" w:eastAsia="微软雅黑"/>
-                <w:szCs w:val="21"/>
-              </w:rPr>
-            </w:pPr>
-            <w:r>
-              <w:rPr>
-                <w:rFonts w:ascii="微软雅黑" w:hAnsi="微软雅黑" w:eastAsia="微软雅黑"/>
+                <w:rFonts w:ascii="微软雅黑" w:eastAsia="微软雅黑" w:hAnsi="微软雅黑"/>
+                <w:szCs w:val="21"/>
+              </w:rPr>
+            </w:pPr>
+            <w:r>
+              <w:rPr>
+                <w:rFonts w:ascii="微软雅黑" w:eastAsia="微软雅黑" w:hAnsi="微软雅黑"/>
                 <w:szCs w:val="21"/>
               </w:rPr>
               <w:t>应到学员</w:t>
@@ -442,13 +431,13 @@
               <w:spacing w:line="300" w:lineRule="exact"/>
               <w:jc w:val="center"/>
               <w:rPr>
-                <w:rFonts w:ascii="微软雅黑" w:hAnsi="微软雅黑" w:eastAsia="微软雅黑"/>
-                <w:szCs w:val="21"/>
-              </w:rPr>
-            </w:pPr>
-            <w:r>
-              <w:rPr>
-                <w:rFonts w:ascii="微软雅黑" w:hAnsi="微软雅黑" w:eastAsia="微软雅黑"/>
+                <w:rFonts w:ascii="微软雅黑" w:eastAsia="微软雅黑" w:hAnsi="微软雅黑"/>
+                <w:szCs w:val="21"/>
+              </w:rPr>
+            </w:pPr>
+            <w:r>
+              <w:rPr>
+                <w:rFonts w:ascii="微软雅黑" w:eastAsia="微软雅黑" w:hAnsi="微软雅黑"/>
                 <w:szCs w:val="21"/>
               </w:rPr>
               <w:t>本人签名</w:t>
@@ -465,13 +454,13 @@
               <w:spacing w:line="300" w:lineRule="exact"/>
               <w:jc w:val="center"/>
               <w:rPr>
-                <w:rFonts w:ascii="微软雅黑" w:hAnsi="微软雅黑" w:eastAsia="微软雅黑"/>
-                <w:szCs w:val="21"/>
-              </w:rPr>
-            </w:pPr>
-            <w:r>
-              <w:rPr>
-                <w:rFonts w:ascii="微软雅黑" w:hAnsi="微软雅黑" w:eastAsia="微软雅黑"/>
+                <w:rFonts w:ascii="微软雅黑" w:eastAsia="微软雅黑" w:hAnsi="微软雅黑"/>
+                <w:szCs w:val="21"/>
+              </w:rPr>
+            </w:pPr>
+            <w:r>
+              <w:rPr>
+                <w:rFonts w:ascii="微软雅黑" w:eastAsia="微软雅黑" w:hAnsi="微软雅黑"/>
                 <w:szCs w:val="21"/>
               </w:rPr>
               <w:t>应到学员</w:t>
@@ -489,13 +478,13 @@
               <w:spacing w:line="300" w:lineRule="exact"/>
               <w:jc w:val="center"/>
               <w:rPr>
-                <w:rFonts w:ascii="微软雅黑" w:hAnsi="微软雅黑" w:eastAsia="微软雅黑"/>
-                <w:szCs w:val="21"/>
-              </w:rPr>
-            </w:pPr>
-            <w:r>
-              <w:rPr>
-                <w:rFonts w:ascii="微软雅黑" w:hAnsi="微软雅黑" w:eastAsia="微软雅黑"/>
+                <w:rFonts w:ascii="微软雅黑" w:eastAsia="微软雅黑" w:hAnsi="微软雅黑"/>
+                <w:szCs w:val="21"/>
+              </w:rPr>
+            </w:pPr>
+            <w:r>
+              <w:rPr>
+                <w:rFonts w:ascii="微软雅黑" w:eastAsia="微软雅黑" w:hAnsi="微软雅黑"/>
                 <w:szCs w:val="21"/>
               </w:rPr>
               <w:t>本人签名</w:t>
@@ -505,14 +494,9 @@
       </w:tr>
       <w:tr>
         <w:tblPrEx>
-          <w:tblBorders>
-            <w:top w:val="single" w:color="auto" w:sz="4" w:space="0"/>
-            <w:left w:val="single" w:color="auto" w:sz="4" w:space="0"/>
-            <w:bottom w:val="single" w:color="auto" w:sz="4" w:space="0"/>
-            <w:right w:val="single" w:color="auto" w:sz="4" w:space="0"/>
-            <w:insideH w:val="dotted" w:color="auto" w:sz="4" w:space="0"/>
-            <w:insideV w:val="dotted" w:color="auto" w:sz="4" w:space="0"/>
-          </w:tblBorders>
+          <w:tblW w:w="8495" w:type="dxa"/>
+          <w:jc w:val="center"/>
+          <w:tblLayout w:type="fixed"/>
           <w:tblCellMar>
             <w:top w:w="0" w:type="dxa"/>
             <w:left w:w="108" w:type="dxa"/>
@@ -521,7 +505,7 @@
           </w:tblCellMar>
         </w:tblPrEx>
         <w:trPr>
-          <w:trHeight w:val="560" w:hRule="atLeast"/>
+          <w:trHeight w:val="560"/>
           <w:jc w:val="center"/>
         </w:trPr>
         <w:tc>
@@ -539,7 +523,7 @@
               <w:jc w:val="left"/>
               <w:textAlignment w:val="center"/>
               <w:rPr>
-                <w:rFonts w:hint="default" w:ascii="宋体" w:hAnsi="宋体" w:eastAsia="宋体" w:cs="宋体"/>
+                <w:rFonts w:ascii="宋体" w:eastAsia="宋体" w:hAnsi="宋体" w:cs="宋体" w:hint="default"/>
                 <w:kern w:val="2"/>
                 <w:sz w:val="28"/>
                 <w:szCs w:val="28"/>
@@ -548,7 +532,7 @@
             </w:pPr>
             <w:r>
               <w:rPr>
-                <w:rFonts w:hint="eastAsia" w:ascii="宋体" w:hAnsi="宋体" w:eastAsia="宋体" w:cs="宋体"/>
+                <w:rFonts w:ascii="宋体" w:eastAsia="宋体" w:hAnsi="宋体" w:cs="宋体" w:hint="eastAsia"/>
                 <w:i w:val="0"/>
                 <w:iCs w:val="0"/>
                 <w:color w:val="000000"/>
@@ -556,7 +540,7 @@
                 <w:sz w:val="22"/>
                 <w:szCs w:val="22"/>
                 <w:u w:val="none"/>
-                <w:lang w:val="en-US" w:eastAsia="zh-CN" w:bidi="ar"/>
+                <w:lang w:val="en-US" w:eastAsia="zh-CN"/>
               </w:rPr>
               <w:t>黄剑锋</w:t>
             </w:r>
@@ -570,10 +554,10 @@
           <w:p>
             <w:pPr>
               <w:spacing w:before="110" w:line="240" w:lineRule="auto"/>
-              <w:ind w:left="102" w:leftChars="0" w:right="0" w:rightChars="0"/>
-              <w:jc w:val="left"/>
-              <w:rPr>
-                <w:rFonts w:hint="default" w:ascii="宋体" w:hAnsi="宋体" w:eastAsia="宋体" w:cs="宋体"/>
+              <w:ind w:left="102" w:right="0" w:leftChars="0" w:rightChars="0"/>
+              <w:jc w:val="left"/>
+              <w:rPr>
+                <w:rFonts w:ascii="宋体" w:eastAsia="宋体" w:hAnsi="宋体" w:cs="宋体" w:hint="default"/>
                 <w:kern w:val="2"/>
                 <w:sz w:val="28"/>
                 <w:szCs w:val="28"/>
@@ -592,7 +576,7 @@
               <w:spacing w:line="300" w:lineRule="exact"/>
               <w:jc w:val="center"/>
               <w:rPr>
-                <w:rFonts w:ascii="微软雅黑" w:hAnsi="微软雅黑" w:eastAsia="微软雅黑"/>
+                <w:rFonts w:ascii="微软雅黑" w:eastAsia="微软雅黑" w:hAnsi="微软雅黑"/>
                 <w:szCs w:val="21"/>
               </w:rPr>
             </w:pPr>
@@ -609,7 +593,7 @@
               <w:spacing w:line="300" w:lineRule="exact"/>
               <w:jc w:val="center"/>
               <w:rPr>
-                <w:rFonts w:ascii="微软雅黑" w:hAnsi="微软雅黑" w:eastAsia="微软雅黑"/>
+                <w:rFonts w:ascii="微软雅黑" w:eastAsia="微软雅黑" w:hAnsi="微软雅黑"/>
                 <w:szCs w:val="21"/>
               </w:rPr>
             </w:pPr>
@@ -618,14 +602,9 @@
       </w:tr>
       <w:tr>
         <w:tblPrEx>
-          <w:tblBorders>
-            <w:top w:val="single" w:color="auto" w:sz="4" w:space="0"/>
-            <w:left w:val="single" w:color="auto" w:sz="4" w:space="0"/>
-            <w:bottom w:val="single" w:color="auto" w:sz="4" w:space="0"/>
-            <w:right w:val="single" w:color="auto" w:sz="4" w:space="0"/>
-            <w:insideH w:val="dotted" w:color="auto" w:sz="4" w:space="0"/>
-            <w:insideV w:val="dotted" w:color="auto" w:sz="4" w:space="0"/>
-          </w:tblBorders>
+          <w:tblW w:w="8495" w:type="dxa"/>
+          <w:jc w:val="center"/>
+          <w:tblLayout w:type="fixed"/>
           <w:tblCellMar>
             <w:top w:w="0" w:type="dxa"/>
             <w:left w:w="108" w:type="dxa"/>
@@ -634,7 +613,7 @@
           </w:tblCellMar>
         </w:tblPrEx>
         <w:trPr>
-          <w:trHeight w:val="551" w:hRule="atLeast"/>
+          <w:trHeight w:val="551"/>
           <w:jc w:val="center"/>
         </w:trPr>
         <w:tc>
@@ -652,7 +631,7 @@
               <w:jc w:val="left"/>
               <w:textAlignment w:val="center"/>
               <w:rPr>
-                <w:rFonts w:hint="default" w:ascii="宋体" w:hAnsi="宋体" w:eastAsia="宋体" w:cs="宋体"/>
+                <w:rFonts w:ascii="宋体" w:eastAsia="宋体" w:hAnsi="宋体" w:cs="宋体" w:hint="default"/>
                 <w:kern w:val="2"/>
                 <w:sz w:val="28"/>
                 <w:szCs w:val="28"/>
@@ -661,7 +640,7 @@
             </w:pPr>
             <w:r>
               <w:rPr>
-                <w:rFonts w:hint="eastAsia" w:ascii="宋体" w:hAnsi="宋体" w:eastAsia="宋体" w:cs="宋体"/>
+                <w:rFonts w:ascii="宋体" w:eastAsia="宋体" w:hAnsi="宋体" w:cs="宋体" w:hint="eastAsia"/>
                 <w:i w:val="0"/>
                 <w:iCs w:val="0"/>
                 <w:color w:val="000000"/>
@@ -669,7 +648,7 @@
                 <w:sz w:val="22"/>
                 <w:szCs w:val="22"/>
                 <w:u w:val="none"/>
-                <w:lang w:val="en-US" w:eastAsia="zh-CN" w:bidi="ar"/>
+                <w:lang w:val="en-US" w:eastAsia="zh-CN"/>
               </w:rPr>
               <w:t>黄正宇</w:t>
             </w:r>
@@ -683,10 +662,10 @@
           <w:p>
             <w:pPr>
               <w:spacing w:before="110" w:line="240" w:lineRule="auto"/>
-              <w:ind w:left="102" w:leftChars="0" w:right="0" w:rightChars="0"/>
-              <w:jc w:val="left"/>
-              <w:rPr>
-                <w:rFonts w:ascii="Times New Roman" w:hAnsi="Times New Roman" w:eastAsia="宋体" w:cs="Times New Roman"/>
+              <w:ind w:left="102" w:right="0" w:leftChars="0" w:rightChars="0"/>
+              <w:jc w:val="left"/>
+              <w:rPr>
+                <w:rFonts w:ascii="Times New Roman" w:eastAsia="宋体" w:hAnsi="Times New Roman" w:cs="Times New Roman"/>
                 <w:kern w:val="2"/>
                 <w:sz w:val="21"/>
                 <w:szCs w:val="24"/>
@@ -706,7 +685,7 @@
               <w:spacing w:line="300" w:lineRule="exact"/>
               <w:jc w:val="center"/>
               <w:rPr>
-                <w:rFonts w:ascii="微软雅黑" w:hAnsi="微软雅黑" w:eastAsia="微软雅黑"/>
+                <w:rFonts w:ascii="微软雅黑" w:eastAsia="微软雅黑" w:hAnsi="微软雅黑"/>
                 <w:szCs w:val="21"/>
               </w:rPr>
             </w:pPr>
@@ -723,7 +702,7 @@
               <w:spacing w:line="300" w:lineRule="exact"/>
               <w:jc w:val="center"/>
               <w:rPr>
-                <w:rFonts w:ascii="微软雅黑" w:hAnsi="微软雅黑" w:eastAsia="微软雅黑"/>
+                <w:rFonts w:ascii="微软雅黑" w:eastAsia="微软雅黑" w:hAnsi="微软雅黑"/>
                 <w:szCs w:val="21"/>
               </w:rPr>
             </w:pPr>
@@ -732,14 +711,9 @@
       </w:tr>
       <w:tr>
         <w:tblPrEx>
-          <w:tblBorders>
-            <w:top w:val="single" w:color="auto" w:sz="4" w:space="0"/>
-            <w:left w:val="single" w:color="auto" w:sz="4" w:space="0"/>
-            <w:bottom w:val="single" w:color="auto" w:sz="4" w:space="0"/>
-            <w:right w:val="single" w:color="auto" w:sz="4" w:space="0"/>
-            <w:insideH w:val="dotted" w:color="auto" w:sz="4" w:space="0"/>
-            <w:insideV w:val="dotted" w:color="auto" w:sz="4" w:space="0"/>
-          </w:tblBorders>
+          <w:tblW w:w="8495" w:type="dxa"/>
+          <w:jc w:val="center"/>
+          <w:tblLayout w:type="fixed"/>
           <w:tblCellMar>
             <w:top w:w="0" w:type="dxa"/>
             <w:left w:w="108" w:type="dxa"/>
@@ -748,7 +722,7 @@
           </w:tblCellMar>
         </w:tblPrEx>
         <w:trPr>
-          <w:trHeight w:val="555" w:hRule="atLeast"/>
+          <w:trHeight w:val="555"/>
           <w:jc w:val="center"/>
         </w:trPr>
         <w:tc>
@@ -766,7 +740,7 @@
               <w:jc w:val="left"/>
               <w:textAlignment w:val="center"/>
               <w:rPr>
-                <w:rFonts w:hint="default" w:ascii="宋体" w:hAnsi="宋体" w:eastAsia="宋体" w:cs="宋体"/>
+                <w:rFonts w:ascii="宋体" w:eastAsia="宋体" w:hAnsi="宋体" w:cs="宋体" w:hint="default"/>
                 <w:kern w:val="2"/>
                 <w:sz w:val="28"/>
                 <w:szCs w:val="28"/>
@@ -775,7 +749,7 @@
             </w:pPr>
             <w:r>
               <w:rPr>
-                <w:rFonts w:hint="eastAsia" w:ascii="宋体" w:hAnsi="宋体" w:eastAsia="宋体" w:cs="宋体"/>
+                <w:rFonts w:ascii="宋体" w:eastAsia="宋体" w:hAnsi="宋体" w:cs="宋体" w:hint="eastAsia"/>
                 <w:i w:val="0"/>
                 <w:iCs w:val="0"/>
                 <w:color w:val="000000"/>
@@ -783,7 +757,7 @@
                 <w:sz w:val="22"/>
                 <w:szCs w:val="22"/>
                 <w:u w:val="none"/>
-                <w:lang w:val="en-US" w:eastAsia="zh-CN" w:bidi="ar"/>
+                <w:lang w:val="en-US" w:eastAsia="zh-CN"/>
               </w:rPr>
               <w:t>刘文桂</w:t>
             </w:r>
@@ -797,10 +771,10 @@
           <w:p>
             <w:pPr>
               <w:spacing w:before="110" w:line="240" w:lineRule="auto"/>
-              <w:ind w:left="102" w:leftChars="0" w:right="0" w:rightChars="0"/>
-              <w:jc w:val="left"/>
-              <w:rPr>
-                <w:rFonts w:ascii="Times New Roman" w:hAnsi="Times New Roman" w:eastAsia="宋体" w:cs="Times New Roman"/>
+              <w:ind w:left="102" w:right="0" w:leftChars="0" w:rightChars="0"/>
+              <w:jc w:val="left"/>
+              <w:rPr>
+                <w:rFonts w:ascii="Times New Roman" w:eastAsia="宋体" w:hAnsi="Times New Roman" w:cs="Times New Roman"/>
                 <w:kern w:val="2"/>
                 <w:sz w:val="21"/>
                 <w:szCs w:val="24"/>
@@ -820,7 +794,7 @@
               <w:spacing w:line="300" w:lineRule="exact"/>
               <w:jc w:val="center"/>
               <w:rPr>
-                <w:rFonts w:ascii="微软雅黑" w:hAnsi="微软雅黑" w:eastAsia="微软雅黑"/>
+                <w:rFonts w:ascii="微软雅黑" w:eastAsia="微软雅黑" w:hAnsi="微软雅黑"/>
                 <w:szCs w:val="21"/>
               </w:rPr>
             </w:pPr>
@@ -837,7 +811,7 @@
               <w:spacing w:line="300" w:lineRule="exact"/>
               <w:jc w:val="center"/>
               <w:rPr>
-                <w:rFonts w:ascii="微软雅黑" w:hAnsi="微软雅黑" w:eastAsia="微软雅黑"/>
+                <w:rFonts w:ascii="微软雅黑" w:eastAsia="微软雅黑" w:hAnsi="微软雅黑"/>
                 <w:szCs w:val="21"/>
               </w:rPr>
             </w:pPr>
@@ -846,14 +820,9 @@
       </w:tr>
       <w:tr>
         <w:tblPrEx>
-          <w:tblBorders>
-            <w:top w:val="single" w:color="auto" w:sz="4" w:space="0"/>
-            <w:left w:val="single" w:color="auto" w:sz="4" w:space="0"/>
-            <w:bottom w:val="single" w:color="auto" w:sz="4" w:space="0"/>
-            <w:right w:val="single" w:color="auto" w:sz="4" w:space="0"/>
-            <w:insideH w:val="dotted" w:color="auto" w:sz="4" w:space="0"/>
-            <w:insideV w:val="dotted" w:color="auto" w:sz="4" w:space="0"/>
-          </w:tblBorders>
+          <w:tblW w:w="8495" w:type="dxa"/>
+          <w:jc w:val="center"/>
+          <w:tblLayout w:type="fixed"/>
           <w:tblCellMar>
             <w:top w:w="0" w:type="dxa"/>
             <w:left w:w="108" w:type="dxa"/>
@@ -862,7 +831,7 @@
           </w:tblCellMar>
         </w:tblPrEx>
         <w:trPr>
-          <w:trHeight w:val="577" w:hRule="atLeast"/>
+          <w:trHeight w:val="577"/>
           <w:jc w:val="center"/>
         </w:trPr>
         <w:tc>
@@ -879,7 +848,7 @@
               <w:jc w:val="left"/>
               <w:textAlignment w:val="center"/>
               <w:rPr>
-                <w:rFonts w:hint="eastAsia" w:ascii="宋体" w:hAnsi="宋体" w:eastAsia="宋体" w:cs="宋体"/>
+                <w:rFonts w:ascii="宋体" w:eastAsia="宋体" w:hAnsi="宋体" w:cs="宋体" w:hint="eastAsia"/>
                 <w:i w:val="0"/>
                 <w:iCs w:val="0"/>
                 <w:color w:val="000000"/>
@@ -892,7 +861,7 @@
             </w:pPr>
             <w:r>
               <w:rPr>
-                <w:rFonts w:hint="eastAsia" w:ascii="宋体" w:hAnsi="宋体" w:eastAsia="宋体" w:cs="宋体"/>
+                <w:rFonts w:ascii="宋体" w:eastAsia="宋体" w:hAnsi="宋体" w:cs="宋体" w:hint="eastAsia"/>
                 <w:i w:val="0"/>
                 <w:iCs w:val="0"/>
                 <w:color w:val="000000"/>
@@ -900,7 +869,7 @@
                 <w:sz w:val="22"/>
                 <w:szCs w:val="22"/>
                 <w:u w:val="none"/>
-                <w:lang w:val="en-US" w:eastAsia="zh-CN" w:bidi="ar"/>
+                <w:lang w:val="en-US" w:eastAsia="zh-CN"/>
               </w:rPr>
               <w:t>熊振翔</w:t>
             </w:r>
@@ -916,7 +885,7 @@
               <w:spacing w:line="300" w:lineRule="exact"/>
               <w:jc w:val="center"/>
               <w:rPr>
-                <w:rFonts w:ascii="微软雅黑" w:hAnsi="微软雅黑" w:eastAsia="微软雅黑"/>
+                <w:rFonts w:ascii="微软雅黑" w:eastAsia="微软雅黑" w:hAnsi="微软雅黑"/>
                 <w:szCs w:val="21"/>
               </w:rPr>
             </w:pPr>
@@ -932,7 +901,7 @@
               <w:spacing w:line="300" w:lineRule="exact"/>
               <w:jc w:val="center"/>
               <w:rPr>
-                <w:rFonts w:ascii="微软雅黑" w:hAnsi="微软雅黑" w:eastAsia="微软雅黑"/>
+                <w:rFonts w:ascii="微软雅黑" w:eastAsia="微软雅黑" w:hAnsi="微软雅黑"/>
                 <w:szCs w:val="21"/>
               </w:rPr>
             </w:pPr>
@@ -949,7 +918,7 @@
               <w:spacing w:line="300" w:lineRule="exact"/>
               <w:jc w:val="center"/>
               <w:rPr>
-                <w:rFonts w:ascii="微软雅黑" w:hAnsi="微软雅黑" w:eastAsia="微软雅黑"/>
+                <w:rFonts w:ascii="微软雅黑" w:eastAsia="微软雅黑" w:hAnsi="微软雅黑"/>
                 <w:szCs w:val="21"/>
               </w:rPr>
             </w:pPr>
@@ -958,14 +927,9 @@
       </w:tr>
       <w:tr>
         <w:tblPrEx>
-          <w:tblBorders>
-            <w:top w:val="single" w:color="auto" w:sz="4" w:space="0"/>
-            <w:left w:val="single" w:color="auto" w:sz="4" w:space="0"/>
-            <w:bottom w:val="single" w:color="auto" w:sz="4" w:space="0"/>
-            <w:right w:val="single" w:color="auto" w:sz="4" w:space="0"/>
-            <w:insideH w:val="dotted" w:color="auto" w:sz="4" w:space="0"/>
-            <w:insideV w:val="dotted" w:color="auto" w:sz="4" w:space="0"/>
-          </w:tblBorders>
+          <w:tblW w:w="8495" w:type="dxa"/>
+          <w:jc w:val="center"/>
+          <w:tblLayout w:type="fixed"/>
           <w:tblCellMar>
             <w:top w:w="0" w:type="dxa"/>
             <w:left w:w="108" w:type="dxa"/>
@@ -974,7 +938,7 @@
           </w:tblCellMar>
         </w:tblPrEx>
         <w:trPr>
-          <w:trHeight w:val="543" w:hRule="atLeast"/>
+          <w:trHeight w:val="543"/>
           <w:jc w:val="center"/>
         </w:trPr>
         <w:tc>
@@ -991,7 +955,7 @@
               <w:jc w:val="left"/>
               <w:textAlignment w:val="center"/>
               <w:rPr>
-                <w:rFonts w:hint="eastAsia" w:ascii="微软雅黑" w:hAnsi="微软雅黑" w:eastAsia="微软雅黑" w:cs="Times New Roman"/>
+                <w:rFonts w:ascii="微软雅黑" w:eastAsia="微软雅黑" w:hAnsi="微软雅黑" w:cs="Times New Roman" w:hint="eastAsia"/>
                 <w:kern w:val="2"/>
                 <w:sz w:val="21"/>
                 <w:szCs w:val="21"/>
@@ -1000,7 +964,7 @@
             </w:pPr>
             <w:r>
               <w:rPr>
-                <w:rFonts w:hint="eastAsia" w:ascii="宋体" w:hAnsi="宋体" w:eastAsia="宋体" w:cs="宋体"/>
+                <w:rFonts w:ascii="宋体" w:eastAsia="宋体" w:hAnsi="宋体" w:cs="宋体" w:hint="eastAsia"/>
                 <w:i w:val="0"/>
                 <w:iCs w:val="0"/>
                 <w:color w:val="000000"/>
@@ -1008,7 +972,7 @@
                 <w:sz w:val="22"/>
                 <w:szCs w:val="22"/>
                 <w:u w:val="none"/>
-                <w:lang w:val="en-US" w:eastAsia="zh-CN" w:bidi="ar"/>
+                <w:lang w:val="en-US" w:eastAsia="zh-CN"/>
               </w:rPr>
               <w:t>谢佳浩</w:t>
             </w:r>
@@ -1024,7 +988,7 @@
               <w:spacing w:line="300" w:lineRule="exact"/>
               <w:jc w:val="center"/>
               <w:rPr>
-                <w:rFonts w:ascii="微软雅黑" w:hAnsi="微软雅黑" w:eastAsia="微软雅黑"/>
+                <w:rFonts w:ascii="微软雅黑" w:eastAsia="微软雅黑" w:hAnsi="微软雅黑"/>
                 <w:szCs w:val="21"/>
               </w:rPr>
             </w:pPr>
@@ -1040,7 +1004,7 @@
               <w:spacing w:line="300" w:lineRule="exact"/>
               <w:jc w:val="center"/>
               <w:rPr>
-                <w:rFonts w:ascii="微软雅黑" w:hAnsi="微软雅黑" w:eastAsia="微软雅黑"/>
+                <w:rFonts w:ascii="微软雅黑" w:eastAsia="微软雅黑" w:hAnsi="微软雅黑"/>
                 <w:szCs w:val="21"/>
               </w:rPr>
             </w:pPr>
@@ -1057,7 +1021,7 @@
               <w:spacing w:line="300" w:lineRule="exact"/>
               <w:jc w:val="center"/>
               <w:rPr>
-                <w:rFonts w:ascii="微软雅黑" w:hAnsi="微软雅黑" w:eastAsia="微软雅黑"/>
+                <w:rFonts w:ascii="微软雅黑" w:eastAsia="微软雅黑" w:hAnsi="微软雅黑"/>
                 <w:szCs w:val="21"/>
               </w:rPr>
             </w:pPr>
@@ -1066,14 +1030,9 @@
       </w:tr>
       <w:tr>
         <w:tblPrEx>
-          <w:tblBorders>
-            <w:top w:val="single" w:color="auto" w:sz="4" w:space="0"/>
-            <w:left w:val="single" w:color="auto" w:sz="4" w:space="0"/>
-            <w:bottom w:val="single" w:color="auto" w:sz="4" w:space="0"/>
-            <w:right w:val="single" w:color="auto" w:sz="4" w:space="0"/>
-            <w:insideH w:val="dotted" w:color="auto" w:sz="4" w:space="0"/>
-            <w:insideV w:val="dotted" w:color="auto" w:sz="4" w:space="0"/>
-          </w:tblBorders>
+          <w:tblW w:w="8495" w:type="dxa"/>
+          <w:jc w:val="center"/>
+          <w:tblLayout w:type="fixed"/>
           <w:tblCellMar>
             <w:top w:w="0" w:type="dxa"/>
             <w:left w:w="108" w:type="dxa"/>
@@ -1082,7 +1041,7 @@
           </w:tblCellMar>
         </w:tblPrEx>
         <w:trPr>
-          <w:trHeight w:val="565" w:hRule="atLeast"/>
+          <w:trHeight w:val="565"/>
           <w:jc w:val="center"/>
         </w:trPr>
         <w:tc>
@@ -1095,7 +1054,7 @@
               <w:spacing w:line="300" w:lineRule="exact"/>
               <w:jc w:val="center"/>
               <w:rPr>
-                <w:rFonts w:hint="eastAsia" w:ascii="微软雅黑" w:hAnsi="微软雅黑" w:eastAsia="微软雅黑"/>
+                <w:rFonts w:ascii="微软雅黑" w:eastAsia="微软雅黑" w:hAnsi="微软雅黑" w:hint="eastAsia"/>
                 <w:szCs w:val="21"/>
                 <w:lang w:val="en-US" w:eastAsia="zh-CN"/>
               </w:rPr>
@@ -1112,7 +1071,7 @@
               <w:spacing w:line="300" w:lineRule="exact"/>
               <w:jc w:val="center"/>
               <w:rPr>
-                <w:rFonts w:ascii="微软雅黑" w:hAnsi="微软雅黑" w:eastAsia="微软雅黑"/>
+                <w:rFonts w:ascii="微软雅黑" w:eastAsia="微软雅黑" w:hAnsi="微软雅黑"/>
                 <w:szCs w:val="21"/>
               </w:rPr>
             </w:pPr>
@@ -1128,7 +1087,7 @@
               <w:spacing w:line="300" w:lineRule="exact"/>
               <w:jc w:val="center"/>
               <w:rPr>
-                <w:rFonts w:ascii="微软雅黑" w:hAnsi="微软雅黑" w:eastAsia="微软雅黑"/>
+                <w:rFonts w:ascii="微软雅黑" w:eastAsia="微软雅黑" w:hAnsi="微软雅黑"/>
                 <w:szCs w:val="21"/>
               </w:rPr>
             </w:pPr>
@@ -1145,7 +1104,7 @@
               <w:spacing w:line="300" w:lineRule="exact"/>
               <w:jc w:val="center"/>
               <w:rPr>
-                <w:rFonts w:ascii="微软雅黑" w:hAnsi="微软雅黑" w:eastAsia="微软雅黑"/>
+                <w:rFonts w:ascii="微软雅黑" w:eastAsia="微软雅黑" w:hAnsi="微软雅黑"/>
                 <w:szCs w:val="21"/>
               </w:rPr>
             </w:pPr>
@@ -1160,7 +1119,7 @@
     </w:p>
     <w:p>
       <w:pPr>
-        <w:pStyle w:val="2"/>
+        <w:pStyle w:val="BodyText"/>
         <w:spacing w:line="595" w:lineRule="exact"/>
         <w:ind w:right="0"/>
         <w:jc w:val="center"/>
@@ -1173,7 +1132,7 @@
       <w:pPr>
         <w:spacing w:before="6" w:line="240" w:lineRule="auto"/>
         <w:rPr>
-          <w:rFonts w:ascii="隶书" w:hAnsi="隶书" w:eastAsia="隶书" w:cs="隶书"/>
+          <w:rFonts w:ascii="隶书" w:eastAsia="隶书" w:hAnsi="隶书" w:cs="隶书"/>
           <w:sz w:val="11"/>
           <w:szCs w:val="11"/>
         </w:rPr>
@@ -1181,7 +1140,7 @@
     </w:p>
     <w:tbl>
       <w:tblPr>
-        <w:tblStyle w:val="5"/>
+        <w:tblStyle w:val="TableNormal"/>
         <w:tblW w:w="0" w:type="auto"/>
         <w:tblInd w:w="102" w:type="dxa"/>
         <w:tblLayout w:type="fixed"/>
@@ -1202,6 +1161,9 @@
       </w:tblGrid>
       <w:tr>
         <w:tblPrEx>
+          <w:tblW w:w="0" w:type="auto"/>
+          <w:tblInd w:w="102" w:type="dxa"/>
+          <w:tblLayout w:type="fixed"/>
           <w:tblCellMar>
             <w:top w:w="0" w:type="dxa"/>
             <w:left w:w="0" w:type="dxa"/>
@@ -1210,34 +1172,34 @@
           </w:tblCellMar>
         </w:tblPrEx>
         <w:trPr>
-          <w:trHeight w:val="634" w:hRule="exact"/>
+          <w:trHeight w:hRule="exact" w:val="634"/>
         </w:trPr>
         <w:tc>
           <w:tcPr>
             <w:tcW w:w="1922" w:type="dxa"/>
             <w:gridSpan w:val="2"/>
             <w:tcBorders>
-              <w:top w:val="single" w:color="000000" w:sz="4" w:space="0"/>
-              <w:left w:val="single" w:color="000000" w:sz="4" w:space="0"/>
-              <w:bottom w:val="single" w:color="000000" w:sz="4" w:space="0"/>
-              <w:right w:val="single" w:color="000000" w:sz="4" w:space="0"/>
-            </w:tcBorders>
-          </w:tcPr>
-          <w:p>
-            <w:pPr>
-              <w:pStyle w:val="11"/>
+              <w:top w:val="single" w:sz="4" w:space="0" w:color="000000"/>
+              <w:left w:val="single" w:sz="4" w:space="0" w:color="000000"/>
+              <w:bottom w:val="single" w:sz="4" w:space="0" w:color="000000"/>
+              <w:right w:val="single" w:sz="4" w:space="0" w:color="000000"/>
+            </w:tcBorders>
+          </w:tcPr>
+          <w:p>
+            <w:pPr>
+              <w:pStyle w:val="TableParagraph"/>
               <w:spacing w:before="147" w:line="240" w:lineRule="auto"/>
               <w:ind w:left="151" w:right="0"/>
               <w:jc w:val="left"/>
               <w:rPr>
-                <w:rFonts w:ascii="宋体" w:hAnsi="宋体" w:eastAsia="宋体" w:cs="宋体"/>
-                <w:sz w:val="28"/>
-                <w:szCs w:val="28"/>
-              </w:rPr>
-            </w:pPr>
-            <w:r>
-              <w:rPr>
-                <w:rFonts w:ascii="宋体" w:hAnsi="宋体" w:eastAsia="宋体" w:cs="宋体"/>
+                <w:rFonts w:ascii="宋体" w:eastAsia="宋体" w:hAnsi="宋体" w:cs="宋体"/>
+                <w:sz w:val="28"/>
+                <w:szCs w:val="28"/>
+              </w:rPr>
+            </w:pPr>
+            <w:r>
+              <w:rPr>
+                <w:rFonts w:ascii="宋体" w:eastAsia="宋体" w:hAnsi="宋体" w:cs="宋体"/>
                 <w:b/>
                 <w:bCs/>
                 <w:sz w:val="28"/>
@@ -1251,26 +1213,26 @@
           <w:tcPr>
             <w:tcW w:w="1646" w:type="dxa"/>
             <w:tcBorders>
-              <w:top w:val="single" w:color="000000" w:sz="4" w:space="0"/>
-              <w:left w:val="single" w:color="000000" w:sz="4" w:space="0"/>
-              <w:bottom w:val="single" w:color="000000" w:sz="4" w:space="0"/>
-              <w:right w:val="single" w:color="000000" w:sz="4" w:space="0"/>
-            </w:tcBorders>
-          </w:tcPr>
-          <w:p>
-            <w:pPr>
-              <w:pStyle w:val="11"/>
+              <w:top w:val="single" w:sz="4" w:space="0" w:color="000000"/>
+              <w:left w:val="single" w:sz="4" w:space="0" w:color="000000"/>
+              <w:bottom w:val="single" w:sz="4" w:space="0" w:color="000000"/>
+              <w:right w:val="single" w:sz="4" w:space="0" w:color="000000"/>
+            </w:tcBorders>
+          </w:tcPr>
+          <w:p>
+            <w:pPr>
+              <w:pStyle w:val="TableParagraph"/>
               <w:spacing w:before="202" w:line="240" w:lineRule="auto"/>
               <w:ind w:left="151" w:right="0"/>
               <w:jc w:val="left"/>
               <w:rPr>
-                <w:rFonts w:hint="default" w:eastAsia="宋体"/>
-                <w:lang w:val="en-US" w:eastAsia="zh-CN"/>
-              </w:rPr>
-            </w:pPr>
-            <w:r>
-              <w:rPr>
-                <w:rFonts w:hint="eastAsia" w:eastAsia="宋体"/>
+                <w:rFonts w:eastAsia="宋体" w:hint="default"/>
+                <w:lang w:val="en-US" w:eastAsia="zh-CN"/>
+              </w:rPr>
+            </w:pPr>
+            <w:r>
+              <w:rPr>
+                <w:rFonts w:eastAsia="宋体" w:hint="eastAsia"/>
                 <w:lang w:val="en-US" w:eastAsia="zh-CN"/>
               </w:rPr>
               <w:t>2</w:t>
@@ -1283,27 +1245,27 @@
           <w:tcPr>
             <w:tcW w:w="1270" w:type="dxa"/>
             <w:tcBorders>
-              <w:top w:val="single" w:color="000000" w:sz="4" w:space="0"/>
-              <w:left w:val="single" w:color="000000" w:sz="4" w:space="0"/>
-              <w:bottom w:val="single" w:color="000000" w:sz="4" w:space="0"/>
-              <w:right w:val="single" w:color="000000" w:sz="4" w:space="0"/>
-            </w:tcBorders>
-          </w:tcPr>
-          <w:p>
-            <w:pPr>
-              <w:pStyle w:val="11"/>
+              <w:top w:val="single" w:sz="4" w:space="0" w:color="000000"/>
+              <w:left w:val="single" w:sz="4" w:space="0" w:color="000000"/>
+              <w:bottom w:val="single" w:sz="4" w:space="0" w:color="000000"/>
+              <w:right w:val="single" w:sz="4" w:space="0" w:color="000000"/>
+            </w:tcBorders>
+          </w:tcPr>
+          <w:p>
+            <w:pPr>
+              <w:pStyle w:val="TableParagraph"/>
               <w:spacing w:before="147" w:line="240" w:lineRule="auto"/>
-              <w:ind w:left="253" w:leftChars="0" w:right="0" w:hanging="253" w:hangingChars="90"/>
-              <w:jc w:val="left"/>
-              <w:rPr>
-                <w:rFonts w:ascii="宋体" w:hAnsi="宋体" w:eastAsia="宋体" w:cs="宋体"/>
-                <w:sz w:val="28"/>
-                <w:szCs w:val="28"/>
-              </w:rPr>
-            </w:pPr>
-            <w:r>
-              <w:rPr>
-                <w:rFonts w:ascii="宋体" w:hAnsi="宋体" w:eastAsia="宋体" w:cs="宋体"/>
+              <w:ind w:left="253" w:right="0" w:hanging="198" w:leftChars="0" w:hangingChars="90"/>
+              <w:jc w:val="left"/>
+              <w:rPr>
+                <w:rFonts w:ascii="宋体" w:eastAsia="宋体" w:hAnsi="宋体" w:cs="宋体"/>
+                <w:sz w:val="28"/>
+                <w:szCs w:val="28"/>
+              </w:rPr>
+            </w:pPr>
+            <w:r>
+              <w:rPr>
+                <w:rFonts w:ascii="宋体" w:eastAsia="宋体" w:hAnsi="宋体" w:cs="宋体"/>
                 <w:b/>
                 <w:bCs/>
                 <w:sz w:val="28"/>
@@ -1318,15 +1280,15 @@
             <w:tcW w:w="3795" w:type="dxa"/>
             <w:gridSpan w:val="2"/>
             <w:tcBorders>
-              <w:top w:val="single" w:color="000000" w:sz="4" w:space="0"/>
-              <w:left w:val="single" w:color="000000" w:sz="4" w:space="0"/>
-              <w:bottom w:val="single" w:color="000000" w:sz="4" w:space="0"/>
-              <w:right w:val="single" w:color="000000" w:sz="4" w:space="0"/>
-            </w:tcBorders>
-          </w:tcPr>
-          <w:p>
-            <w:pPr>
-              <w:pStyle w:val="11"/>
+              <w:top w:val="single" w:sz="4" w:space="0" w:color="000000"/>
+              <w:left w:val="single" w:sz="4" w:space="0" w:color="000000"/>
+              <w:bottom w:val="single" w:sz="4" w:space="0" w:color="000000"/>
+              <w:right w:val="single" w:sz="4" w:space="0" w:color="000000"/>
+            </w:tcBorders>
+          </w:tcPr>
+          <w:p>
+            <w:pPr>
+              <w:pStyle w:val="TableParagraph"/>
               <w:spacing w:before="202" w:line="240" w:lineRule="auto"/>
               <w:ind w:left="151" w:right="0"/>
               <w:jc w:val="left"/>
@@ -1345,6 +1307,9 @@
       </w:tr>
       <w:tr>
         <w:tblPrEx>
+          <w:tblW w:w="0" w:type="auto"/>
+          <w:tblInd w:w="102" w:type="dxa"/>
+          <w:tblLayout w:type="fixed"/>
           <w:tblCellMar>
             <w:top w:w="0" w:type="dxa"/>
             <w:left w:w="0" w:type="dxa"/>
@@ -1353,34 +1318,34 @@
           </w:tblCellMar>
         </w:tblPrEx>
         <w:trPr>
-          <w:trHeight w:val="826" w:hRule="exact"/>
+          <w:trHeight w:hRule="exact" w:val="826"/>
         </w:trPr>
         <w:tc>
           <w:tcPr>
             <w:tcW w:w="1922" w:type="dxa"/>
             <w:gridSpan w:val="2"/>
             <w:tcBorders>
-              <w:top w:val="single" w:color="000000" w:sz="4" w:space="0"/>
-              <w:left w:val="single" w:color="000000" w:sz="4" w:space="0"/>
-              <w:bottom w:val="single" w:color="000000" w:sz="4" w:space="0"/>
-              <w:right w:val="single" w:color="000000" w:sz="4" w:space="0"/>
-            </w:tcBorders>
-          </w:tcPr>
-          <w:p>
-            <w:pPr>
-              <w:pStyle w:val="11"/>
+              <w:top w:val="single" w:sz="4" w:space="0" w:color="000000"/>
+              <w:left w:val="single" w:sz="4" w:space="0" w:color="000000"/>
+              <w:bottom w:val="single" w:sz="4" w:space="0" w:color="000000"/>
+              <w:right w:val="single" w:sz="4" w:space="0" w:color="000000"/>
+            </w:tcBorders>
+          </w:tcPr>
+          <w:p>
+            <w:pPr>
+              <w:pStyle w:val="TableParagraph"/>
               <w:spacing w:before="137" w:line="240" w:lineRule="auto"/>
               <w:ind w:left="151" w:right="0"/>
               <w:jc w:val="left"/>
               <w:rPr>
-                <w:rFonts w:ascii="宋体" w:hAnsi="宋体" w:eastAsia="宋体" w:cs="宋体"/>
-                <w:sz w:val="28"/>
-                <w:szCs w:val="28"/>
-              </w:rPr>
-            </w:pPr>
-            <w:r>
-              <w:rPr>
-                <w:rFonts w:ascii="宋体" w:hAnsi="宋体" w:eastAsia="宋体" w:cs="宋体"/>
+                <w:rFonts w:ascii="宋体" w:eastAsia="宋体" w:hAnsi="宋体" w:cs="宋体"/>
+                <w:sz w:val="28"/>
+                <w:szCs w:val="28"/>
+              </w:rPr>
+            </w:pPr>
+            <w:r>
+              <w:rPr>
+                <w:rFonts w:ascii="宋体" w:eastAsia="宋体" w:hAnsi="宋体" w:cs="宋体"/>
                 <w:b/>
                 <w:bCs/>
                 <w:sz w:val="28"/>
@@ -1394,26 +1359,26 @@
           <w:tcPr>
             <w:tcW w:w="1646" w:type="dxa"/>
             <w:tcBorders>
-              <w:top w:val="single" w:color="000000" w:sz="4" w:space="0"/>
-              <w:left w:val="single" w:color="000000" w:sz="4" w:space="0"/>
-              <w:bottom w:val="single" w:color="000000" w:sz="4" w:space="0"/>
-              <w:right w:val="single" w:color="000000" w:sz="4" w:space="0"/>
-            </w:tcBorders>
-          </w:tcPr>
-          <w:p>
-            <w:pPr>
-              <w:pStyle w:val="11"/>
+              <w:top w:val="single" w:sz="4" w:space="0" w:color="000000"/>
+              <w:left w:val="single" w:sz="4" w:space="0" w:color="000000"/>
+              <w:bottom w:val="single" w:sz="4" w:space="0" w:color="000000"/>
+              <w:right w:val="single" w:sz="4" w:space="0" w:color="000000"/>
+            </w:tcBorders>
+          </w:tcPr>
+          <w:p>
+            <w:pPr>
+              <w:pStyle w:val="TableParagraph"/>
               <w:spacing w:before="202" w:line="240" w:lineRule="auto"/>
               <w:ind w:left="151" w:right="0"/>
               <w:jc w:val="left"/>
               <w:rPr>
-                <w:rFonts w:hint="default" w:eastAsia="宋体"/>
-                <w:lang w:val="en-US" w:eastAsia="zh-CN"/>
-              </w:rPr>
-            </w:pPr>
-            <w:r>
-              <w:rPr>
-                <w:rFonts w:hint="eastAsia" w:eastAsia="宋体"/>
+                <w:rFonts w:eastAsia="宋体" w:hint="default"/>
+                <w:lang w:val="en-US" w:eastAsia="zh-CN"/>
+              </w:rPr>
+            </w:pPr>
+            <w:r>
+              <w:rPr>
+                <w:rFonts w:eastAsia="宋体" w:hint="eastAsia"/>
                 <w:lang w:val="en-US" w:eastAsia="zh-CN"/>
               </w:rPr>
               <w:t>综合部</w:t>
@@ -1424,27 +1389,27 @@
           <w:tcPr>
             <w:tcW w:w="1270" w:type="dxa"/>
             <w:tcBorders>
-              <w:top w:val="single" w:color="000000" w:sz="4" w:space="0"/>
-              <w:left w:val="single" w:color="000000" w:sz="4" w:space="0"/>
-              <w:bottom w:val="single" w:color="000000" w:sz="4" w:space="0"/>
-              <w:right w:val="single" w:color="000000" w:sz="4" w:space="0"/>
-            </w:tcBorders>
-          </w:tcPr>
-          <w:p>
-            <w:pPr>
-              <w:pStyle w:val="11"/>
+              <w:top w:val="single" w:sz="4" w:space="0" w:color="000000"/>
+              <w:left w:val="single" w:sz="4" w:space="0" w:color="000000"/>
+              <w:bottom w:val="single" w:sz="4" w:space="0" w:color="000000"/>
+              <w:right w:val="single" w:sz="4" w:space="0" w:color="000000"/>
+            </w:tcBorders>
+          </w:tcPr>
+          <w:p>
+            <w:pPr>
+              <w:pStyle w:val="TableParagraph"/>
               <w:spacing w:before="137" w:line="240" w:lineRule="auto"/>
-              <w:ind w:left="-646" w:leftChars="0" w:right="0" w:firstLine="647" w:firstLineChars="230"/>
-              <w:jc w:val="left"/>
-              <w:rPr>
-                <w:rFonts w:ascii="宋体" w:hAnsi="宋体" w:eastAsia="宋体" w:cs="宋体"/>
-                <w:sz w:val="28"/>
-                <w:szCs w:val="28"/>
-              </w:rPr>
-            </w:pPr>
-            <w:r>
-              <w:rPr>
-                <w:rFonts w:ascii="宋体" w:hAnsi="宋体" w:eastAsia="宋体" w:cs="宋体"/>
+              <w:ind w:left="-646" w:right="0" w:firstLine="506" w:leftChars="0" w:firstLineChars="230"/>
+              <w:jc w:val="left"/>
+              <w:rPr>
+                <w:rFonts w:ascii="宋体" w:eastAsia="宋体" w:hAnsi="宋体" w:cs="宋体"/>
+                <w:sz w:val="28"/>
+                <w:szCs w:val="28"/>
+              </w:rPr>
+            </w:pPr>
+            <w:r>
+              <w:rPr>
+                <w:rFonts w:ascii="宋体" w:eastAsia="宋体" w:hAnsi="宋体" w:cs="宋体"/>
                 <w:b/>
                 <w:bCs/>
                 <w:sz w:val="28"/>
@@ -1459,15 +1424,15 @@
             <w:tcW w:w="3795" w:type="dxa"/>
             <w:gridSpan w:val="2"/>
             <w:tcBorders>
-              <w:top w:val="single" w:color="000000" w:sz="4" w:space="0"/>
-              <w:left w:val="single" w:color="000000" w:sz="4" w:space="0"/>
-              <w:bottom w:val="single" w:color="000000" w:sz="4" w:space="0"/>
-              <w:right w:val="single" w:color="000000" w:sz="4" w:space="0"/>
-            </w:tcBorders>
-          </w:tcPr>
-          <w:p>
-            <w:pPr>
-              <w:pStyle w:val="11"/>
+              <w:top w:val="single" w:sz="4" w:space="0" w:color="000000"/>
+              <w:left w:val="single" w:sz="4" w:space="0" w:color="000000"/>
+              <w:bottom w:val="single" w:sz="4" w:space="0" w:color="000000"/>
+              <w:right w:val="single" w:sz="4" w:space="0" w:color="000000"/>
+            </w:tcBorders>
+          </w:tcPr>
+          <w:p>
+            <w:pPr>
+              <w:pStyle w:val="TableParagraph"/>
               <w:spacing w:before="202" w:line="240" w:lineRule="auto"/>
               <w:ind w:left="151" w:right="0"/>
               <w:jc w:val="left"/>
@@ -1478,7 +1443,7 @@
             </w:pPr>
             <w:r>
               <w:rPr>
-                <w:rFonts w:hint="eastAsia" w:eastAsia="宋体"/>
+                <w:rFonts w:eastAsia="宋体" w:hint="eastAsia"/>
                 <w:lang w:val="en-US" w:eastAsia="zh-CN"/>
               </w:rPr>
               <w:t>《HFSJ-ITSS-0503-人员培训管理制度》</w:t>
@@ -1488,6 +1453,9 @@
       </w:tr>
       <w:tr>
         <w:tblPrEx>
+          <w:tblW w:w="0" w:type="auto"/>
+          <w:tblInd w:w="102" w:type="dxa"/>
+          <w:tblLayout w:type="fixed"/>
           <w:tblCellMar>
             <w:top w:w="0" w:type="dxa"/>
             <w:left w:w="0" w:type="dxa"/>
@@ -1496,34 +1464,34 @@
           </w:tblCellMar>
         </w:tblPrEx>
         <w:trPr>
-          <w:trHeight w:val="628" w:hRule="exact"/>
+          <w:trHeight w:hRule="exact" w:val="628"/>
         </w:trPr>
         <w:tc>
           <w:tcPr>
             <w:tcW w:w="1922" w:type="dxa"/>
             <w:gridSpan w:val="2"/>
             <w:tcBorders>
-              <w:top w:val="single" w:color="000000" w:sz="4" w:space="0"/>
-              <w:left w:val="single" w:color="000000" w:sz="4" w:space="0"/>
-              <w:bottom w:val="single" w:color="000000" w:sz="4" w:space="0"/>
-              <w:right w:val="single" w:color="000000" w:sz="4" w:space="0"/>
-            </w:tcBorders>
-          </w:tcPr>
-          <w:p>
-            <w:pPr>
-              <w:pStyle w:val="11"/>
+              <w:top w:val="single" w:sz="4" w:space="0" w:color="000000"/>
+              <w:left w:val="single" w:sz="4" w:space="0" w:color="000000"/>
+              <w:bottom w:val="single" w:sz="4" w:space="0" w:color="000000"/>
+              <w:right w:val="single" w:sz="4" w:space="0" w:color="000000"/>
+            </w:tcBorders>
+          </w:tcPr>
+          <w:p>
+            <w:pPr>
+              <w:pStyle w:val="TableParagraph"/>
               <w:spacing w:before="202" w:line="240" w:lineRule="auto"/>
               <w:ind w:left="151" w:right="0"/>
               <w:jc w:val="left"/>
               <w:rPr>
-                <w:rFonts w:ascii="宋体" w:hAnsi="宋体" w:eastAsia="宋体" w:cs="宋体"/>
-                <w:sz w:val="28"/>
-                <w:szCs w:val="28"/>
-              </w:rPr>
-            </w:pPr>
-            <w:r>
-              <w:rPr>
-                <w:rFonts w:ascii="宋体" w:hAnsi="宋体" w:eastAsia="宋体" w:cs="宋体"/>
+                <w:rFonts w:ascii="宋体" w:eastAsia="宋体" w:hAnsi="宋体" w:cs="宋体"/>
+                <w:sz w:val="28"/>
+                <w:szCs w:val="28"/>
+              </w:rPr>
+            </w:pPr>
+            <w:r>
+              <w:rPr>
+                <w:rFonts w:ascii="宋体" w:eastAsia="宋体" w:hAnsi="宋体" w:cs="宋体"/>
                 <w:b/>
                 <w:bCs/>
                 <w:sz w:val="28"/>
@@ -1533,7 +1501,7 @@
             </w:r>
             <w:r>
               <w:rPr>
-                <w:rFonts w:ascii="宋体" w:hAnsi="宋体" w:eastAsia="宋体" w:cs="宋体"/>
+                <w:rFonts w:ascii="宋体" w:eastAsia="宋体" w:hAnsi="宋体" w:cs="宋体"/>
                 <w:b/>
                 <w:bCs/>
                 <w:spacing w:val="-4"/>
@@ -1544,7 +1512,7 @@
             </w:r>
             <w:r>
               <w:rPr>
-                <w:rFonts w:ascii="宋体" w:hAnsi="宋体" w:eastAsia="宋体" w:cs="宋体"/>
+                <w:rFonts w:ascii="宋体" w:eastAsia="宋体" w:hAnsi="宋体" w:cs="宋体"/>
                 <w:b/>
                 <w:bCs/>
                 <w:sz w:val="28"/>
@@ -1558,26 +1526,26 @@
           <w:tcPr>
             <w:tcW w:w="1646" w:type="dxa"/>
             <w:tcBorders>
-              <w:top w:val="single" w:color="000000" w:sz="4" w:space="0"/>
-              <w:left w:val="single" w:color="000000" w:sz="4" w:space="0"/>
-              <w:bottom w:val="single" w:color="000000" w:sz="4" w:space="0"/>
-              <w:right w:val="single" w:color="000000" w:sz="4" w:space="0"/>
-            </w:tcBorders>
-          </w:tcPr>
-          <w:p>
-            <w:pPr>
-              <w:pStyle w:val="11"/>
+              <w:top w:val="single" w:sz="4" w:space="0" w:color="000000"/>
+              <w:left w:val="single" w:sz="4" w:space="0" w:color="000000"/>
+              <w:bottom w:val="single" w:sz="4" w:space="0" w:color="000000"/>
+              <w:right w:val="single" w:sz="4" w:space="0" w:color="000000"/>
+            </w:tcBorders>
+          </w:tcPr>
+          <w:p>
+            <w:pPr>
+              <w:pStyle w:val="TableParagraph"/>
               <w:spacing w:before="202" w:line="240" w:lineRule="auto"/>
               <w:ind w:left="151" w:right="0"/>
               <w:jc w:val="left"/>
               <w:rPr>
-                <w:rFonts w:hint="default" w:eastAsia="宋体"/>
-                <w:lang w:val="en-US" w:eastAsia="zh-CN"/>
-              </w:rPr>
-            </w:pPr>
-            <w:r>
-              <w:rPr>
-                <w:rFonts w:hint="eastAsia" w:eastAsia="宋体"/>
+                <w:rFonts w:eastAsia="宋体" w:hint="default"/>
+                <w:lang w:val="en-US" w:eastAsia="zh-CN"/>
+              </w:rPr>
+            </w:pPr>
+            <w:r>
+              <w:rPr>
+                <w:rFonts w:eastAsia="宋体" w:hint="eastAsia"/>
                 <w:lang w:val="en-US" w:eastAsia="zh-CN"/>
               </w:rPr>
               <w:t>刘文桂-综合部</w:t>
@@ -1588,27 +1556,27 @@
           <w:tcPr>
             <w:tcW w:w="1270" w:type="dxa"/>
             <w:tcBorders>
-              <w:top w:val="single" w:color="000000" w:sz="4" w:space="0"/>
-              <w:left w:val="single" w:color="000000" w:sz="4" w:space="0"/>
-              <w:bottom w:val="single" w:color="000000" w:sz="4" w:space="0"/>
-              <w:right w:val="single" w:color="000000" w:sz="4" w:space="0"/>
-            </w:tcBorders>
-          </w:tcPr>
-          <w:p>
-            <w:pPr>
-              <w:pStyle w:val="11"/>
+              <w:top w:val="single" w:sz="4" w:space="0" w:color="000000"/>
+              <w:left w:val="single" w:sz="4" w:space="0" w:color="000000"/>
+              <w:bottom w:val="single" w:sz="4" w:space="0" w:color="000000"/>
+              <w:right w:val="single" w:sz="4" w:space="0" w:color="000000"/>
+            </w:tcBorders>
+          </w:tcPr>
+          <w:p>
+            <w:pPr>
+              <w:pStyle w:val="TableParagraph"/>
               <w:spacing w:before="202" w:line="240" w:lineRule="auto"/>
               <w:ind w:left="-219" w:right="0"/>
               <w:jc w:val="left"/>
               <w:rPr>
-                <w:rFonts w:ascii="宋体" w:hAnsi="宋体" w:eastAsia="宋体" w:cs="宋体"/>
-                <w:sz w:val="28"/>
-                <w:szCs w:val="28"/>
-              </w:rPr>
-            </w:pPr>
-            <w:r>
-              <w:rPr>
-                <w:rFonts w:ascii="宋体" w:hAnsi="宋体" w:eastAsia="宋体" w:cs="宋体"/>
+                <w:rFonts w:ascii="宋体" w:eastAsia="宋体" w:hAnsi="宋体" w:cs="宋体"/>
+                <w:sz w:val="28"/>
+                <w:szCs w:val="28"/>
+              </w:rPr>
+            </w:pPr>
+            <w:r>
+              <w:rPr>
+                <w:rFonts w:ascii="宋体" w:eastAsia="宋体" w:hAnsi="宋体" w:cs="宋体"/>
                 <w:sz w:val="28"/>
                 <w:szCs w:val="28"/>
               </w:rPr>
@@ -1616,7 +1584,7 @@
             </w:r>
             <w:r>
               <w:rPr>
-                <w:rFonts w:ascii="宋体" w:hAnsi="宋体" w:eastAsia="宋体" w:cs="宋体"/>
+                <w:rFonts w:ascii="宋体" w:eastAsia="宋体" w:hAnsi="宋体" w:cs="宋体"/>
                 <w:b/>
                 <w:bCs/>
                 <w:sz w:val="28"/>
@@ -1631,15 +1599,15 @@
             <w:tcW w:w="3795" w:type="dxa"/>
             <w:gridSpan w:val="2"/>
             <w:tcBorders>
-              <w:top w:val="single" w:color="000000" w:sz="4" w:space="0"/>
-              <w:left w:val="single" w:color="000000" w:sz="4" w:space="0"/>
-              <w:bottom w:val="single" w:color="000000" w:sz="4" w:space="0"/>
-              <w:right w:val="single" w:color="000000" w:sz="4" w:space="0"/>
-            </w:tcBorders>
-          </w:tcPr>
-          <w:p>
-            <w:pPr>
-              <w:pStyle w:val="11"/>
+              <w:top w:val="single" w:sz="4" w:space="0" w:color="000000"/>
+              <w:left w:val="single" w:sz="4" w:space="0" w:color="000000"/>
+              <w:bottom w:val="single" w:sz="4" w:space="0" w:color="000000"/>
+              <w:right w:val="single" w:sz="4" w:space="0" w:color="000000"/>
+            </w:tcBorders>
+          </w:tcPr>
+          <w:p>
+            <w:pPr>
+              <w:pStyle w:val="TableParagraph"/>
               <w:spacing w:before="202" w:line="240" w:lineRule="auto"/>
               <w:ind w:left="151" w:right="0"/>
               <w:jc w:val="left"/>
@@ -1658,6 +1626,9 @@
       </w:tr>
       <w:tr>
         <w:tblPrEx>
+          <w:tblW w:w="0" w:type="auto"/>
+          <w:tblInd w:w="102" w:type="dxa"/>
+          <w:tblLayout w:type="fixed"/>
           <w:tblCellMar>
             <w:top w:w="0" w:type="dxa"/>
             <w:left w:w="0" w:type="dxa"/>
@@ -1666,22 +1637,22 @@
           </w:tblCellMar>
         </w:tblPrEx>
         <w:trPr>
-          <w:trHeight w:val="692" w:hRule="exact"/>
+          <w:trHeight w:hRule="exact" w:val="692"/>
         </w:trPr>
         <w:tc>
           <w:tcPr>
             <w:tcW w:w="8633" w:type="dxa"/>
             <w:gridSpan w:val="6"/>
             <w:tcBorders>
-              <w:top w:val="single" w:color="000000" w:sz="4" w:space="0"/>
-              <w:left w:val="single" w:color="000000" w:sz="4" w:space="0"/>
-              <w:bottom w:val="single" w:color="000000" w:sz="4" w:space="0"/>
-              <w:right w:val="single" w:color="000000" w:sz="4" w:space="0"/>
-            </w:tcBorders>
-          </w:tcPr>
-          <w:p>
-            <w:pPr>
-              <w:pStyle w:val="11"/>
+              <w:top w:val="single" w:sz="4" w:space="0" w:color="000000"/>
+              <w:left w:val="single" w:sz="4" w:space="0" w:color="000000"/>
+              <w:bottom w:val="single" w:sz="4" w:space="0" w:color="000000"/>
+              <w:right w:val="single" w:sz="4" w:space="0" w:color="000000"/>
+            </w:tcBorders>
+          </w:tcPr>
+          <w:p>
+            <w:pPr>
+              <w:pStyle w:val="TableParagraph"/>
               <w:spacing w:before="202" w:line="240" w:lineRule="auto"/>
               <w:ind w:left="151" w:right="0"/>
               <w:jc w:val="left"/>
@@ -1692,7 +1663,7 @@
             </w:pPr>
             <w:r>
               <w:rPr>
-                <w:rFonts w:ascii="宋体" w:hAnsi="宋体" w:eastAsia="宋体" w:cs="宋体"/>
+                <w:rFonts w:ascii="宋体" w:eastAsia="宋体" w:hAnsi="宋体" w:cs="宋体"/>
                 <w:b/>
                 <w:bCs/>
                 <w:sz w:val="28"/>
@@ -1702,7 +1673,7 @@
             </w:r>
             <w:r>
               <w:rPr>
-                <w:rFonts w:hint="eastAsia" w:eastAsia="宋体"/>
+                <w:rFonts w:eastAsia="宋体" w:hint="eastAsia"/>
                 <w:lang w:val="en-US" w:eastAsia="zh-CN"/>
               </w:rPr>
               <w:t>《HFSJ-ITSS-0503-人员培训管理制度》</w:t>
@@ -1710,12 +1681,12 @@
           </w:p>
           <w:p>
             <w:pPr>
-              <w:pStyle w:val="11"/>
+              <w:pStyle w:val="TableParagraph"/>
               <w:spacing w:before="203" w:line="240" w:lineRule="auto"/>
               <w:ind w:left="151" w:right="0"/>
               <w:jc w:val="left"/>
               <w:rPr>
-                <w:rFonts w:hint="eastAsia" w:ascii="宋体" w:hAnsi="宋体" w:eastAsia="宋体" w:cs="宋体"/>
+                <w:rFonts w:ascii="宋体" w:eastAsia="宋体" w:hAnsi="宋体" w:cs="宋体" w:hint="eastAsia"/>
                 <w:sz w:val="28"/>
                 <w:szCs w:val="28"/>
                 <w:lang w:eastAsia="zh-CN"/>
@@ -1733,6 +1704,9 @@
       </w:tr>
       <w:tr>
         <w:tblPrEx>
+          <w:tblW w:w="0" w:type="auto"/>
+          <w:tblInd w:w="102" w:type="dxa"/>
+          <w:tblLayout w:type="fixed"/>
           <w:tblCellMar>
             <w:top w:w="0" w:type="dxa"/>
             <w:left w:w="0" w:type="dxa"/>
@@ -1741,22 +1715,22 @@
           </w:tblCellMar>
         </w:tblPrEx>
         <w:trPr>
-          <w:trHeight w:val="3829" w:hRule="exact"/>
+          <w:trHeight w:hRule="exact" w:val="3829"/>
         </w:trPr>
         <w:tc>
           <w:tcPr>
             <w:tcW w:w="8633" w:type="dxa"/>
             <w:gridSpan w:val="6"/>
             <w:tcBorders>
-              <w:top w:val="single" w:color="000000" w:sz="4" w:space="0"/>
-              <w:left w:val="single" w:color="000000" w:sz="4" w:space="0"/>
-              <w:bottom w:val="single" w:color="000000" w:sz="4" w:space="0"/>
-              <w:right w:val="single" w:color="000000" w:sz="4" w:space="0"/>
-            </w:tcBorders>
-          </w:tcPr>
-          <w:p>
-            <w:pPr>
-              <w:pStyle w:val="11"/>
+              <w:top w:val="single" w:sz="4" w:space="0" w:color="000000"/>
+              <w:left w:val="single" w:sz="4" w:space="0" w:color="000000"/>
+              <w:bottom w:val="single" w:sz="4" w:space="0" w:color="000000"/>
+              <w:right w:val="single" w:sz="4" w:space="0" w:color="000000"/>
+            </w:tcBorders>
+          </w:tcPr>
+          <w:p>
+            <w:pPr>
+              <w:pStyle w:val="TableParagraph"/>
               <w:keepNext w:val="0"/>
               <w:keepLines w:val="0"/>
               <w:pageBreakBefore w:val="0"/>
@@ -1796,7 +1770,7 @@
             </w:r>
             <w:r>
               <w:rPr>
-                <w:rFonts w:hint="eastAsia" w:eastAsia="宋体"/>
+                <w:rFonts w:eastAsia="宋体" w:hint="eastAsia"/>
                 <w:lang w:val="en-US" w:eastAsia="zh-CN"/>
               </w:rPr>
               <w:t>HFSJ-ITSS-0503-人员培训管理制度</w:t>
@@ -1813,7 +1787,7 @@
           </w:p>
           <w:p>
             <w:pPr>
-              <w:pStyle w:val="11"/>
+              <w:pStyle w:val="TableParagraph"/>
               <w:keepNext w:val="0"/>
               <w:keepLines w:val="0"/>
               <w:pageBreakBefore w:val="0"/>
@@ -1832,7 +1806,7 @@
               <w:adjustRightInd/>
               <w:snapToGrid/>
               <w:spacing w:before="203" w:line="120" w:lineRule="auto"/>
-              <w:ind w:left="425" w:leftChars="0" w:right="0" w:rightChars="0" w:hanging="425" w:firstLineChars="0"/>
+              <w:ind w:left="425" w:right="0" w:hanging="425" w:leftChars="0" w:rightChars="0" w:firstLineChars="0"/>
               <w:jc w:val="left"/>
               <w:textAlignment w:val="auto"/>
               <w:rPr>
@@ -1850,7 +1824,7 @@
           </w:p>
           <w:p>
             <w:pPr>
-              <w:pStyle w:val="11"/>
+              <w:pStyle w:val="TableParagraph"/>
               <w:keepNext w:val="0"/>
               <w:keepLines w:val="0"/>
               <w:pageBreakBefore w:val="0"/>
@@ -1869,7 +1843,7 @@
               <w:adjustRightInd/>
               <w:snapToGrid/>
               <w:spacing w:before="203" w:line="120" w:lineRule="auto"/>
-              <w:ind w:left="425" w:leftChars="0" w:right="0" w:rightChars="0" w:hanging="425" w:firstLineChars="0"/>
+              <w:ind w:left="425" w:right="0" w:hanging="425" w:leftChars="0" w:rightChars="0" w:firstLineChars="0"/>
               <w:jc w:val="left"/>
               <w:textAlignment w:val="auto"/>
               <w:rPr>
@@ -1887,7 +1861,7 @@
           </w:p>
           <w:p>
             <w:pPr>
-              <w:pStyle w:val="11"/>
+              <w:pStyle w:val="TableParagraph"/>
               <w:keepNext w:val="0"/>
               <w:keepLines w:val="0"/>
               <w:pageBreakBefore w:val="0"/>
@@ -1906,7 +1880,7 @@
               <w:adjustRightInd/>
               <w:snapToGrid/>
               <w:spacing w:before="203" w:line="120" w:lineRule="auto"/>
-              <w:ind w:left="425" w:leftChars="0" w:right="0" w:rightChars="0" w:hanging="425" w:firstLineChars="0"/>
+              <w:ind w:left="425" w:right="0" w:hanging="425" w:leftChars="0" w:rightChars="0" w:firstLineChars="0"/>
               <w:jc w:val="left"/>
               <w:textAlignment w:val="auto"/>
               <w:rPr>
@@ -1924,7 +1898,7 @@
           </w:p>
           <w:p>
             <w:pPr>
-              <w:pStyle w:val="11"/>
+              <w:pStyle w:val="TableParagraph"/>
               <w:keepNext w:val="0"/>
               <w:keepLines w:val="0"/>
               <w:pageBreakBefore w:val="0"/>
@@ -1943,7 +1917,7 @@
               <w:adjustRightInd/>
               <w:snapToGrid/>
               <w:spacing w:before="203" w:line="120" w:lineRule="auto"/>
-              <w:ind w:left="425" w:leftChars="0" w:right="0" w:rightChars="0" w:hanging="425" w:firstLineChars="0"/>
+              <w:ind w:left="425" w:right="0" w:hanging="425" w:leftChars="0" w:rightChars="0" w:firstLineChars="0"/>
               <w:jc w:val="left"/>
               <w:textAlignment w:val="auto"/>
               <w:rPr>
@@ -1961,7 +1935,7 @@
           </w:p>
           <w:p>
             <w:pPr>
-              <w:pStyle w:val="11"/>
+              <w:pStyle w:val="TableParagraph"/>
               <w:keepNext w:val="0"/>
               <w:keepLines w:val="0"/>
               <w:pageBreakBefore w:val="0"/>
@@ -1980,7 +1954,7 @@
               <w:adjustRightInd/>
               <w:snapToGrid/>
               <w:spacing w:before="203" w:line="120" w:lineRule="auto"/>
-              <w:ind w:left="425" w:leftChars="0" w:right="0" w:rightChars="0" w:hanging="425" w:firstLineChars="0"/>
+              <w:ind w:left="425" w:right="0" w:hanging="425" w:leftChars="0" w:rightChars="0" w:firstLineChars="0"/>
               <w:jc w:val="left"/>
               <w:textAlignment w:val="auto"/>
               <w:rPr>
@@ -1998,7 +1972,7 @@
           </w:p>
           <w:p>
             <w:pPr>
-              <w:pStyle w:val="11"/>
+              <w:pStyle w:val="TableParagraph"/>
               <w:keepNext w:val="0"/>
               <w:keepLines w:val="0"/>
               <w:pageBreakBefore w:val="0"/>
@@ -2017,7 +1991,7 @@
               <w:adjustRightInd/>
               <w:snapToGrid/>
               <w:spacing w:before="203" w:line="120" w:lineRule="auto"/>
-              <w:ind w:left="425" w:leftChars="0" w:right="0" w:rightChars="0" w:hanging="425" w:firstLineChars="0"/>
+              <w:ind w:left="425" w:right="0" w:hanging="425" w:leftChars="0" w:rightChars="0" w:firstLineChars="0"/>
               <w:jc w:val="left"/>
               <w:textAlignment w:val="auto"/>
               <w:rPr>
@@ -2035,7 +2009,7 @@
           </w:p>
           <w:p>
             <w:pPr>
-              <w:pStyle w:val="11"/>
+              <w:pStyle w:val="TableParagraph"/>
               <w:keepNext w:val="0"/>
               <w:keepLines w:val="0"/>
               <w:pageBreakBefore w:val="0"/>
@@ -2054,7 +2028,7 @@
               <w:adjustRightInd/>
               <w:snapToGrid/>
               <w:spacing w:before="203" w:line="120" w:lineRule="auto"/>
-              <w:ind w:left="425" w:leftChars="0" w:right="0" w:rightChars="0" w:hanging="425" w:firstLineChars="0"/>
+              <w:ind w:left="425" w:right="0" w:hanging="425" w:leftChars="0" w:rightChars="0" w:firstLineChars="0"/>
               <w:jc w:val="left"/>
               <w:textAlignment w:val="auto"/>
               <w:rPr>
@@ -2072,7 +2046,7 @@
           </w:p>
           <w:p>
             <w:pPr>
-              <w:pStyle w:val="11"/>
+              <w:pStyle w:val="TableParagraph"/>
               <w:keepNext w:val="0"/>
               <w:keepLines w:val="0"/>
               <w:pageBreakBefore w:val="0"/>
@@ -2091,7 +2065,7 @@
               <w:adjustRightInd/>
               <w:snapToGrid/>
               <w:spacing w:before="203" w:line="120" w:lineRule="auto"/>
-              <w:ind w:left="425" w:leftChars="0" w:right="0" w:rightChars="0" w:hanging="425" w:firstLineChars="0"/>
+              <w:ind w:left="425" w:right="0" w:hanging="425" w:leftChars="0" w:rightChars="0" w:firstLineChars="0"/>
               <w:jc w:val="left"/>
               <w:textAlignment w:val="auto"/>
               <w:rPr>
@@ -2111,6 +2085,9 @@
       </w:tr>
       <w:tr>
         <w:tblPrEx>
+          <w:tblW w:w="0" w:type="auto"/>
+          <w:tblInd w:w="102" w:type="dxa"/>
+          <w:tblLayout w:type="fixed"/>
           <w:tblCellMar>
             <w:top w:w="0" w:type="dxa"/>
             <w:left w:w="0" w:type="dxa"/>
@@ -2119,34 +2096,34 @@
           </w:tblCellMar>
         </w:tblPrEx>
         <w:trPr>
-          <w:trHeight w:val="634" w:hRule="exact"/>
+          <w:trHeight w:hRule="exact" w:val="634"/>
         </w:trPr>
         <w:tc>
           <w:tcPr>
             <w:tcW w:w="8633" w:type="dxa"/>
             <w:gridSpan w:val="6"/>
             <w:tcBorders>
-              <w:top w:val="single" w:color="000000" w:sz="4" w:space="0"/>
-              <w:left w:val="single" w:color="000000" w:sz="4" w:space="0"/>
-              <w:bottom w:val="single" w:color="000000" w:sz="4" w:space="0"/>
-              <w:right w:val="single" w:color="000000" w:sz="4" w:space="0"/>
-            </w:tcBorders>
-          </w:tcPr>
-          <w:p>
-            <w:pPr>
-              <w:pStyle w:val="11"/>
+              <w:top w:val="single" w:sz="4" w:space="0" w:color="000000"/>
+              <w:left w:val="single" w:sz="4" w:space="0" w:color="000000"/>
+              <w:bottom w:val="single" w:sz="4" w:space="0" w:color="000000"/>
+              <w:right w:val="single" w:sz="4" w:space="0" w:color="000000"/>
+            </w:tcBorders>
+          </w:tcPr>
+          <w:p>
+            <w:pPr>
+              <w:pStyle w:val="TableParagraph"/>
               <w:spacing w:before="86" w:line="240" w:lineRule="auto"/>
               <w:ind w:left="103" w:right="0"/>
               <w:jc w:val="left"/>
               <w:rPr>
-                <w:rFonts w:ascii="宋体" w:hAnsi="宋体" w:eastAsia="宋体" w:cs="宋体"/>
-                <w:sz w:val="28"/>
-                <w:szCs w:val="28"/>
-              </w:rPr>
-            </w:pPr>
-            <w:r>
-              <w:rPr>
-                <w:rFonts w:ascii="宋体" w:hAnsi="宋体" w:eastAsia="宋体" w:cs="宋体"/>
+                <w:rFonts w:ascii="宋体" w:eastAsia="宋体" w:hAnsi="宋体" w:cs="宋体"/>
+                <w:sz w:val="28"/>
+                <w:szCs w:val="28"/>
+              </w:rPr>
+            </w:pPr>
+            <w:r>
+              <w:rPr>
+                <w:rFonts w:ascii="宋体" w:eastAsia="宋体" w:hAnsi="宋体" w:cs="宋体"/>
                 <w:sz w:val="28"/>
                 <w:szCs w:val="28"/>
               </w:rPr>
@@ -2157,6 +2134,9 @@
       </w:tr>
       <w:tr>
         <w:tblPrEx>
+          <w:tblW w:w="0" w:type="auto"/>
+          <w:tblInd w:w="102" w:type="dxa"/>
+          <w:tblLayout w:type="fixed"/>
           <w:tblCellMar>
             <w:top w:w="0" w:type="dxa"/>
             <w:left w:w="0" w:type="dxa"/>
@@ -2165,33 +2145,33 @@
           </w:tblCellMar>
         </w:tblPrEx>
         <w:trPr>
-          <w:trHeight w:val="531" w:hRule="exact"/>
+          <w:trHeight w:hRule="exact" w:val="531"/>
         </w:trPr>
         <w:tc>
           <w:tcPr>
             <w:tcW w:w="764" w:type="dxa"/>
             <w:tcBorders>
-              <w:top w:val="single" w:color="000000" w:sz="4" w:space="0"/>
-              <w:left w:val="single" w:color="000000" w:sz="4" w:space="0"/>
-              <w:bottom w:val="single" w:color="000000" w:sz="4" w:space="0"/>
-              <w:right w:val="single" w:color="000000" w:sz="4" w:space="0"/>
-            </w:tcBorders>
-          </w:tcPr>
-          <w:p>
-            <w:pPr>
-              <w:pStyle w:val="11"/>
+              <w:top w:val="single" w:sz="4" w:space="0" w:color="000000"/>
+              <w:left w:val="single" w:sz="4" w:space="0" w:color="000000"/>
+              <w:bottom w:val="single" w:sz="4" w:space="0" w:color="000000"/>
+              <w:right w:val="single" w:sz="4" w:space="0" w:color="000000"/>
+            </w:tcBorders>
+          </w:tcPr>
+          <w:p>
+            <w:pPr>
+              <w:pStyle w:val="TableParagraph"/>
               <w:spacing w:before="98" w:line="240" w:lineRule="auto"/>
               <w:ind w:left="178" w:right="0"/>
               <w:jc w:val="left"/>
               <w:rPr>
-                <w:rFonts w:ascii="宋体" w:hAnsi="宋体" w:eastAsia="宋体" w:cs="宋体"/>
+                <w:rFonts w:ascii="宋体" w:eastAsia="宋体" w:hAnsi="宋体" w:cs="宋体"/>
                 <w:sz w:val="20"/>
                 <w:szCs w:val="20"/>
               </w:rPr>
             </w:pPr>
             <w:r>
               <w:rPr>
-                <w:rFonts w:ascii="宋体" w:hAnsi="宋体" w:eastAsia="宋体" w:cs="宋体"/>
+                <w:rFonts w:ascii="宋体" w:eastAsia="宋体" w:hAnsi="宋体" w:cs="宋体"/>
                 <w:b/>
                 <w:bCs/>
                 <w:sz w:val="20"/>
@@ -2205,27 +2185,27 @@
           <w:tcPr>
             <w:tcW w:w="1158" w:type="dxa"/>
             <w:tcBorders>
-              <w:top w:val="single" w:color="000000" w:sz="4" w:space="0"/>
-              <w:left w:val="single" w:color="000000" w:sz="4" w:space="0"/>
-              <w:bottom w:val="single" w:color="000000" w:sz="4" w:space="0"/>
-              <w:right w:val="single" w:color="000000" w:sz="4" w:space="0"/>
-            </w:tcBorders>
-          </w:tcPr>
-          <w:p>
-            <w:pPr>
-              <w:pStyle w:val="11"/>
+              <w:top w:val="single" w:sz="4" w:space="0" w:color="000000"/>
+              <w:left w:val="single" w:sz="4" w:space="0" w:color="000000"/>
+              <w:bottom w:val="single" w:sz="4" w:space="0" w:color="000000"/>
+              <w:right w:val="single" w:sz="4" w:space="0" w:color="000000"/>
+            </w:tcBorders>
+          </w:tcPr>
+          <w:p>
+            <w:pPr>
+              <w:pStyle w:val="TableParagraph"/>
               <w:spacing w:before="98" w:line="240" w:lineRule="auto"/>
               <w:ind w:left="395" w:right="0"/>
               <w:jc w:val="left"/>
               <w:rPr>
-                <w:rFonts w:ascii="宋体" w:hAnsi="宋体" w:eastAsia="宋体" w:cs="宋体"/>
+                <w:rFonts w:ascii="宋体" w:eastAsia="宋体" w:hAnsi="宋体" w:cs="宋体"/>
                 <w:sz w:val="20"/>
                 <w:szCs w:val="20"/>
               </w:rPr>
             </w:pPr>
             <w:r>
               <w:rPr>
-                <w:rFonts w:ascii="宋体" w:hAnsi="宋体" w:eastAsia="宋体" w:cs="宋体"/>
+                <w:rFonts w:ascii="宋体" w:eastAsia="宋体" w:hAnsi="宋体" w:cs="宋体"/>
                 <w:b/>
                 <w:bCs/>
                 <w:sz w:val="20"/>
@@ -2239,21 +2219,21 @@
           <w:tcPr>
             <w:tcW w:w="1646" w:type="dxa"/>
             <w:tcBorders>
-              <w:top w:val="single" w:color="000000" w:sz="4" w:space="0"/>
-              <w:left w:val="single" w:color="000000" w:sz="4" w:space="0"/>
-              <w:bottom w:val="single" w:color="000000" w:sz="4" w:space="0"/>
-              <w:right w:val="single" w:color="000000" w:sz="4" w:space="0"/>
+              <w:top w:val="single" w:sz="4" w:space="0" w:color="000000"/>
+              <w:left w:val="single" w:sz="4" w:space="0" w:color="000000"/>
+              <w:bottom w:val="single" w:sz="4" w:space="0" w:color="000000"/>
+              <w:right w:val="single" w:sz="4" w:space="0" w:color="000000"/>
             </w:tcBorders>
             <w:shd w:val="clear" w:color="auto" w:fill="auto"/>
           </w:tcPr>
           <w:p>
             <w:pPr>
-              <w:pStyle w:val="11"/>
+              <w:pStyle w:val="TableParagraph"/>
               <w:spacing w:before="98" w:line="240" w:lineRule="auto"/>
               <w:ind w:left="395" w:right="0"/>
               <w:jc w:val="left"/>
               <w:rPr>
-                <w:rFonts w:ascii="宋体" w:hAnsi="宋体" w:eastAsia="宋体" w:cs="宋体"/>
+                <w:rFonts w:ascii="宋体" w:eastAsia="宋体" w:hAnsi="宋体" w:cs="宋体"/>
                 <w:b/>
                 <w:bCs/>
                 <w:sz w:val="20"/>
@@ -2262,7 +2242,7 @@
             </w:pPr>
             <w:r>
               <w:rPr>
-                <w:rFonts w:ascii="宋体" w:hAnsi="宋体" w:eastAsia="宋体" w:cs="宋体"/>
+                <w:rFonts w:ascii="宋体" w:eastAsia="宋体" w:hAnsi="宋体" w:cs="宋体"/>
                 <w:b/>
                 <w:bCs/>
                 <w:sz w:val="20"/>
@@ -2276,21 +2256,21 @@
           <w:tcPr>
             <w:tcW w:w="1270" w:type="dxa"/>
             <w:tcBorders>
-              <w:top w:val="single" w:color="000000" w:sz="4" w:space="0"/>
-              <w:left w:val="single" w:color="000000" w:sz="4" w:space="0"/>
-              <w:bottom w:val="single" w:color="000000" w:sz="4" w:space="0"/>
-              <w:right w:val="single" w:color="000000" w:sz="4" w:space="0"/>
+              <w:top w:val="single" w:sz="4" w:space="0" w:color="000000"/>
+              <w:left w:val="single" w:sz="4" w:space="0" w:color="000000"/>
+              <w:bottom w:val="single" w:sz="4" w:space="0" w:color="000000"/>
+              <w:right w:val="single" w:sz="4" w:space="0" w:color="000000"/>
             </w:tcBorders>
             <w:shd w:val="clear" w:color="auto" w:fill="auto"/>
           </w:tcPr>
           <w:p>
             <w:pPr>
-              <w:pStyle w:val="11"/>
+              <w:pStyle w:val="TableParagraph"/>
               <w:spacing w:before="98" w:line="240" w:lineRule="auto"/>
               <w:ind w:left="395" w:right="0"/>
               <w:jc w:val="left"/>
               <w:rPr>
-                <w:rFonts w:ascii="宋体" w:hAnsi="宋体" w:eastAsia="宋体" w:cs="宋体"/>
+                <w:rFonts w:ascii="宋体" w:eastAsia="宋体" w:hAnsi="宋体" w:cs="宋体"/>
                 <w:b/>
                 <w:bCs/>
                 <w:sz w:val="20"/>
@@ -2299,7 +2279,7 @@
             </w:pPr>
             <w:r>
               <w:rPr>
-                <w:rFonts w:ascii="宋体" w:hAnsi="宋体" w:eastAsia="宋体" w:cs="宋体"/>
+                <w:rFonts w:ascii="宋体" w:eastAsia="宋体" w:hAnsi="宋体" w:cs="宋体"/>
                 <w:b/>
                 <w:bCs/>
                 <w:sz w:val="20"/>
@@ -2313,21 +2293,21 @@
           <w:tcPr>
             <w:tcW w:w="1886" w:type="dxa"/>
             <w:tcBorders>
-              <w:top w:val="single" w:color="000000" w:sz="4" w:space="0"/>
-              <w:left w:val="single" w:color="000000" w:sz="4" w:space="0"/>
-              <w:bottom w:val="single" w:color="000000" w:sz="4" w:space="0"/>
-              <w:right w:val="single" w:color="000000" w:sz="4" w:space="0"/>
+              <w:top w:val="single" w:sz="4" w:space="0" w:color="000000"/>
+              <w:left w:val="single" w:sz="4" w:space="0" w:color="000000"/>
+              <w:bottom w:val="single" w:sz="4" w:space="0" w:color="000000"/>
+              <w:right w:val="single" w:sz="4" w:space="0" w:color="000000"/>
             </w:tcBorders>
             <w:shd w:val="clear" w:color="auto" w:fill="auto"/>
           </w:tcPr>
           <w:p>
             <w:pPr>
-              <w:pStyle w:val="11"/>
+              <w:pStyle w:val="TableParagraph"/>
               <w:spacing w:before="98" w:line="240" w:lineRule="auto"/>
               <w:ind w:left="395" w:right="0"/>
               <w:jc w:val="left"/>
               <w:rPr>
-                <w:rFonts w:ascii="宋体" w:hAnsi="宋体" w:eastAsia="宋体" w:cs="宋体"/>
+                <w:rFonts w:ascii="宋体" w:eastAsia="宋体" w:hAnsi="宋体" w:cs="宋体"/>
                 <w:b/>
                 <w:bCs/>
                 <w:sz w:val="20"/>
@@ -2336,7 +2316,7 @@
             </w:pPr>
             <w:r>
               <w:rPr>
-                <w:rFonts w:ascii="宋体" w:hAnsi="宋体" w:eastAsia="宋体" w:cs="宋体"/>
+                <w:rFonts w:ascii="宋体" w:eastAsia="宋体" w:hAnsi="宋体" w:cs="宋体"/>
                 <w:b/>
                 <w:bCs/>
                 <w:sz w:val="20"/>
@@ -2350,21 +2330,21 @@
           <w:tcPr>
             <w:tcW w:w="1909" w:type="dxa"/>
             <w:tcBorders>
-              <w:top w:val="single" w:color="000000" w:sz="4" w:space="0"/>
-              <w:left w:val="single" w:color="000000" w:sz="4" w:space="0"/>
-              <w:bottom w:val="single" w:color="000000" w:sz="4" w:space="0"/>
-              <w:right w:val="single" w:color="000000" w:sz="4" w:space="0"/>
+              <w:top w:val="single" w:sz="4" w:space="0" w:color="000000"/>
+              <w:left w:val="single" w:sz="4" w:space="0" w:color="000000"/>
+              <w:bottom w:val="single" w:sz="4" w:space="0" w:color="000000"/>
+              <w:right w:val="single" w:sz="4" w:space="0" w:color="000000"/>
             </w:tcBorders>
             <w:shd w:val="clear" w:color="auto" w:fill="auto"/>
           </w:tcPr>
           <w:p>
             <w:pPr>
-              <w:pStyle w:val="11"/>
+              <w:pStyle w:val="TableParagraph"/>
               <w:spacing w:before="98" w:line="240" w:lineRule="auto"/>
               <w:ind w:left="395" w:right="0"/>
               <w:jc w:val="left"/>
               <w:rPr>
-                <w:rFonts w:ascii="宋体" w:hAnsi="宋体" w:eastAsia="宋体" w:cs="宋体"/>
+                <w:rFonts w:ascii="宋体" w:eastAsia="宋体" w:hAnsi="宋体" w:cs="宋体"/>
                 <w:b/>
                 <w:bCs/>
                 <w:sz w:val="20"/>
@@ -2373,7 +2353,7 @@
             </w:pPr>
             <w:r>
               <w:rPr>
-                <w:rFonts w:ascii="宋体" w:hAnsi="宋体" w:eastAsia="宋体" w:cs="宋体"/>
+                <w:rFonts w:ascii="宋体" w:eastAsia="宋体" w:hAnsi="宋体" w:cs="宋体"/>
                 <w:b/>
                 <w:bCs/>
                 <w:sz w:val="20"/>
@@ -2386,6 +2366,9 @@
       </w:tr>
       <w:tr>
         <w:tblPrEx>
+          <w:tblW w:w="0" w:type="auto"/>
+          <w:tblInd w:w="102" w:type="dxa"/>
+          <w:tblLayout w:type="fixed"/>
           <w:tblCellMar>
             <w:top w:w="0" w:type="dxa"/>
             <w:left w:w="0" w:type="dxa"/>
@@ -2394,16 +2377,16 @@
           </w:tblCellMar>
         </w:tblPrEx>
         <w:trPr>
-          <w:trHeight w:val="634" w:hRule="exact"/>
+          <w:trHeight w:hRule="exact" w:val="634"/>
         </w:trPr>
         <w:tc>
           <w:tcPr>
             <w:tcW w:w="764" w:type="dxa"/>
             <w:tcBorders>
-              <w:top w:val="single" w:color="000000" w:sz="4" w:space="0"/>
-              <w:left w:val="single" w:color="000000" w:sz="4" w:space="0"/>
-              <w:bottom w:val="single" w:color="000000" w:sz="4" w:space="0"/>
-              <w:right w:val="single" w:color="000000" w:sz="4" w:space="0"/>
+              <w:top w:val="single" w:sz="4" w:space="0" w:color="000000"/>
+              <w:left w:val="single" w:sz="4" w:space="0" w:color="000000"/>
+              <w:bottom w:val="single" w:sz="4" w:space="0" w:color="000000"/>
+              <w:right w:val="single" w:sz="4" w:space="0" w:color="000000"/>
             </w:tcBorders>
           </w:tcPr>
           <w:p>
@@ -2412,15 +2395,15 @@
               <w:ind w:left="102" w:right="0"/>
               <w:jc w:val="left"/>
               <w:rPr>
-                <w:rFonts w:hint="eastAsia" w:ascii="宋体" w:hAnsi="宋体" w:eastAsia="宋体" w:cs="宋体"/>
-                <w:sz w:val="28"/>
-                <w:szCs w:val="28"/>
-                <w:lang w:val="en-US" w:eastAsia="zh-CN"/>
-              </w:rPr>
-            </w:pPr>
-            <w:r>
-              <w:rPr>
-                <w:rFonts w:hint="eastAsia" w:ascii="宋体" w:hAnsi="宋体" w:eastAsia="宋体" w:cs="宋体"/>
+                <w:rFonts w:ascii="宋体" w:eastAsia="宋体" w:hAnsi="宋体" w:cs="宋体" w:hint="eastAsia"/>
+                <w:sz w:val="28"/>
+                <w:szCs w:val="28"/>
+                <w:lang w:val="en-US" w:eastAsia="zh-CN"/>
+              </w:rPr>
+            </w:pPr>
+            <w:r>
+              <w:rPr>
+                <w:rFonts w:ascii="宋体" w:eastAsia="宋体" w:hAnsi="宋体" w:cs="宋体" w:hint="eastAsia"/>
                 <w:sz w:val="28"/>
                 <w:szCs w:val="28"/>
                 <w:lang w:val="en-US" w:eastAsia="zh-CN"/>
@@ -2433,10 +2416,10 @@
           <w:tcPr>
             <w:tcW w:w="1158" w:type="dxa"/>
             <w:tcBorders>
-              <w:top w:val="single" w:color="000000" w:sz="4" w:space="0"/>
-              <w:left w:val="single" w:color="000000" w:sz="4" w:space="0"/>
-              <w:bottom w:val="single" w:color="000000" w:sz="4" w:space="0"/>
-              <w:right w:val="single" w:color="000000" w:sz="4" w:space="0"/>
+              <w:top w:val="single" w:sz="4" w:space="0" w:color="000000"/>
+              <w:left w:val="single" w:sz="4" w:space="0" w:color="000000"/>
+              <w:bottom w:val="single" w:sz="4" w:space="0" w:color="000000"/>
+              <w:right w:val="single" w:sz="4" w:space="0" w:color="000000"/>
             </w:tcBorders>
             <w:vAlign w:val="center"/>
           </w:tcPr>
@@ -2449,15 +2432,15 @@
               <w:jc w:val="center"/>
               <w:textAlignment w:val="center"/>
               <w:rPr>
-                <w:rFonts w:hint="default" w:ascii="宋体" w:hAnsi="宋体" w:eastAsia="宋体" w:cs="宋体"/>
-                <w:sz w:val="28"/>
-                <w:szCs w:val="28"/>
-                <w:lang w:val="en-US" w:eastAsia="zh-CN"/>
-              </w:rPr>
-            </w:pPr>
-            <w:r>
-              <w:rPr>
-                <w:rFonts w:hint="eastAsia" w:ascii="宋体" w:hAnsi="宋体" w:eastAsia="宋体" w:cs="宋体"/>
+                <w:rFonts w:ascii="宋体" w:eastAsia="宋体" w:hAnsi="宋体" w:cs="宋体" w:hint="default"/>
+                <w:sz w:val="28"/>
+                <w:szCs w:val="28"/>
+                <w:lang w:val="en-US" w:eastAsia="zh-CN"/>
+              </w:rPr>
+            </w:pPr>
+            <w:r>
+              <w:rPr>
+                <w:rFonts w:ascii="宋体" w:eastAsia="宋体" w:hAnsi="宋体" w:cs="宋体" w:hint="eastAsia"/>
                 <w:i w:val="0"/>
                 <w:iCs w:val="0"/>
                 <w:color w:val="000000"/>
@@ -2465,7 +2448,7 @@
                 <w:sz w:val="22"/>
                 <w:szCs w:val="22"/>
                 <w:u w:val="none"/>
-                <w:lang w:val="en-US" w:eastAsia="zh-CN" w:bidi="ar"/>
+                <w:lang w:val="en-US" w:eastAsia="zh-CN"/>
               </w:rPr>
               <w:t>黄剑锋</w:t>
             </w:r>
@@ -2475,20 +2458,20 @@
           <w:tcPr>
             <w:tcW w:w="1646" w:type="dxa"/>
             <w:tcBorders>
-              <w:top w:val="single" w:color="000000" w:sz="4" w:space="0"/>
-              <w:left w:val="single" w:color="000000" w:sz="4" w:space="0"/>
-              <w:bottom w:val="single" w:color="000000" w:sz="4" w:space="0"/>
-              <w:right w:val="single" w:color="000000" w:sz="4" w:space="0"/>
+              <w:top w:val="single" w:sz="4" w:space="0" w:color="000000"/>
+              <w:left w:val="single" w:sz="4" w:space="0" w:color="000000"/>
+              <w:bottom w:val="single" w:sz="4" w:space="0" w:color="000000"/>
+              <w:right w:val="single" w:sz="4" w:space="0" w:color="000000"/>
             </w:tcBorders>
             <w:shd w:val="clear" w:color="auto" w:fill="auto"/>
           </w:tcPr>
           <w:p>
             <w:pPr>
               <w:spacing w:before="110" w:line="240" w:lineRule="auto"/>
-              <w:ind w:left="102" w:leftChars="0" w:right="0" w:rightChars="0"/>
-              <w:jc w:val="left"/>
-              <w:rPr>
-                <w:rFonts w:hint="default" w:ascii="宋体" w:hAnsi="宋体" w:eastAsia="宋体" w:cs="宋体"/>
+              <w:ind w:left="102" w:right="0" w:leftChars="0" w:rightChars="0"/>
+              <w:jc w:val="left"/>
+              <w:rPr>
+                <w:rFonts w:ascii="宋体" w:eastAsia="宋体" w:hAnsi="宋体" w:cs="宋体" w:hint="default"/>
                 <w:sz w:val="28"/>
                 <w:szCs w:val="28"/>
                 <w:lang w:val="en-US" w:eastAsia="zh-CN" w:bidi="ar-SA"/>
@@ -2500,10 +2483,10 @@
           <w:tcPr>
             <w:tcW w:w="1270" w:type="dxa"/>
             <w:tcBorders>
-              <w:top w:val="single" w:color="000000" w:sz="4" w:space="0"/>
-              <w:left w:val="single" w:color="000000" w:sz="4" w:space="0"/>
-              <w:bottom w:val="single" w:color="000000" w:sz="4" w:space="0"/>
-              <w:right w:val="single" w:color="000000" w:sz="4" w:space="0"/>
+              <w:top w:val="single" w:sz="4" w:space="0" w:color="000000"/>
+              <w:left w:val="single" w:sz="4" w:space="0" w:color="000000"/>
+              <w:bottom w:val="single" w:sz="4" w:space="0" w:color="000000"/>
+              <w:right w:val="single" w:sz="4" w:space="0" w:color="000000"/>
             </w:tcBorders>
             <w:shd w:val="clear" w:color="auto" w:fill="auto"/>
           </w:tcPr>
@@ -2513,15 +2496,15 @@
               <w:ind w:left="102" w:right="0"/>
               <w:jc w:val="left"/>
               <w:rPr>
-                <w:rFonts w:hint="eastAsia" w:ascii="宋体" w:hAnsi="宋体" w:eastAsia="宋体" w:cs="宋体"/>
-                <w:sz w:val="28"/>
-                <w:szCs w:val="28"/>
-                <w:lang w:val="en-US" w:eastAsia="zh-CN"/>
-              </w:rPr>
-            </w:pPr>
-            <w:r>
-              <w:rPr>
-                <w:rFonts w:hint="eastAsia" w:ascii="宋体" w:hAnsi="宋体" w:eastAsia="宋体" w:cs="宋体"/>
+                <w:rFonts w:ascii="宋体" w:eastAsia="宋体" w:hAnsi="宋体" w:cs="宋体" w:hint="eastAsia"/>
+                <w:sz w:val="28"/>
+                <w:szCs w:val="28"/>
+                <w:lang w:val="en-US" w:eastAsia="zh-CN"/>
+              </w:rPr>
+            </w:pPr>
+            <w:r>
+              <w:rPr>
+                <w:rFonts w:ascii="宋体" w:eastAsia="宋体" w:hAnsi="宋体" w:cs="宋体" w:hint="eastAsia"/>
                 <w:sz w:val="28"/>
                 <w:szCs w:val="28"/>
                 <w:lang w:val="en-US" w:eastAsia="zh-CN"/>
@@ -2534,10 +2517,10 @@
           <w:tcPr>
             <w:tcW w:w="1886" w:type="dxa"/>
             <w:tcBorders>
-              <w:top w:val="single" w:color="000000" w:sz="4" w:space="0"/>
-              <w:left w:val="single" w:color="000000" w:sz="4" w:space="0"/>
-              <w:bottom w:val="single" w:color="000000" w:sz="4" w:space="0"/>
-              <w:right w:val="single" w:color="000000" w:sz="4" w:space="0"/>
+              <w:top w:val="single" w:sz="4" w:space="0" w:color="000000"/>
+              <w:left w:val="single" w:sz="4" w:space="0" w:color="000000"/>
+              <w:bottom w:val="single" w:sz="4" w:space="0" w:color="000000"/>
+              <w:right w:val="single" w:sz="4" w:space="0" w:color="000000"/>
             </w:tcBorders>
             <w:shd w:val="clear" w:color="auto" w:fill="auto"/>
             <w:vAlign w:val="center"/>
@@ -2551,15 +2534,15 @@
               <w:jc w:val="center"/>
               <w:textAlignment w:val="center"/>
               <w:rPr>
-                <w:rFonts w:hint="default" w:ascii="宋体" w:hAnsi="宋体" w:eastAsia="宋体" w:cs="宋体"/>
-                <w:sz w:val="28"/>
-                <w:szCs w:val="28"/>
-                <w:lang w:val="en-US" w:eastAsia="zh-CN"/>
-              </w:rPr>
-            </w:pPr>
-            <w:r>
-              <w:rPr>
-                <w:rFonts w:hint="eastAsia" w:ascii="宋体" w:hAnsi="宋体" w:eastAsia="宋体" w:cs="宋体"/>
+                <w:rFonts w:ascii="宋体" w:eastAsia="宋体" w:hAnsi="宋体" w:cs="宋体" w:hint="default"/>
+                <w:sz w:val="28"/>
+                <w:szCs w:val="28"/>
+                <w:lang w:val="en-US" w:eastAsia="zh-CN"/>
+              </w:rPr>
+            </w:pPr>
+            <w:r>
+              <w:rPr>
+                <w:rFonts w:ascii="宋体" w:eastAsia="宋体" w:hAnsi="宋体" w:cs="宋体" w:hint="eastAsia"/>
                 <w:i w:val="0"/>
                 <w:iCs w:val="0"/>
                 <w:color w:val="000000"/>
@@ -2567,7 +2550,7 @@
                 <w:sz w:val="22"/>
                 <w:szCs w:val="22"/>
                 <w:u w:val="none"/>
-                <w:lang w:val="en-US" w:eastAsia="zh-CN" w:bidi="ar"/>
+                <w:lang w:val="en-US" w:eastAsia="zh-CN"/>
               </w:rPr>
               <w:t>熊振翔</w:t>
             </w:r>
@@ -2577,17 +2560,17 @@
           <w:tcPr>
             <w:tcW w:w="1909" w:type="dxa"/>
             <w:tcBorders>
-              <w:top w:val="single" w:color="000000" w:sz="4" w:space="0"/>
-              <w:left w:val="single" w:color="000000" w:sz="4" w:space="0"/>
-              <w:bottom w:val="single" w:color="000000" w:sz="4" w:space="0"/>
-              <w:right w:val="single" w:color="000000" w:sz="4" w:space="0"/>
+              <w:top w:val="single" w:sz="4" w:space="0" w:color="000000"/>
+              <w:left w:val="single" w:sz="4" w:space="0" w:color="000000"/>
+              <w:bottom w:val="single" w:sz="4" w:space="0" w:color="000000"/>
+              <w:right w:val="single" w:sz="4" w:space="0" w:color="000000"/>
             </w:tcBorders>
             <w:shd w:val="clear" w:color="auto" w:fill="auto"/>
           </w:tcPr>
           <w:p>
             <w:pPr>
               <w:spacing w:before="110" w:line="240" w:lineRule="auto"/>
-              <w:ind w:left="102" w:leftChars="0" w:right="0" w:rightChars="0"/>
+              <w:ind w:left="102" w:right="0" w:leftChars="0" w:rightChars="0"/>
               <w:jc w:val="left"/>
               <w:rPr>
                 <w:highlight w:val="yellow"/>
@@ -2598,6 +2581,9 @@
       </w:tr>
       <w:tr>
         <w:tblPrEx>
+          <w:tblW w:w="0" w:type="auto"/>
+          <w:tblInd w:w="102" w:type="dxa"/>
+          <w:tblLayout w:type="fixed"/>
           <w:tblCellMar>
             <w:top w:w="0" w:type="dxa"/>
             <w:left w:w="0" w:type="dxa"/>
@@ -2606,16 +2592,16 @@
           </w:tblCellMar>
         </w:tblPrEx>
         <w:trPr>
-          <w:trHeight w:val="634" w:hRule="exact"/>
+          <w:trHeight w:hRule="exact" w:val="634"/>
         </w:trPr>
         <w:tc>
           <w:tcPr>
             <w:tcW w:w="764" w:type="dxa"/>
             <w:tcBorders>
-              <w:top w:val="single" w:color="000000" w:sz="4" w:space="0"/>
-              <w:left w:val="single" w:color="000000" w:sz="4" w:space="0"/>
-              <w:bottom w:val="single" w:color="000000" w:sz="4" w:space="0"/>
-              <w:right w:val="single" w:color="000000" w:sz="4" w:space="0"/>
+              <w:top w:val="single" w:sz="4" w:space="0" w:color="000000"/>
+              <w:left w:val="single" w:sz="4" w:space="0" w:color="000000"/>
+              <w:bottom w:val="single" w:sz="4" w:space="0" w:color="000000"/>
+              <w:right w:val="single" w:sz="4" w:space="0" w:color="000000"/>
             </w:tcBorders>
           </w:tcPr>
           <w:p>
@@ -2624,15 +2610,15 @@
               <w:ind w:left="102" w:right="0"/>
               <w:jc w:val="left"/>
               <w:rPr>
-                <w:rFonts w:hint="eastAsia" w:ascii="宋体" w:hAnsi="宋体" w:eastAsia="宋体" w:cs="宋体"/>
-                <w:sz w:val="28"/>
-                <w:szCs w:val="28"/>
-                <w:lang w:val="en-US" w:eastAsia="zh-CN"/>
-              </w:rPr>
-            </w:pPr>
-            <w:r>
-              <w:rPr>
-                <w:rFonts w:hint="eastAsia" w:ascii="宋体" w:hAnsi="宋体" w:eastAsia="宋体" w:cs="宋体"/>
+                <w:rFonts w:ascii="宋体" w:eastAsia="宋体" w:hAnsi="宋体" w:cs="宋体" w:hint="eastAsia"/>
+                <w:sz w:val="28"/>
+                <w:szCs w:val="28"/>
+                <w:lang w:val="en-US" w:eastAsia="zh-CN"/>
+              </w:rPr>
+            </w:pPr>
+            <w:r>
+              <w:rPr>
+                <w:rFonts w:ascii="宋体" w:eastAsia="宋体" w:hAnsi="宋体" w:cs="宋体" w:hint="eastAsia"/>
                 <w:sz w:val="28"/>
                 <w:szCs w:val="28"/>
                 <w:lang w:val="en-US" w:eastAsia="zh-CN"/>
@@ -2645,10 +2631,10 @@
           <w:tcPr>
             <w:tcW w:w="1158" w:type="dxa"/>
             <w:tcBorders>
-              <w:top w:val="single" w:color="000000" w:sz="4" w:space="0"/>
-              <w:left w:val="single" w:color="000000" w:sz="4" w:space="0"/>
-              <w:bottom w:val="single" w:color="000000" w:sz="4" w:space="0"/>
-              <w:right w:val="single" w:color="000000" w:sz="4" w:space="0"/>
+              <w:top w:val="single" w:sz="4" w:space="0" w:color="000000"/>
+              <w:left w:val="single" w:sz="4" w:space="0" w:color="000000"/>
+              <w:bottom w:val="single" w:sz="4" w:space="0" w:color="000000"/>
+              <w:right w:val="single" w:sz="4" w:space="0" w:color="000000"/>
             </w:tcBorders>
             <w:vAlign w:val="center"/>
           </w:tcPr>
@@ -2661,15 +2647,15 @@
               <w:jc w:val="center"/>
               <w:textAlignment w:val="center"/>
               <w:rPr>
-                <w:rFonts w:hint="default" w:ascii="宋体" w:hAnsi="宋体" w:eastAsia="宋体" w:cs="宋体"/>
-                <w:sz w:val="28"/>
-                <w:szCs w:val="28"/>
-                <w:lang w:val="en-US" w:eastAsia="zh-CN"/>
-              </w:rPr>
-            </w:pPr>
-            <w:r>
-              <w:rPr>
-                <w:rFonts w:hint="eastAsia" w:ascii="宋体" w:hAnsi="宋体" w:eastAsia="宋体" w:cs="宋体"/>
+                <w:rFonts w:ascii="宋体" w:eastAsia="宋体" w:hAnsi="宋体" w:cs="宋体" w:hint="default"/>
+                <w:sz w:val="28"/>
+                <w:szCs w:val="28"/>
+                <w:lang w:val="en-US" w:eastAsia="zh-CN"/>
+              </w:rPr>
+            </w:pPr>
+            <w:r>
+              <w:rPr>
+                <w:rFonts w:ascii="宋体" w:eastAsia="宋体" w:hAnsi="宋体" w:cs="宋体" w:hint="eastAsia"/>
                 <w:i w:val="0"/>
                 <w:iCs w:val="0"/>
                 <w:color w:val="000000"/>
@@ -2677,7 +2663,7 @@
                 <w:sz w:val="22"/>
                 <w:szCs w:val="22"/>
                 <w:u w:val="none"/>
-                <w:lang w:val="en-US" w:eastAsia="zh-CN" w:bidi="ar"/>
+                <w:lang w:val="en-US" w:eastAsia="zh-CN"/>
               </w:rPr>
               <w:t>黄正宇</w:t>
             </w:r>
@@ -2687,20 +2673,20 @@
           <w:tcPr>
             <w:tcW w:w="1646" w:type="dxa"/>
             <w:tcBorders>
-              <w:top w:val="single" w:color="000000" w:sz="4" w:space="0"/>
-              <w:left w:val="single" w:color="000000" w:sz="4" w:space="0"/>
-              <w:bottom w:val="single" w:color="000000" w:sz="4" w:space="0"/>
-              <w:right w:val="single" w:color="000000" w:sz="4" w:space="0"/>
+              <w:top w:val="single" w:sz="4" w:space="0" w:color="000000"/>
+              <w:left w:val="single" w:sz="4" w:space="0" w:color="000000"/>
+              <w:bottom w:val="single" w:sz="4" w:space="0" w:color="000000"/>
+              <w:right w:val="single" w:sz="4" w:space="0" w:color="000000"/>
             </w:tcBorders>
             <w:shd w:val="clear" w:color="auto" w:fill="auto"/>
           </w:tcPr>
           <w:p>
             <w:pPr>
               <w:spacing w:before="110" w:line="240" w:lineRule="auto"/>
-              <w:ind w:left="102" w:leftChars="0" w:right="0" w:rightChars="0"/>
-              <w:jc w:val="left"/>
-              <w:rPr>
-                <w:rFonts w:hint="default" w:ascii="宋体" w:hAnsi="宋体" w:eastAsia="宋体" w:cs="宋体"/>
+              <w:ind w:left="102" w:right="0" w:leftChars="0" w:rightChars="0"/>
+              <w:jc w:val="left"/>
+              <w:rPr>
+                <w:rFonts w:ascii="宋体" w:eastAsia="宋体" w:hAnsi="宋体" w:cs="宋体" w:hint="default"/>
                 <w:sz w:val="28"/>
                 <w:szCs w:val="28"/>
                 <w:lang w:val="en-US" w:eastAsia="zh-CN" w:bidi="ar-SA"/>
@@ -2712,10 +2698,10 @@
           <w:tcPr>
             <w:tcW w:w="1270" w:type="dxa"/>
             <w:tcBorders>
-              <w:top w:val="single" w:color="000000" w:sz="4" w:space="0"/>
-              <w:left w:val="single" w:color="000000" w:sz="4" w:space="0"/>
-              <w:bottom w:val="single" w:color="000000" w:sz="4" w:space="0"/>
-              <w:right w:val="single" w:color="000000" w:sz="4" w:space="0"/>
+              <w:top w:val="single" w:sz="4" w:space="0" w:color="000000"/>
+              <w:left w:val="single" w:sz="4" w:space="0" w:color="000000"/>
+              <w:bottom w:val="single" w:sz="4" w:space="0" w:color="000000"/>
+              <w:right w:val="single" w:sz="4" w:space="0" w:color="000000"/>
             </w:tcBorders>
             <w:shd w:val="clear" w:color="auto" w:fill="auto"/>
           </w:tcPr>
@@ -2725,15 +2711,15 @@
               <w:ind w:left="102" w:right="0"/>
               <w:jc w:val="left"/>
               <w:rPr>
-                <w:rFonts w:hint="eastAsia" w:ascii="宋体" w:hAnsi="宋体" w:eastAsia="宋体" w:cs="宋体"/>
-                <w:sz w:val="28"/>
-                <w:szCs w:val="28"/>
-                <w:lang w:val="en-US" w:eastAsia="zh-CN"/>
-              </w:rPr>
-            </w:pPr>
-            <w:r>
-              <w:rPr>
-                <w:rFonts w:hint="eastAsia" w:ascii="宋体" w:hAnsi="宋体" w:eastAsia="宋体" w:cs="宋体"/>
+                <w:rFonts w:ascii="宋体" w:eastAsia="宋体" w:hAnsi="宋体" w:cs="宋体" w:hint="eastAsia"/>
+                <w:sz w:val="28"/>
+                <w:szCs w:val="28"/>
+                <w:lang w:val="en-US" w:eastAsia="zh-CN"/>
+              </w:rPr>
+            </w:pPr>
+            <w:r>
+              <w:rPr>
+                <w:rFonts w:ascii="宋体" w:eastAsia="宋体" w:hAnsi="宋体" w:cs="宋体" w:hint="eastAsia"/>
                 <w:sz w:val="28"/>
                 <w:szCs w:val="28"/>
                 <w:lang w:val="en-US" w:eastAsia="zh-CN"/>
@@ -2746,10 +2732,10 @@
           <w:tcPr>
             <w:tcW w:w="1886" w:type="dxa"/>
             <w:tcBorders>
-              <w:top w:val="single" w:color="000000" w:sz="4" w:space="0"/>
-              <w:left w:val="single" w:color="000000" w:sz="4" w:space="0"/>
-              <w:bottom w:val="single" w:color="000000" w:sz="4" w:space="0"/>
-              <w:right w:val="single" w:color="000000" w:sz="4" w:space="0"/>
+              <w:top w:val="single" w:sz="4" w:space="0" w:color="000000"/>
+              <w:left w:val="single" w:sz="4" w:space="0" w:color="000000"/>
+              <w:bottom w:val="single" w:sz="4" w:space="0" w:color="000000"/>
+              <w:right w:val="single" w:sz="4" w:space="0" w:color="000000"/>
             </w:tcBorders>
             <w:shd w:val="clear" w:color="auto" w:fill="auto"/>
             <w:vAlign w:val="center"/>
@@ -2763,7 +2749,7 @@
               <w:jc w:val="center"/>
               <w:textAlignment w:val="center"/>
               <w:rPr>
-                <w:rFonts w:hint="default" w:ascii="宋体" w:hAnsi="宋体" w:eastAsia="宋体" w:cs="宋体"/>
+                <w:rFonts w:ascii="宋体" w:eastAsia="宋体" w:hAnsi="宋体" w:cs="宋体" w:hint="default"/>
                 <w:i w:val="0"/>
                 <w:iCs w:val="0"/>
                 <w:color w:val="000000"/>
@@ -2775,7 +2761,7 @@
             </w:pPr>
             <w:r>
               <w:rPr>
-                <w:rFonts w:hint="eastAsia" w:ascii="宋体" w:hAnsi="宋体" w:eastAsia="宋体" w:cs="宋体"/>
+                <w:rFonts w:ascii="宋体" w:eastAsia="宋体" w:hAnsi="宋体" w:cs="宋体" w:hint="eastAsia"/>
                 <w:i w:val="0"/>
                 <w:iCs w:val="0"/>
                 <w:color w:val="000000"/>
@@ -2783,7 +2769,7 @@
                 <w:sz w:val="22"/>
                 <w:szCs w:val="22"/>
                 <w:u w:val="none"/>
-                <w:lang w:val="en-US" w:eastAsia="zh-CN" w:bidi="ar"/>
+                <w:lang w:val="en-US" w:eastAsia="zh-CN"/>
               </w:rPr>
               <w:t>姚耿桂</w:t>
             </w:r>
@@ -2793,17 +2779,17 @@
           <w:tcPr>
             <w:tcW w:w="1909" w:type="dxa"/>
             <w:tcBorders>
-              <w:top w:val="single" w:color="000000" w:sz="4" w:space="0"/>
-              <w:left w:val="single" w:color="000000" w:sz="4" w:space="0"/>
-              <w:bottom w:val="single" w:color="000000" w:sz="4" w:space="0"/>
-              <w:right w:val="single" w:color="000000" w:sz="4" w:space="0"/>
+              <w:top w:val="single" w:sz="4" w:space="0" w:color="000000"/>
+              <w:left w:val="single" w:sz="4" w:space="0" w:color="000000"/>
+              <w:bottom w:val="single" w:sz="4" w:space="0" w:color="000000"/>
+              <w:right w:val="single" w:sz="4" w:space="0" w:color="000000"/>
             </w:tcBorders>
             <w:shd w:val="clear" w:color="auto" w:fill="auto"/>
           </w:tcPr>
           <w:p>
             <w:pPr>
               <w:spacing w:before="110" w:line="240" w:lineRule="auto"/>
-              <w:ind w:left="102" w:leftChars="0" w:right="0" w:rightChars="0"/>
+              <w:ind w:left="102" w:right="0" w:leftChars="0" w:rightChars="0"/>
               <w:jc w:val="left"/>
               <w:rPr>
                 <w:highlight w:val="yellow"/>
@@ -2814,6 +2800,9 @@
       </w:tr>
       <w:tr>
         <w:tblPrEx>
+          <w:tblW w:w="0" w:type="auto"/>
+          <w:tblInd w:w="102" w:type="dxa"/>
+          <w:tblLayout w:type="fixed"/>
           <w:tblCellMar>
             <w:top w:w="0" w:type="dxa"/>
             <w:left w:w="0" w:type="dxa"/>
@@ -2822,16 +2811,16 @@
           </w:tblCellMar>
         </w:tblPrEx>
         <w:trPr>
-          <w:trHeight w:val="634" w:hRule="exact"/>
+          <w:trHeight w:hRule="exact" w:val="634"/>
         </w:trPr>
         <w:tc>
           <w:tcPr>
             <w:tcW w:w="764" w:type="dxa"/>
             <w:tcBorders>
-              <w:top w:val="single" w:color="000000" w:sz="4" w:space="0"/>
-              <w:left w:val="single" w:color="000000" w:sz="4" w:space="0"/>
-              <w:bottom w:val="single" w:color="000000" w:sz="4" w:space="0"/>
-              <w:right w:val="single" w:color="000000" w:sz="4" w:space="0"/>
+              <w:top w:val="single" w:sz="4" w:space="0" w:color="000000"/>
+              <w:left w:val="single" w:sz="4" w:space="0" w:color="000000"/>
+              <w:bottom w:val="single" w:sz="4" w:space="0" w:color="000000"/>
+              <w:right w:val="single" w:sz="4" w:space="0" w:color="000000"/>
             </w:tcBorders>
           </w:tcPr>
           <w:p>
@@ -2840,15 +2829,15 @@
               <w:ind w:left="102" w:right="0"/>
               <w:jc w:val="left"/>
               <w:rPr>
-                <w:rFonts w:hint="eastAsia" w:ascii="宋体" w:hAnsi="宋体" w:eastAsia="宋体" w:cs="宋体"/>
-                <w:sz w:val="28"/>
-                <w:szCs w:val="28"/>
-                <w:lang w:val="en-US" w:eastAsia="zh-CN"/>
-              </w:rPr>
-            </w:pPr>
-            <w:r>
-              <w:rPr>
-                <w:rFonts w:hint="eastAsia" w:ascii="宋体" w:hAnsi="宋体" w:eastAsia="宋体" w:cs="宋体"/>
+                <w:rFonts w:ascii="宋体" w:eastAsia="宋体" w:hAnsi="宋体" w:cs="宋体" w:hint="eastAsia"/>
+                <w:sz w:val="28"/>
+                <w:szCs w:val="28"/>
+                <w:lang w:val="en-US" w:eastAsia="zh-CN"/>
+              </w:rPr>
+            </w:pPr>
+            <w:r>
+              <w:rPr>
+                <w:rFonts w:ascii="宋体" w:eastAsia="宋体" w:hAnsi="宋体" w:cs="宋体" w:hint="eastAsia"/>
                 <w:sz w:val="28"/>
                 <w:szCs w:val="28"/>
                 <w:lang w:val="en-US" w:eastAsia="zh-CN"/>
@@ -2861,10 +2850,10 @@
           <w:tcPr>
             <w:tcW w:w="1158" w:type="dxa"/>
             <w:tcBorders>
-              <w:top w:val="single" w:color="000000" w:sz="4" w:space="0"/>
-              <w:left w:val="single" w:color="000000" w:sz="4" w:space="0"/>
-              <w:bottom w:val="single" w:color="000000" w:sz="4" w:space="0"/>
-              <w:right w:val="single" w:color="000000" w:sz="4" w:space="0"/>
+              <w:top w:val="single" w:sz="4" w:space="0" w:color="000000"/>
+              <w:left w:val="single" w:sz="4" w:space="0" w:color="000000"/>
+              <w:bottom w:val="single" w:sz="4" w:space="0" w:color="000000"/>
+              <w:right w:val="single" w:sz="4" w:space="0" w:color="000000"/>
             </w:tcBorders>
             <w:vAlign w:val="center"/>
           </w:tcPr>
@@ -2877,15 +2866,15 @@
               <w:jc w:val="center"/>
               <w:textAlignment w:val="center"/>
               <w:rPr>
-                <w:rFonts w:hint="default" w:ascii="宋体" w:hAnsi="宋体" w:eastAsia="宋体" w:cs="宋体"/>
-                <w:sz w:val="28"/>
-                <w:szCs w:val="28"/>
-                <w:lang w:val="en-US" w:eastAsia="zh-CN"/>
-              </w:rPr>
-            </w:pPr>
-            <w:r>
-              <w:rPr>
-                <w:rFonts w:hint="eastAsia" w:ascii="宋体" w:hAnsi="宋体" w:eastAsia="宋体" w:cs="宋体"/>
+                <w:rFonts w:ascii="宋体" w:eastAsia="宋体" w:hAnsi="宋体" w:cs="宋体" w:hint="default"/>
+                <w:sz w:val="28"/>
+                <w:szCs w:val="28"/>
+                <w:lang w:val="en-US" w:eastAsia="zh-CN"/>
+              </w:rPr>
+            </w:pPr>
+            <w:r>
+              <w:rPr>
+                <w:rFonts w:ascii="宋体" w:eastAsia="宋体" w:hAnsi="宋体" w:cs="宋体" w:hint="eastAsia"/>
                 <w:i w:val="0"/>
                 <w:iCs w:val="0"/>
                 <w:color w:val="000000"/>
@@ -2893,7 +2882,7 @@
                 <w:sz w:val="22"/>
                 <w:szCs w:val="22"/>
                 <w:u w:val="none"/>
-                <w:lang w:val="en-US" w:eastAsia="zh-CN" w:bidi="ar"/>
+                <w:lang w:val="en-US" w:eastAsia="zh-CN"/>
               </w:rPr>
               <w:t>谢佳浩</w:t>
             </w:r>
@@ -2903,20 +2892,20 @@
           <w:tcPr>
             <w:tcW w:w="1646" w:type="dxa"/>
             <w:tcBorders>
-              <w:top w:val="single" w:color="000000" w:sz="4" w:space="0"/>
-              <w:left w:val="single" w:color="000000" w:sz="4" w:space="0"/>
-              <w:bottom w:val="single" w:color="000000" w:sz="4" w:space="0"/>
-              <w:right w:val="single" w:color="000000" w:sz="4" w:space="0"/>
+              <w:top w:val="single" w:sz="4" w:space="0" w:color="000000"/>
+              <w:left w:val="single" w:sz="4" w:space="0" w:color="000000"/>
+              <w:bottom w:val="single" w:sz="4" w:space="0" w:color="000000"/>
+              <w:right w:val="single" w:sz="4" w:space="0" w:color="000000"/>
             </w:tcBorders>
             <w:shd w:val="clear" w:color="auto" w:fill="auto"/>
           </w:tcPr>
           <w:p>
             <w:pPr>
               <w:spacing w:before="110" w:line="240" w:lineRule="auto"/>
-              <w:ind w:left="102" w:leftChars="0" w:right="0" w:rightChars="0"/>
-              <w:jc w:val="left"/>
-              <w:rPr>
-                <w:rFonts w:hint="default" w:ascii="宋体" w:hAnsi="宋体" w:eastAsia="宋体" w:cs="宋体"/>
+              <w:ind w:left="102" w:right="0" w:leftChars="0" w:rightChars="0"/>
+              <w:jc w:val="left"/>
+              <w:rPr>
+                <w:rFonts w:ascii="宋体" w:eastAsia="宋体" w:hAnsi="宋体" w:cs="宋体" w:hint="default"/>
                 <w:sz w:val="28"/>
                 <w:szCs w:val="28"/>
                 <w:lang w:val="en-US" w:eastAsia="zh-CN" w:bidi="ar-SA"/>
@@ -2928,10 +2917,10 @@
           <w:tcPr>
             <w:tcW w:w="1270" w:type="dxa"/>
             <w:tcBorders>
-              <w:top w:val="single" w:color="000000" w:sz="4" w:space="0"/>
-              <w:left w:val="single" w:color="000000" w:sz="4" w:space="0"/>
-              <w:bottom w:val="single" w:color="000000" w:sz="4" w:space="0"/>
-              <w:right w:val="single" w:color="000000" w:sz="4" w:space="0"/>
+              <w:top w:val="single" w:sz="4" w:space="0" w:color="000000"/>
+              <w:left w:val="single" w:sz="4" w:space="0" w:color="000000"/>
+              <w:bottom w:val="single" w:sz="4" w:space="0" w:color="000000"/>
+              <w:right w:val="single" w:sz="4" w:space="0" w:color="000000"/>
             </w:tcBorders>
             <w:shd w:val="clear" w:color="auto" w:fill="auto"/>
           </w:tcPr>
@@ -2941,15 +2930,15 @@
               <w:ind w:left="102" w:right="0"/>
               <w:jc w:val="left"/>
               <w:rPr>
-                <w:rFonts w:hint="eastAsia" w:ascii="宋体" w:hAnsi="宋体" w:eastAsia="宋体" w:cs="宋体"/>
-                <w:sz w:val="28"/>
-                <w:szCs w:val="28"/>
-                <w:lang w:val="en-US" w:eastAsia="zh-CN"/>
-              </w:rPr>
-            </w:pPr>
-            <w:r>
-              <w:rPr>
-                <w:rFonts w:hint="eastAsia" w:ascii="宋体" w:hAnsi="宋体" w:eastAsia="宋体" w:cs="宋体"/>
+                <w:rFonts w:ascii="宋体" w:eastAsia="宋体" w:hAnsi="宋体" w:cs="宋体" w:hint="eastAsia"/>
+                <w:sz w:val="28"/>
+                <w:szCs w:val="28"/>
+                <w:lang w:val="en-US" w:eastAsia="zh-CN"/>
+              </w:rPr>
+            </w:pPr>
+            <w:r>
+              <w:rPr>
+                <w:rFonts w:ascii="宋体" w:eastAsia="宋体" w:hAnsi="宋体" w:cs="宋体" w:hint="eastAsia"/>
                 <w:sz w:val="28"/>
                 <w:szCs w:val="28"/>
                 <w:lang w:val="en-US" w:eastAsia="zh-CN"/>
@@ -2962,10 +2951,10 @@
           <w:tcPr>
             <w:tcW w:w="1886" w:type="dxa"/>
             <w:tcBorders>
-              <w:top w:val="single" w:color="000000" w:sz="4" w:space="0"/>
-              <w:left w:val="single" w:color="000000" w:sz="4" w:space="0"/>
-              <w:bottom w:val="single" w:color="000000" w:sz="4" w:space="0"/>
-              <w:right w:val="single" w:color="000000" w:sz="4" w:space="0"/>
+              <w:top w:val="single" w:sz="4" w:space="0" w:color="000000"/>
+              <w:left w:val="single" w:sz="4" w:space="0" w:color="000000"/>
+              <w:bottom w:val="single" w:sz="4" w:space="0" w:color="000000"/>
+              <w:right w:val="single" w:sz="4" w:space="0" w:color="000000"/>
             </w:tcBorders>
             <w:shd w:val="clear" w:color="auto" w:fill="auto"/>
           </w:tcPr>
@@ -2975,7 +2964,7 @@
               <w:ind w:left="102" w:right="0"/>
               <w:jc w:val="left"/>
               <w:rPr>
-                <w:rFonts w:hint="default" w:ascii="宋体" w:hAnsi="宋体" w:eastAsia="宋体" w:cs="宋体"/>
+                <w:rFonts w:ascii="宋体" w:eastAsia="宋体" w:hAnsi="宋体" w:cs="宋体" w:hint="default"/>
                 <w:sz w:val="28"/>
                 <w:szCs w:val="28"/>
                 <w:lang w:val="en-US" w:eastAsia="zh-CN"/>
@@ -2987,10 +2976,10 @@
           <w:tcPr>
             <w:tcW w:w="1909" w:type="dxa"/>
             <w:tcBorders>
-              <w:top w:val="single" w:color="000000" w:sz="4" w:space="0"/>
-              <w:left w:val="single" w:color="000000" w:sz="4" w:space="0"/>
-              <w:bottom w:val="single" w:color="000000" w:sz="4" w:space="0"/>
-              <w:right w:val="single" w:color="000000" w:sz="4" w:space="0"/>
+              <w:top w:val="single" w:sz="4" w:space="0" w:color="000000"/>
+              <w:left w:val="single" w:sz="4" w:space="0" w:color="000000"/>
+              <w:bottom w:val="single" w:sz="4" w:space="0" w:color="000000"/>
+              <w:right w:val="single" w:sz="4" w:space="0" w:color="000000"/>
             </w:tcBorders>
             <w:shd w:val="clear" w:color="auto" w:fill="auto"/>
           </w:tcPr>
@@ -2999,6 +2988,9 @@
       </w:tr>
       <w:tr>
         <w:tblPrEx>
+          <w:tblW w:w="0" w:type="auto"/>
+          <w:tblInd w:w="102" w:type="dxa"/>
+          <w:tblLayout w:type="fixed"/>
           <w:tblCellMar>
             <w:top w:w="0" w:type="dxa"/>
             <w:left w:w="0" w:type="dxa"/>
@@ -3007,23 +2999,23 @@
           </w:tblCellMar>
         </w:tblPrEx>
         <w:trPr>
-          <w:trHeight w:val="2904" w:hRule="exact"/>
+          <w:trHeight w:hRule="exact" w:val="2904"/>
         </w:trPr>
         <w:tc>
           <w:tcPr>
             <w:tcW w:w="8633" w:type="dxa"/>
             <w:gridSpan w:val="6"/>
             <w:tcBorders>
-              <w:top w:val="single" w:color="000000" w:sz="4" w:space="0"/>
-              <w:left w:val="single" w:color="000000" w:sz="4" w:space="0"/>
-              <w:bottom w:val="single" w:color="000000" w:sz="4" w:space="0"/>
-              <w:right w:val="single" w:color="000000" w:sz="4" w:space="0"/>
-            </w:tcBorders>
-          </w:tcPr>
-          <w:p>
-            <w:pPr>
-              <w:rPr>
-                <w:rFonts w:hint="eastAsia" w:eastAsia="宋体"/>
+              <w:top w:val="single" w:sz="4" w:space="0" w:color="000000"/>
+              <w:left w:val="single" w:sz="4" w:space="0" w:color="000000"/>
+              <w:bottom w:val="single" w:sz="4" w:space="0" w:color="000000"/>
+              <w:right w:val="single" w:sz="4" w:space="0" w:color="000000"/>
+            </w:tcBorders>
+          </w:tcPr>
+          <w:p>
+            <w:pPr>
+              <w:rPr>
+                <w:rFonts w:eastAsia="宋体" w:hint="eastAsia"/>
                 <w:b/>
                 <w:bCs/>
                 <w:sz w:val="28"/>
@@ -3035,7 +3027,7 @@
           <w:p>
             <w:pPr>
               <w:rPr>
-                <w:rFonts w:hint="eastAsia" w:eastAsia="宋体"/>
+                <w:rFonts w:eastAsia="宋体" w:hint="eastAsia"/>
                 <w:b/>
                 <w:bCs/>
                 <w:sz w:val="28"/>
@@ -3045,7 +3037,7 @@
             </w:pPr>
             <w:r>
               <w:rPr>
-                <w:rFonts w:hint="eastAsia" w:eastAsia="宋体"/>
+                <w:rFonts w:eastAsia="宋体" w:hint="eastAsia"/>
                 <w:b/>
                 <w:bCs/>
                 <w:sz w:val="28"/>
@@ -3058,7 +3050,7 @@
           <w:p>
             <w:pPr>
               <w:rPr>
-                <w:rFonts w:hint="eastAsia" w:eastAsia="宋体"/>
+                <w:rFonts w:eastAsia="宋体" w:hint="eastAsia"/>
                 <w:lang w:val="en-US" w:eastAsia="zh-CN"/>
               </w:rPr>
             </w:pPr>
@@ -3067,7 +3059,7 @@
             <w:pPr>
               <w:ind w:firstLine="440" w:firstLineChars="200"/>
               <w:rPr>
-                <w:rFonts w:hint="eastAsia" w:ascii="宋体" w:hAnsi="宋体" w:cs="Times New Roman" w:eastAsiaTheme="minorHAnsi"/>
+                <w:rFonts w:ascii="宋体" w:hAnsi="宋体" w:eastAsiaTheme="minorHAnsi" w:cs="Times New Roman" w:hint="eastAsia"/>
                 <w:sz w:val="22"/>
                 <w:szCs w:val="22"/>
                 <w:lang w:val="en-US" w:eastAsia="zh-CN" w:bidi="ar-SA"/>
@@ -3075,7 +3067,7 @@
             </w:pPr>
             <w:r>
               <w:rPr>
-                <w:rFonts w:hint="eastAsia" w:ascii="宋体" w:hAnsi="宋体" w:cs="Times New Roman" w:eastAsiaTheme="minorHAnsi"/>
+                <w:rFonts w:ascii="宋体" w:hAnsi="宋体" w:eastAsiaTheme="minorHAnsi" w:cs="Times New Roman" w:hint="eastAsia"/>
                 <w:sz w:val="22"/>
                 <w:szCs w:val="22"/>
                 <w:lang w:val="en-US" w:eastAsia="zh-CN" w:bidi="ar-SA"/>
@@ -3084,14 +3076,14 @@
             </w:r>
             <w:r>
               <w:rPr>
-                <w:rFonts w:hint="eastAsia" w:eastAsia="宋体"/>
+                <w:rFonts w:eastAsia="宋体" w:hint="eastAsia"/>
                 <w:lang w:val="en-US" w:eastAsia="zh-CN"/>
               </w:rPr>
               <w:t>HFSJ-ITSS-0503-人员培训管理制度</w:t>
             </w:r>
             <w:r>
               <w:rPr>
-                <w:rFonts w:hint="eastAsia" w:ascii="宋体" w:hAnsi="宋体" w:cs="Times New Roman" w:eastAsiaTheme="minorHAnsi"/>
+                <w:rFonts w:ascii="宋体" w:hAnsi="宋体" w:eastAsiaTheme="minorHAnsi" w:cs="Times New Roman" w:hint="eastAsia"/>
                 <w:sz w:val="22"/>
                 <w:szCs w:val="22"/>
                 <w:lang w:val="en-US" w:eastAsia="zh-CN" w:bidi="ar-SA"/>
@@ -3102,7 +3094,7 @@
           <w:p>
             <w:pPr>
               <w:rPr>
-                <w:rFonts w:hint="eastAsia" w:ascii="宋体" w:hAnsi="宋体" w:cs="Times New Roman" w:eastAsiaTheme="minorHAnsi"/>
+                <w:rFonts w:ascii="宋体" w:hAnsi="宋体" w:eastAsiaTheme="minorHAnsi" w:cs="Times New Roman" w:hint="eastAsia"/>
                 <w:sz w:val="22"/>
                 <w:szCs w:val="22"/>
                 <w:lang w:val="en-US" w:eastAsia="zh-CN" w:bidi="ar-SA"/>
@@ -3113,7 +3105,7 @@
             <w:pPr>
               <w:ind w:firstLine="440" w:firstLineChars="200"/>
               <w:rPr>
-                <w:rFonts w:hint="eastAsia" w:ascii="宋体" w:hAnsi="宋体" w:cs="Times New Roman" w:eastAsiaTheme="minorHAnsi"/>
+                <w:rFonts w:ascii="宋体" w:hAnsi="宋体" w:eastAsiaTheme="minorHAnsi" w:cs="Times New Roman" w:hint="eastAsia"/>
                 <w:sz w:val="22"/>
                 <w:szCs w:val="22"/>
                 <w:lang w:val="en-US" w:eastAsia="zh-CN" w:bidi="ar-SA"/>
@@ -3124,7 +3116,7 @@
             <w:pPr>
               <w:ind w:firstLine="440" w:firstLineChars="200"/>
               <w:rPr>
-                <w:rFonts w:hint="default" w:ascii="宋体" w:hAnsi="宋体" w:cs="Times New Roman" w:eastAsiaTheme="minorHAnsi"/>
+                <w:rFonts w:ascii="宋体" w:hAnsi="宋体" w:eastAsiaTheme="minorHAnsi" w:cs="Times New Roman" w:hint="default"/>
                 <w:sz w:val="22"/>
                 <w:szCs w:val="22"/>
                 <w:lang w:val="en-US" w:eastAsia="zh-CN" w:bidi="ar-SA"/>
@@ -3132,7 +3124,7 @@
             </w:pPr>
             <w:r>
               <w:rPr>
-                <w:rFonts w:hint="eastAsia" w:ascii="宋体" w:hAnsi="宋体" w:cs="Times New Roman"/>
+                <w:rFonts w:ascii="宋体" w:hAnsi="宋体" w:cs="Times New Roman" w:hint="eastAsia"/>
                 <w:sz w:val="22"/>
                 <w:szCs w:val="22"/>
                 <w:lang w:val="en-US" w:eastAsia="zh-CN" w:bidi="ar-SA"/>
@@ -3141,7 +3133,7 @@
             </w:r>
             <w:r>
               <w:rPr>
-                <w:rFonts w:hint="eastAsia" w:eastAsia="宋体"/>
+                <w:rFonts w:eastAsia="宋体" w:hint="eastAsia"/>
                 <w:highlight w:val="yellow"/>
                 <w:lang w:val="en-US" w:eastAsia="zh-CN"/>
               </w:rPr>
@@ -3149,7 +3141,7 @@
             </w:r>
             <w:r>
               <w:rPr>
-                <w:rFonts w:hint="eastAsia" w:ascii="宋体" w:hAnsi="宋体" w:cs="Times New Roman"/>
+                <w:rFonts w:ascii="宋体" w:hAnsi="宋体" w:cs="Times New Roman" w:hint="eastAsia"/>
                 <w:sz w:val="22"/>
                 <w:szCs w:val="22"/>
                 <w:lang w:val="en-US" w:eastAsia="zh-CN" w:bidi="ar-SA"/>
@@ -3158,7 +3150,7 @@
             </w:r>
             <w:r>
               <w:rPr>
-                <w:rFonts w:hint="eastAsia" w:ascii="宋体" w:hAnsi="宋体" w:cs="Times New Roman"/>
+                <w:rFonts w:ascii="宋体" w:hAnsi="宋体" w:cs="Times New Roman" w:hint="eastAsia"/>
                 <w:sz w:val="22"/>
                 <w:szCs w:val="22"/>
                 <w:highlight w:val="yellow"/>
@@ -3176,69 +3168,19 @@
       <w:type w:val="continuous"/>
       <w:pgSz w:w="11910" w:h="16840"/>
       <w:pgMar w:top="1420" w:right="1560" w:bottom="280" w:left="1580" w:header="720" w:footer="720" w:gutter="0"/>
-      <w:cols w:space="720" w:num="1"/>
+      <w:cols w:num="1" w:space="720"/>
     </w:sectPr>
   </w:body>
 </w:document>
 </file>
 
-<file path=word/endnotes.xml><?xml version="1.0" encoding="utf-8"?>
-<w:endnotes xmlns:wpc="http://schemas.microsoft.com/office/word/2010/wordprocessingCanvas" xmlns:mc="http://schemas.openxmlformats.org/markup-compatibility/2006" xmlns:o="urn:schemas-microsoft-com:office:office" xmlns:r="http://schemas.openxmlformats.org/officeDocument/2006/relationships" xmlns:m="http://schemas.openxmlformats.org/officeDocument/2006/math" xmlns:v="urn:schemas-microsoft-com:vml" xmlns:wp14="http://schemas.microsoft.com/office/word/2010/wordprocessingDrawing" xmlns:wp="http://schemas.openxmlformats.org/drawingml/2006/wordprocessingDrawing" xmlns:w="http://schemas.openxmlformats.org/wordprocessingml/2006/main" xmlns:w14="http://schemas.microsoft.com/office/word/2010/wordml" xmlns:w15="http://schemas.microsoft.com/office/word/2012/wordml" xmlns:w10="urn:schemas-microsoft-com:office:word" xmlns:wpg="http://schemas.microsoft.com/office/word/2010/wordprocessingGroup" xmlns:wpi="http://schemas.microsoft.com/office/word/2010/wordprocessingInk" xmlns:wne="http://schemas.microsoft.com/office/word/2006/wordml" xmlns:wps="http://schemas.microsoft.com/office/word/2010/wordprocessingShape" xmlns:wpsCustomData="http://www.wps.cn/officeDocument/2013/wpsCustomData" mc:Ignorable="w14 w15 wp14">
-  <w:endnote w:type="separator" w:id="0">
-    <w:p>
-      <w:pPr>
-        <w:spacing w:line="240" w:lineRule="auto"/>
-      </w:pPr>
-      <w:r>
-        <w:separator/>
-      </w:r>
-    </w:p>
-  </w:endnote>
-  <w:endnote w:type="continuationSeparator" w:id="1">
-    <w:p>
-      <w:pPr>
-        <w:spacing w:line="240" w:lineRule="auto"/>
-      </w:pPr>
-      <w:r>
-        <w:continuationSeparator/>
-      </w:r>
-    </w:p>
-  </w:endnote>
-</w:endnotes>
-</file>
-
-<file path=word/footnotes.xml><?xml version="1.0" encoding="utf-8"?>
-<w:footnotes xmlns:wpc="http://schemas.microsoft.com/office/word/2010/wordprocessingCanvas" xmlns:mc="http://schemas.openxmlformats.org/markup-compatibility/2006" xmlns:o="urn:schemas-microsoft-com:office:office" xmlns:r="http://schemas.openxmlformats.org/officeDocument/2006/relationships" xmlns:m="http://schemas.openxmlformats.org/officeDocument/2006/math" xmlns:v="urn:schemas-microsoft-com:vml" xmlns:wp14="http://schemas.microsoft.com/office/word/2010/wordprocessingDrawing" xmlns:wp="http://schemas.openxmlformats.org/drawingml/2006/wordprocessingDrawing" xmlns:w="http://schemas.openxmlformats.org/wordprocessingml/2006/main" xmlns:w14="http://schemas.microsoft.com/office/word/2010/wordml" xmlns:w15="http://schemas.microsoft.com/office/word/2012/wordml" xmlns:w10="urn:schemas-microsoft-com:office:word" xmlns:wpg="http://schemas.microsoft.com/office/word/2010/wordprocessingGroup" xmlns:wpi="http://schemas.microsoft.com/office/word/2010/wordprocessingInk" xmlns:wne="http://schemas.microsoft.com/office/word/2006/wordml" xmlns:wps="http://schemas.microsoft.com/office/word/2010/wordprocessingShape" xmlns:wpsCustomData="http://www.wps.cn/officeDocument/2013/wpsCustomData" mc:Ignorable="w14 w15 wp14">
-  <w:footnote w:type="separator" w:id="0">
-    <w:p>
-      <w:pPr>
-        <w:spacing w:before="0" w:after="0" w:line="240" w:lineRule="auto"/>
-      </w:pPr>
-      <w:r>
-        <w:separator/>
-      </w:r>
-    </w:p>
-  </w:footnote>
-  <w:footnote w:type="continuationSeparator" w:id="1">
-    <w:p>
-      <w:pPr>
-        <w:spacing w:before="0" w:after="0" w:line="240" w:lineRule="auto"/>
-      </w:pPr>
-      <w:r>
-        <w:continuationSeparator/>
-      </w:r>
-    </w:p>
-  </w:footnote>
-</w:footnotes>
-</file>
-
 <file path=word/numbering.xml><?xml version="1.0" encoding="utf-8"?>
-<w:numbering xmlns:wpc="http://schemas.microsoft.com/office/word/2010/wordprocessingCanvas" xmlns:mc="http://schemas.openxmlformats.org/markup-compatibility/2006" xmlns:o="urn:schemas-microsoft-com:office:office" xmlns:r="http://schemas.openxmlformats.org/officeDocument/2006/relationships" xmlns:m="http://schemas.openxmlformats.org/officeDocument/2006/math" xmlns:v="urn:schemas-microsoft-com:vml" xmlns:wp14="http://schemas.microsoft.com/office/word/2010/wordprocessingDrawing" xmlns:wp="http://schemas.openxmlformats.org/drawingml/2006/wordprocessingDrawing" xmlns:w10="urn:schemas-microsoft-com:office:word" xmlns:w="http://schemas.openxmlformats.org/wordprocessingml/2006/main" xmlns:w14="http://schemas.microsoft.com/office/word/2010/wordml" xmlns:wpg="http://schemas.microsoft.com/office/word/2010/wordprocessingGroup" xmlns:wpi="http://schemas.microsoft.com/office/word/2010/wordprocessingInk" xmlns:wne="http://schemas.microsoft.com/office/word/2006/wordml" xmlns:wps="http://schemas.microsoft.com/office/word/2010/wordprocessingShape" xmlns:wpsCustomData="http://www.wps.cn/officeDocument/2013/wpsCustomData" mc:Ignorable="w14 wp14">
+<w:numbering xmlns:wpc="http://schemas.microsoft.com/office/word/2010/wordprocessingCanvas" xmlns:mc="http://schemas.openxmlformats.org/markup-compatibility/2006" xmlns:o="urn:schemas-microsoft-com:office:office" xmlns:r="http://schemas.openxmlformats.org/officeDocument/2006/relationships" xmlns:m="http://schemas.openxmlformats.org/officeDocument/2006/math" xmlns:v="urn:schemas-microsoft-com:vml" xmlns:wp14="http://schemas.microsoft.com/office/word/2010/wordprocessingDrawing" xmlns:wp="http://schemas.openxmlformats.org/drawingml/2006/wordprocessingDrawing" xmlns:w10="urn:schemas-microsoft-com:office:word" xmlns:w="http://schemas.openxmlformats.org/wordprocessingml/2006/main" xmlns:w14="http://schemas.microsoft.com/office/word/2010/wordml" xmlns:w15="http://schemas.microsoft.com/office/word/2012/wordml" xmlns:wne="http://schemas.microsoft.com/office/word/2006/wordml" xmlns:wpg="http://schemas.microsoft.com/office/word/2010/wordprocessingGroup" xmlns:wpi="http://schemas.microsoft.com/office/word/2010/wordprocessingInk" xmlns:wps="http://schemas.microsoft.com/office/word/2010/wordprocessingShape" mc:Ignorable="w14 w15 wp14">
   <w:abstractNum w:abstractNumId="0">
     <w:nsid w:val="BA133590"/>
     <w:multiLevelType w:val="singleLevel"/>
     <w:tmpl w:val="BA133590"/>
-    <w:lvl w:ilvl="0" w:tentative="0">
+    <w:lvl w:ilvl="0">
       <w:start w:val="1"/>
       <w:numFmt w:val="decimal"/>
       <w:lvlText w:val="%1."/>
@@ -3258,293 +3200,291 @@
 </file>
 
 <file path=word/styles.xml><?xml version="1.0" encoding="utf-8"?>
-<w:styles xmlns:mc="http://schemas.openxmlformats.org/markup-compatibility/2006" xmlns:o="urn:schemas-microsoft-com:office:office" xmlns:r="http://schemas.openxmlformats.org/officeDocument/2006/relationships" xmlns:m="http://schemas.openxmlformats.org/officeDocument/2006/math" xmlns:v="urn:schemas-microsoft-com:vml" xmlns:w="http://schemas.openxmlformats.org/wordprocessingml/2006/main" xmlns:w14="http://schemas.microsoft.com/office/word/2010/wordml" xmlns:w10="urn:schemas-microsoft-com:office:word" xmlns:sl="http://schemas.openxmlformats.org/schemaLibrary/2006/main" xmlns:wpsCustomData="http://www.wps.cn/officeDocument/2013/wpsCustomData" mc:Ignorable="w14">
+<w:styles xmlns:mc="http://schemas.openxmlformats.org/markup-compatibility/2006" xmlns:r="http://schemas.openxmlformats.org/officeDocument/2006/relationships" xmlns:w="http://schemas.openxmlformats.org/wordprocessingml/2006/main" xmlns:w14="http://schemas.microsoft.com/office/word/2010/wordml" xmlns:w15="http://schemas.microsoft.com/office/word/2012/wordml" mc:Ignorable="w14 w15">
   <w:docDefaults>
     <w:rPrDefault>
       <w:rPr>
-        <w:rFonts w:ascii="Times New Roman" w:hAnsi="Times New Roman" w:eastAsia="宋体" w:cs="Times New Roman"/>
+        <w:rFonts w:ascii="Times New Roman" w:eastAsia="宋体" w:hAnsi="Times New Roman" w:cs="Times New Roman"/>
       </w:rPr>
     </w:rPrDefault>
     <w:pPrDefault/>
   </w:docDefaults>
-  <w:latentStyles w:count="260" w:defQFormat="0" w:defUnhideWhenUsed="1" w:defSemiHidden="1" w:defUIPriority="99" w:defLockedState="0">
-    <w:lsdException w:qFormat="1" w:unhideWhenUsed="0" w:uiPriority="1" w:semiHidden="0" w:name="Normal"/>
-    <w:lsdException w:qFormat="1" w:unhideWhenUsed="0" w:uiPriority="0" w:semiHidden="0" w:name="heading 1"/>
-    <w:lsdException w:qFormat="1" w:uiPriority="0" w:name="heading 2"/>
-    <w:lsdException w:qFormat="1" w:uiPriority="0" w:name="heading 3"/>
-    <w:lsdException w:qFormat="1" w:uiPriority="0" w:name="heading 4"/>
-    <w:lsdException w:qFormat="1" w:uiPriority="0" w:name="heading 5"/>
-    <w:lsdException w:qFormat="1" w:uiPriority="0" w:name="heading 6"/>
-    <w:lsdException w:qFormat="1" w:uiPriority="0" w:name="heading 7"/>
-    <w:lsdException w:qFormat="1" w:uiPriority="0" w:name="heading 8"/>
-    <w:lsdException w:qFormat="1" w:uiPriority="0" w:name="heading 9"/>
-    <w:lsdException w:unhideWhenUsed="0" w:uiPriority="0" w:semiHidden="0" w:name="index 1"/>
-    <w:lsdException w:unhideWhenUsed="0" w:uiPriority="0" w:semiHidden="0" w:name="index 2"/>
-    <w:lsdException w:unhideWhenUsed="0" w:uiPriority="0" w:semiHidden="0" w:name="index 3"/>
-    <w:lsdException w:unhideWhenUsed="0" w:uiPriority="0" w:semiHidden="0" w:name="index 4"/>
-    <w:lsdException w:unhideWhenUsed="0" w:uiPriority="0" w:semiHidden="0" w:name="index 5"/>
-    <w:lsdException w:unhideWhenUsed="0" w:uiPriority="0" w:semiHidden="0" w:name="index 6"/>
-    <w:lsdException w:unhideWhenUsed="0" w:uiPriority="0" w:semiHidden="0" w:name="index 7"/>
-    <w:lsdException w:unhideWhenUsed="0" w:uiPriority="0" w:semiHidden="0" w:name="index 8"/>
-    <w:lsdException w:unhideWhenUsed="0" w:uiPriority="0" w:semiHidden="0" w:name="index 9"/>
-    <w:lsdException w:qFormat="1" w:uiPriority="39" w:semiHidden="0" w:name="toc 1"/>
-    <w:lsdException w:qFormat="1" w:uiPriority="39" w:semiHidden="0" w:name="toc 2"/>
-    <w:lsdException w:unhideWhenUsed="0" w:uiPriority="0" w:semiHidden="0" w:name="toc 3"/>
-    <w:lsdException w:unhideWhenUsed="0" w:uiPriority="0" w:semiHidden="0" w:name="toc 4"/>
-    <w:lsdException w:unhideWhenUsed="0" w:uiPriority="0" w:semiHidden="0" w:name="toc 5"/>
-    <w:lsdException w:unhideWhenUsed="0" w:uiPriority="0" w:semiHidden="0" w:name="toc 6"/>
-    <w:lsdException w:unhideWhenUsed="0" w:uiPriority="0" w:semiHidden="0" w:name="toc 7"/>
-    <w:lsdException w:unhideWhenUsed="0" w:uiPriority="0" w:semiHidden="0" w:name="toc 8"/>
-    <w:lsdException w:unhideWhenUsed="0" w:uiPriority="0" w:semiHidden="0" w:name="toc 9"/>
-    <w:lsdException w:unhideWhenUsed="0" w:uiPriority="0" w:semiHidden="0" w:name="Normal Indent"/>
-    <w:lsdException w:unhideWhenUsed="0" w:uiPriority="0" w:semiHidden="0" w:name="footnote text"/>
-    <w:lsdException w:unhideWhenUsed="0" w:uiPriority="0" w:semiHidden="0" w:name="annotation text"/>
-    <w:lsdException w:unhideWhenUsed="0" w:uiPriority="0" w:semiHidden="0" w:name="header"/>
-    <w:lsdException w:unhideWhenUsed="0" w:uiPriority="0" w:semiHidden="0" w:name="footer"/>
-    <w:lsdException w:unhideWhenUsed="0" w:uiPriority="0" w:semiHidden="0" w:name="index heading"/>
-    <w:lsdException w:qFormat="1" w:uiPriority="0" w:name="caption"/>
-    <w:lsdException w:unhideWhenUsed="0" w:uiPriority="0" w:semiHidden="0" w:name="table of figures"/>
-    <w:lsdException w:unhideWhenUsed="0" w:uiPriority="0" w:semiHidden="0" w:name="envelope address"/>
-    <w:lsdException w:unhideWhenUsed="0" w:uiPriority="0" w:semiHidden="0" w:name="envelope return"/>
-    <w:lsdException w:unhideWhenUsed="0" w:uiPriority="0" w:semiHidden="0" w:name="footnote reference"/>
-    <w:lsdException w:unhideWhenUsed="0" w:uiPriority="0" w:semiHidden="0" w:name="annotation reference"/>
-    <w:lsdException w:unhideWhenUsed="0" w:uiPriority="0" w:semiHidden="0" w:name="line number"/>
-    <w:lsdException w:unhideWhenUsed="0" w:uiPriority="0" w:semiHidden="0" w:name="page number"/>
-    <w:lsdException w:unhideWhenUsed="0" w:uiPriority="0" w:semiHidden="0" w:name="endnote reference"/>
-    <w:lsdException w:unhideWhenUsed="0" w:uiPriority="0" w:semiHidden="0" w:name="endnote text"/>
-    <w:lsdException w:unhideWhenUsed="0" w:uiPriority="0" w:semiHidden="0" w:name="table of authorities"/>
-    <w:lsdException w:unhideWhenUsed="0" w:uiPriority="0" w:semiHidden="0" w:name="macro"/>
-    <w:lsdException w:unhideWhenUsed="0" w:uiPriority="0" w:semiHidden="0" w:name="toa heading"/>
-    <w:lsdException w:unhideWhenUsed="0" w:uiPriority="0" w:semiHidden="0" w:name="List"/>
-    <w:lsdException w:unhideWhenUsed="0" w:uiPriority="0" w:semiHidden="0" w:name="List Bullet"/>
-    <w:lsdException w:unhideWhenUsed="0" w:uiPriority="0" w:semiHidden="0" w:name="List Number"/>
-    <w:lsdException w:unhideWhenUsed="0" w:uiPriority="0" w:semiHidden="0" w:name="List 2"/>
-    <w:lsdException w:unhideWhenUsed="0" w:uiPriority="0" w:semiHidden="0" w:name="List 3"/>
-    <w:lsdException w:unhideWhenUsed="0" w:uiPriority="0" w:semiHidden="0" w:name="List 4"/>
-    <w:lsdException w:unhideWhenUsed="0" w:uiPriority="0" w:semiHidden="0" w:name="List 5"/>
-    <w:lsdException w:unhideWhenUsed="0" w:uiPriority="0" w:semiHidden="0" w:name="List Bullet 2"/>
-    <w:lsdException w:unhideWhenUsed="0" w:uiPriority="0" w:semiHidden="0" w:name="List Bullet 3"/>
-    <w:lsdException w:unhideWhenUsed="0" w:uiPriority="0" w:semiHidden="0" w:name="List Bullet 4"/>
-    <w:lsdException w:unhideWhenUsed="0" w:uiPriority="0" w:semiHidden="0" w:name="List Bullet 5"/>
-    <w:lsdException w:unhideWhenUsed="0" w:uiPriority="0" w:semiHidden="0" w:name="List Number 2"/>
-    <w:lsdException w:unhideWhenUsed="0" w:uiPriority="0" w:semiHidden="0" w:name="List Number 3"/>
-    <w:lsdException w:unhideWhenUsed="0" w:uiPriority="0" w:semiHidden="0" w:name="List Number 4"/>
-    <w:lsdException w:unhideWhenUsed="0" w:uiPriority="0" w:semiHidden="0" w:name="List Number 5"/>
-    <w:lsdException w:qFormat="1" w:unhideWhenUsed="0" w:uiPriority="0" w:semiHidden="0" w:name="Title"/>
-    <w:lsdException w:unhideWhenUsed="0" w:uiPriority="0" w:semiHidden="0" w:name="Closing"/>
-    <w:lsdException w:unhideWhenUsed="0" w:uiPriority="0" w:semiHidden="0" w:name="Signature"/>
-    <w:lsdException w:qFormat="1" w:uiPriority="1" w:name="Default Paragraph Font"/>
-    <w:lsdException w:qFormat="1" w:unhideWhenUsed="0" w:uiPriority="1" w:semiHidden="0" w:name="Body Text"/>
-    <w:lsdException w:unhideWhenUsed="0" w:uiPriority="0" w:semiHidden="0" w:name="Body Text Indent"/>
-    <w:lsdException w:unhideWhenUsed="0" w:uiPriority="0" w:semiHidden="0" w:name="List Continue"/>
-    <w:lsdException w:unhideWhenUsed="0" w:uiPriority="0" w:semiHidden="0" w:name="List Continue 2"/>
-    <w:lsdException w:unhideWhenUsed="0" w:uiPriority="0" w:semiHidden="0" w:name="List Continue 3"/>
-    <w:lsdException w:unhideWhenUsed="0" w:uiPriority="0" w:semiHidden="0" w:name="List Continue 4"/>
-    <w:lsdException w:unhideWhenUsed="0" w:uiPriority="0" w:semiHidden="0" w:name="List Continue 5"/>
-    <w:lsdException w:unhideWhenUsed="0" w:uiPriority="0" w:semiHidden="0" w:name="Message Header"/>
-    <w:lsdException w:qFormat="1" w:unhideWhenUsed="0" w:uiPriority="0" w:semiHidden="0" w:name="Subtitle"/>
-    <w:lsdException w:unhideWhenUsed="0" w:uiPriority="0" w:semiHidden="0" w:name="Salutation"/>
-    <w:lsdException w:unhideWhenUsed="0" w:uiPriority="0" w:semiHidden="0" w:name="Date"/>
-    <w:lsdException w:unhideWhenUsed="0" w:uiPriority="0" w:semiHidden="0" w:name="Body Text First Indent"/>
-    <w:lsdException w:unhideWhenUsed="0" w:uiPriority="0" w:semiHidden="0" w:name="Body Text First Indent 2"/>
-    <w:lsdException w:uiPriority="99" w:name="Note Heading"/>
-    <w:lsdException w:unhideWhenUsed="0" w:uiPriority="0" w:semiHidden="0" w:name="Body Text 2"/>
-    <w:lsdException w:unhideWhenUsed="0" w:uiPriority="0" w:semiHidden="0" w:name="Body Text 3"/>
-    <w:lsdException w:unhideWhenUsed="0" w:uiPriority="0" w:semiHidden="0" w:name="Body Text Indent 2"/>
-    <w:lsdException w:unhideWhenUsed="0" w:uiPriority="0" w:semiHidden="0" w:name="Body Text Indent 3"/>
-    <w:lsdException w:unhideWhenUsed="0" w:uiPriority="0" w:semiHidden="0" w:name="Block Text"/>
-    <w:lsdException w:qFormat="1" w:uiPriority="99" w:semiHidden="0" w:name="Hyperlink"/>
-    <w:lsdException w:unhideWhenUsed="0" w:uiPriority="0" w:semiHidden="0" w:name="FollowedHyperlink"/>
-    <w:lsdException w:qFormat="1" w:unhideWhenUsed="0" w:uiPriority="0" w:semiHidden="0" w:name="Strong"/>
-    <w:lsdException w:qFormat="1" w:unhideWhenUsed="0" w:uiPriority="0" w:semiHidden="0" w:name="Emphasis"/>
-    <w:lsdException w:unhideWhenUsed="0" w:uiPriority="0" w:semiHidden="0" w:name="Document Map"/>
-    <w:lsdException w:unhideWhenUsed="0" w:uiPriority="0" w:semiHidden="0" w:name="Plain Text"/>
-    <w:lsdException w:unhideWhenUsed="0" w:uiPriority="0" w:semiHidden="0" w:name="E-mail Signature"/>
-    <w:lsdException w:unhideWhenUsed="0" w:uiPriority="0" w:semiHidden="0" w:name="Normal (Web)"/>
-    <w:lsdException w:unhideWhenUsed="0" w:uiPriority="0" w:semiHidden="0" w:name="HTML Acronym"/>
-    <w:lsdException w:unhideWhenUsed="0" w:uiPriority="0" w:semiHidden="0" w:name="HTML Address"/>
-    <w:lsdException w:unhideWhenUsed="0" w:uiPriority="0" w:semiHidden="0" w:name="HTML Cite"/>
-    <w:lsdException w:unhideWhenUsed="0" w:uiPriority="0" w:semiHidden="0" w:name="HTML Code"/>
-    <w:lsdException w:unhideWhenUsed="0" w:uiPriority="0" w:semiHidden="0" w:name="HTML Definition"/>
-    <w:lsdException w:unhideWhenUsed="0" w:uiPriority="0" w:semiHidden="0" w:name="HTML Keyboard"/>
-    <w:lsdException w:unhideWhenUsed="0" w:uiPriority="0" w:semiHidden="0" w:name="HTML Preformatted"/>
-    <w:lsdException w:unhideWhenUsed="0" w:uiPriority="0" w:semiHidden="0" w:name="HTML Sample"/>
-    <w:lsdException w:unhideWhenUsed="0" w:uiPriority="0" w:semiHidden="0" w:name="HTML Typewriter"/>
-    <w:lsdException w:unhideWhenUsed="0" w:uiPriority="0" w:semiHidden="0" w:name="HTML Variable"/>
-    <w:lsdException w:qFormat="1" w:unhideWhenUsed="0" w:uiPriority="0" w:name="Normal Table"/>
-    <w:lsdException w:unhideWhenUsed="0" w:uiPriority="0" w:semiHidden="0" w:name="annotation subject"/>
-    <w:lsdException w:unhideWhenUsed="0" w:uiPriority="0" w:semiHidden="0" w:name="Table Simple 1"/>
-    <w:lsdException w:unhideWhenUsed="0" w:uiPriority="0" w:semiHidden="0" w:name="Table Simple 2"/>
-    <w:lsdException w:unhideWhenUsed="0" w:uiPriority="0" w:semiHidden="0" w:name="Table Simple 3"/>
-    <w:lsdException w:unhideWhenUsed="0" w:uiPriority="0" w:semiHidden="0" w:name="Table Classic 1"/>
-    <w:lsdException w:unhideWhenUsed="0" w:uiPriority="0" w:semiHidden="0" w:name="Table Classic 2"/>
-    <w:lsdException w:unhideWhenUsed="0" w:uiPriority="0" w:semiHidden="0" w:name="Table Classic 3"/>
-    <w:lsdException w:unhideWhenUsed="0" w:uiPriority="0" w:semiHidden="0" w:name="Table Classic 4"/>
-    <w:lsdException w:unhideWhenUsed="0" w:uiPriority="0" w:semiHidden="0" w:name="Table Colorful 1"/>
-    <w:lsdException w:unhideWhenUsed="0" w:uiPriority="0" w:semiHidden="0" w:name="Table Colorful 2"/>
-    <w:lsdException w:unhideWhenUsed="0" w:uiPriority="0" w:semiHidden="0" w:name="Table Colorful 3"/>
-    <w:lsdException w:unhideWhenUsed="0" w:uiPriority="0" w:semiHidden="0" w:name="Table Columns 1"/>
-    <w:lsdException w:unhideWhenUsed="0" w:uiPriority="0" w:semiHidden="0" w:name="Table Columns 2"/>
-    <w:lsdException w:unhideWhenUsed="0" w:uiPriority="0" w:semiHidden="0" w:name="Table Columns 3"/>
-    <w:lsdException w:unhideWhenUsed="0" w:uiPriority="0" w:semiHidden="0" w:name="Table Columns 4"/>
-    <w:lsdException w:unhideWhenUsed="0" w:uiPriority="0" w:semiHidden="0" w:name="Table Columns 5"/>
-    <w:lsdException w:unhideWhenUsed="0" w:uiPriority="0" w:semiHidden="0" w:name="Table Grid 1"/>
-    <w:lsdException w:unhideWhenUsed="0" w:uiPriority="0" w:semiHidden="0" w:name="Table Grid 2"/>
-    <w:lsdException w:unhideWhenUsed="0" w:uiPriority="0" w:semiHidden="0" w:name="Table Grid 3"/>
-    <w:lsdException w:unhideWhenUsed="0" w:uiPriority="0" w:semiHidden="0" w:name="Table Grid 4"/>
-    <w:lsdException w:unhideWhenUsed="0" w:uiPriority="0" w:semiHidden="0" w:name="Table Grid 5"/>
-    <w:lsdException w:unhideWhenUsed="0" w:uiPriority="0" w:semiHidden="0" w:name="Table Grid 6"/>
-    <w:lsdException w:unhideWhenUsed="0" w:uiPriority="0" w:semiHidden="0" w:name="Table Grid 7"/>
-    <w:lsdException w:unhideWhenUsed="0" w:uiPriority="0" w:semiHidden="0" w:name="Table Grid 8"/>
-    <w:lsdException w:unhideWhenUsed="0" w:uiPriority="0" w:semiHidden="0" w:name="Table List 1"/>
-    <w:lsdException w:unhideWhenUsed="0" w:uiPriority="0" w:semiHidden="0" w:name="Table List 2"/>
-    <w:lsdException w:unhideWhenUsed="0" w:uiPriority="0" w:semiHidden="0" w:name="Table List 3"/>
-    <w:lsdException w:unhideWhenUsed="0" w:uiPriority="0" w:semiHidden="0" w:name="Table List 4"/>
-    <w:lsdException w:unhideWhenUsed="0" w:uiPriority="0" w:semiHidden="0" w:name="Table List 5"/>
-    <w:lsdException w:unhideWhenUsed="0" w:uiPriority="0" w:semiHidden="0" w:name="Table List 6"/>
-    <w:lsdException w:unhideWhenUsed="0" w:uiPriority="0" w:semiHidden="0" w:name="Table List 7"/>
-    <w:lsdException w:unhideWhenUsed="0" w:uiPriority="0" w:semiHidden="0" w:name="Table List 8"/>
-    <w:lsdException w:unhideWhenUsed="0" w:uiPriority="0" w:semiHidden="0" w:name="Table 3D effects 1"/>
-    <w:lsdException w:unhideWhenUsed="0" w:uiPriority="0" w:semiHidden="0" w:name="Table 3D effects 2"/>
-    <w:lsdException w:unhideWhenUsed="0" w:uiPriority="0" w:semiHidden="0" w:name="Table 3D effects 3"/>
-    <w:lsdException w:unhideWhenUsed="0" w:uiPriority="0" w:semiHidden="0" w:name="Table Contemporary"/>
-    <w:lsdException w:unhideWhenUsed="0" w:uiPriority="0" w:semiHidden="0" w:name="Table Elegant"/>
-    <w:lsdException w:unhideWhenUsed="0" w:uiPriority="0" w:semiHidden="0" w:name="Table Professional"/>
-    <w:lsdException w:unhideWhenUsed="0" w:uiPriority="0" w:semiHidden="0" w:name="Table Subtle 1"/>
-    <w:lsdException w:unhideWhenUsed="0" w:uiPriority="0" w:semiHidden="0" w:name="Table Subtle 2"/>
-    <w:lsdException w:unhideWhenUsed="0" w:uiPriority="0" w:semiHidden="0" w:name="Table Web 1"/>
-    <w:lsdException w:unhideWhenUsed="0" w:uiPriority="0" w:semiHidden="0" w:name="Table Web 2"/>
-    <w:lsdException w:unhideWhenUsed="0" w:uiPriority="0" w:semiHidden="0" w:name="Table Web 3"/>
-    <w:lsdException w:unhideWhenUsed="0" w:uiPriority="0" w:semiHidden="0" w:name="Balloon Text"/>
-    <w:lsdException w:qFormat="1" w:unhideWhenUsed="0" w:uiPriority="39" w:semiHidden="0" w:name="Table Grid"/>
-    <w:lsdException w:unhideWhenUsed="0" w:uiPriority="0" w:semiHidden="0" w:name="Table Theme"/>
-    <w:lsdException w:unhideWhenUsed="0" w:uiPriority="60" w:semiHidden="0" w:name="Light Shading"/>
-    <w:lsdException w:unhideWhenUsed="0" w:uiPriority="61" w:semiHidden="0" w:name="Light List"/>
-    <w:lsdException w:unhideWhenUsed="0" w:uiPriority="62" w:semiHidden="0" w:name="Light Grid"/>
-    <w:lsdException w:unhideWhenUsed="0" w:uiPriority="63" w:semiHidden="0" w:name="Medium Shading 1"/>
-    <w:lsdException w:unhideWhenUsed="0" w:uiPriority="64" w:semiHidden="0" w:name="Medium Shading 2"/>
-    <w:lsdException w:unhideWhenUsed="0" w:uiPriority="65" w:semiHidden="0" w:name="Medium List 1"/>
-    <w:lsdException w:unhideWhenUsed="0" w:uiPriority="66" w:semiHidden="0" w:name="Medium List 2"/>
-    <w:lsdException w:unhideWhenUsed="0" w:uiPriority="67" w:semiHidden="0" w:name="Medium Grid 1"/>
-    <w:lsdException w:unhideWhenUsed="0" w:uiPriority="68" w:semiHidden="0" w:name="Medium Grid 2"/>
-    <w:lsdException w:unhideWhenUsed="0" w:uiPriority="69" w:semiHidden="0" w:name="Medium Grid 3"/>
-    <w:lsdException w:unhideWhenUsed="0" w:uiPriority="70" w:semiHidden="0" w:name="Dark List"/>
-    <w:lsdException w:unhideWhenUsed="0" w:uiPriority="71" w:semiHidden="0" w:name="Colorful Shading"/>
-    <w:lsdException w:unhideWhenUsed="0" w:uiPriority="72" w:semiHidden="0" w:name="Colorful List"/>
-    <w:lsdException w:unhideWhenUsed="0" w:uiPriority="73" w:semiHidden="0" w:name="Colorful Grid"/>
-    <w:lsdException w:unhideWhenUsed="0" w:uiPriority="60" w:semiHidden="0" w:name="Light Shading Accent 1"/>
-    <w:lsdException w:unhideWhenUsed="0" w:uiPriority="61" w:semiHidden="0" w:name="Light List Accent 1"/>
-    <w:lsdException w:unhideWhenUsed="0" w:uiPriority="62" w:semiHidden="0" w:name="Light Grid Accent 1"/>
-    <w:lsdException w:unhideWhenUsed="0" w:uiPriority="63" w:semiHidden="0" w:name="Medium Shading 1 Accent 1"/>
-    <w:lsdException w:unhideWhenUsed="0" w:uiPriority="64" w:semiHidden="0" w:name="Medium Shading 2 Accent 1"/>
-    <w:lsdException w:unhideWhenUsed="0" w:uiPriority="65" w:semiHidden="0" w:name="Medium List 1 Accent 1"/>
-    <w:lsdException w:qFormat="1" w:unhideWhenUsed="0" w:uiPriority="1" w:semiHidden="0" w:name="List Paragraph"/>
-    <w:lsdException w:unhideWhenUsed="0" w:uiPriority="66" w:semiHidden="0" w:name="Medium List 2 Accent 1"/>
-    <w:lsdException w:unhideWhenUsed="0" w:uiPriority="67" w:semiHidden="0" w:name="Medium Grid 1 Accent 1"/>
-    <w:lsdException w:unhideWhenUsed="0" w:uiPriority="68" w:semiHidden="0" w:name="Medium Grid 2 Accent 1"/>
-    <w:lsdException w:unhideWhenUsed="0" w:uiPriority="69" w:semiHidden="0" w:name="Medium Grid 3 Accent 1"/>
-    <w:lsdException w:unhideWhenUsed="0" w:uiPriority="70" w:semiHidden="0" w:name="Dark List Accent 1"/>
-    <w:lsdException w:unhideWhenUsed="0" w:uiPriority="71" w:semiHidden="0" w:name="Colorful Shading Accent 1"/>
-    <w:lsdException w:unhideWhenUsed="0" w:uiPriority="72" w:semiHidden="0" w:name="Colorful List Accent 1"/>
-    <w:lsdException w:unhideWhenUsed="0" w:uiPriority="73" w:semiHidden="0" w:name="Colorful Grid Accent 1"/>
-    <w:lsdException w:unhideWhenUsed="0" w:uiPriority="60" w:semiHidden="0" w:name="Light Shading Accent 2"/>
-    <w:lsdException w:unhideWhenUsed="0" w:uiPriority="61" w:semiHidden="0" w:name="Light List Accent 2"/>
-    <w:lsdException w:unhideWhenUsed="0" w:uiPriority="62" w:semiHidden="0" w:name="Light Grid Accent 2"/>
-    <w:lsdException w:unhideWhenUsed="0" w:uiPriority="63" w:semiHidden="0" w:name="Medium Shading 1 Accent 2"/>
-    <w:lsdException w:unhideWhenUsed="0" w:uiPriority="64" w:semiHidden="0" w:name="Medium Shading 2 Accent 2"/>
-    <w:lsdException w:unhideWhenUsed="0" w:uiPriority="65" w:semiHidden="0" w:name="Medium List 1 Accent 2"/>
-    <w:lsdException w:unhideWhenUsed="0" w:uiPriority="66" w:semiHidden="0" w:name="Medium List 2 Accent 2"/>
-    <w:lsdException w:unhideWhenUsed="0" w:uiPriority="67" w:semiHidden="0" w:name="Medium Grid 1 Accent 2"/>
-    <w:lsdException w:unhideWhenUsed="0" w:uiPriority="68" w:semiHidden="0" w:name="Medium Grid 2 Accent 2"/>
-    <w:lsdException w:unhideWhenUsed="0" w:uiPriority="69" w:semiHidden="0" w:name="Medium Grid 3 Accent 2"/>
-    <w:lsdException w:unhideWhenUsed="0" w:uiPriority="70" w:semiHidden="0" w:name="Dark List Accent 2"/>
-    <w:lsdException w:unhideWhenUsed="0" w:uiPriority="71" w:semiHidden="0" w:name="Colorful Shading Accent 2"/>
-    <w:lsdException w:unhideWhenUsed="0" w:uiPriority="72" w:semiHidden="0" w:name="Colorful List Accent 2"/>
-    <w:lsdException w:unhideWhenUsed="0" w:uiPriority="73" w:semiHidden="0" w:name="Colorful Grid Accent 2"/>
-    <w:lsdException w:unhideWhenUsed="0" w:uiPriority="60" w:semiHidden="0" w:name="Light Shading Accent 3"/>
-    <w:lsdException w:unhideWhenUsed="0" w:uiPriority="61" w:semiHidden="0" w:name="Light List Accent 3"/>
-    <w:lsdException w:unhideWhenUsed="0" w:uiPriority="62" w:semiHidden="0" w:name="Light Grid Accent 3"/>
-    <w:lsdException w:unhideWhenUsed="0" w:uiPriority="63" w:semiHidden="0" w:name="Medium Shading 1 Accent 3"/>
-    <w:lsdException w:unhideWhenUsed="0" w:uiPriority="64" w:semiHidden="0" w:name="Medium Shading 2 Accent 3"/>
-    <w:lsdException w:unhideWhenUsed="0" w:uiPriority="65" w:semiHidden="0" w:name="Medium List 1 Accent 3"/>
-    <w:lsdException w:unhideWhenUsed="0" w:uiPriority="66" w:semiHidden="0" w:name="Medium List 2 Accent 3"/>
-    <w:lsdException w:unhideWhenUsed="0" w:uiPriority="67" w:semiHidden="0" w:name="Medium Grid 1 Accent 3"/>
-    <w:lsdException w:unhideWhenUsed="0" w:uiPriority="68" w:semiHidden="0" w:name="Medium Grid 2 Accent 3"/>
-    <w:lsdException w:unhideWhenUsed="0" w:uiPriority="69" w:semiHidden="0" w:name="Medium Grid 3 Accent 3"/>
-    <w:lsdException w:unhideWhenUsed="0" w:uiPriority="70" w:semiHidden="0" w:name="Dark List Accent 3"/>
-    <w:lsdException w:unhideWhenUsed="0" w:uiPriority="71" w:semiHidden="0" w:name="Colorful Shading Accent 3"/>
-    <w:lsdException w:unhideWhenUsed="0" w:uiPriority="72" w:semiHidden="0" w:name="Colorful List Accent 3"/>
-    <w:lsdException w:unhideWhenUsed="0" w:uiPriority="73" w:semiHidden="0" w:name="Colorful Grid Accent 3"/>
-    <w:lsdException w:unhideWhenUsed="0" w:uiPriority="60" w:semiHidden="0" w:name="Light Shading Accent 4"/>
-    <w:lsdException w:unhideWhenUsed="0" w:uiPriority="61" w:semiHidden="0" w:name="Light List Accent 4"/>
-    <w:lsdException w:unhideWhenUsed="0" w:uiPriority="62" w:semiHidden="0" w:name="Light Grid Accent 4"/>
-    <w:lsdException w:unhideWhenUsed="0" w:uiPriority="63" w:semiHidden="0" w:name="Medium Shading 1 Accent 4"/>
-    <w:lsdException w:unhideWhenUsed="0" w:uiPriority="64" w:semiHidden="0" w:name="Medium Shading 2 Accent 4"/>
-    <w:lsdException w:unhideWhenUsed="0" w:uiPriority="65" w:semiHidden="0" w:name="Medium List 1 Accent 4"/>
-    <w:lsdException w:unhideWhenUsed="0" w:uiPriority="66" w:semiHidden="0" w:name="Medium List 2 Accent 4"/>
-    <w:lsdException w:unhideWhenUsed="0" w:uiPriority="67" w:semiHidden="0" w:name="Medium Grid 1 Accent 4"/>
-    <w:lsdException w:unhideWhenUsed="0" w:uiPriority="68" w:semiHidden="0" w:name="Medium Grid 2 Accent 4"/>
-    <w:lsdException w:unhideWhenUsed="0" w:uiPriority="69" w:semiHidden="0" w:name="Medium Grid 3 Accent 4"/>
-    <w:lsdException w:unhideWhenUsed="0" w:uiPriority="70" w:semiHidden="0" w:name="Dark List Accent 4"/>
-    <w:lsdException w:unhideWhenUsed="0" w:uiPriority="71" w:semiHidden="0" w:name="Colorful Shading Accent 4"/>
-    <w:lsdException w:unhideWhenUsed="0" w:uiPriority="72" w:semiHidden="0" w:name="Colorful List Accent 4"/>
-    <w:lsdException w:unhideWhenUsed="0" w:uiPriority="73" w:semiHidden="0" w:name="Colorful Grid Accent 4"/>
-    <w:lsdException w:unhideWhenUsed="0" w:uiPriority="60" w:semiHidden="0" w:name="Light Shading Accent 5"/>
-    <w:lsdException w:unhideWhenUsed="0" w:uiPriority="61" w:semiHidden="0" w:name="Light List Accent 5"/>
-    <w:lsdException w:unhideWhenUsed="0" w:uiPriority="62" w:semiHidden="0" w:name="Light Grid Accent 5"/>
-    <w:lsdException w:unhideWhenUsed="0" w:uiPriority="63" w:semiHidden="0" w:name="Medium Shading 1 Accent 5"/>
-    <w:lsdException w:unhideWhenUsed="0" w:uiPriority="64" w:semiHidden="0" w:name="Medium Shading 2 Accent 5"/>
-    <w:lsdException w:unhideWhenUsed="0" w:uiPriority="65" w:semiHidden="0" w:name="Medium List 1 Accent 5"/>
-    <w:lsdException w:unhideWhenUsed="0" w:uiPriority="66" w:semiHidden="0" w:name="Medium List 2 Accent 5"/>
-    <w:lsdException w:unhideWhenUsed="0" w:uiPriority="67" w:semiHidden="0" w:name="Medium Grid 1 Accent 5"/>
-    <w:lsdException w:unhideWhenUsed="0" w:uiPriority="68" w:semiHidden="0" w:name="Medium Grid 2 Accent 5"/>
-    <w:lsdException w:unhideWhenUsed="0" w:uiPriority="69" w:semiHidden="0" w:name="Medium Grid 3 Accent 5"/>
-    <w:lsdException w:unhideWhenUsed="0" w:uiPriority="70" w:semiHidden="0" w:name="Dark List Accent 5"/>
-    <w:lsdException w:unhideWhenUsed="0" w:uiPriority="71" w:semiHidden="0" w:name="Colorful Shading Accent 5"/>
-    <w:lsdException w:unhideWhenUsed="0" w:uiPriority="72" w:semiHidden="0" w:name="Colorful List Accent 5"/>
-    <w:lsdException w:unhideWhenUsed="0" w:uiPriority="73" w:semiHidden="0" w:name="Colorful Grid Accent 5"/>
-    <w:lsdException w:unhideWhenUsed="0" w:uiPriority="60" w:semiHidden="0" w:name="Light Shading Accent 6"/>
-    <w:lsdException w:unhideWhenUsed="0" w:uiPriority="61" w:semiHidden="0" w:name="Light List Accent 6"/>
-    <w:lsdException w:unhideWhenUsed="0" w:uiPriority="62" w:semiHidden="0" w:name="Light Grid Accent 6"/>
-    <w:lsdException w:unhideWhenUsed="0" w:uiPriority="63" w:semiHidden="0" w:name="Medium Shading 1 Accent 6"/>
-    <w:lsdException w:unhideWhenUsed="0" w:uiPriority="64" w:semiHidden="0" w:name="Medium Shading 2 Accent 6"/>
-    <w:lsdException w:unhideWhenUsed="0" w:uiPriority="65" w:semiHidden="0" w:name="Medium List 1 Accent 6"/>
-    <w:lsdException w:unhideWhenUsed="0" w:uiPriority="66" w:semiHidden="0" w:name="Medium List 2 Accent 6"/>
-    <w:lsdException w:unhideWhenUsed="0" w:uiPriority="67" w:semiHidden="0" w:name="Medium Grid 1 Accent 6"/>
-    <w:lsdException w:unhideWhenUsed="0" w:uiPriority="68" w:semiHidden="0" w:name="Medium Grid 2 Accent 6"/>
-    <w:lsdException w:unhideWhenUsed="0" w:uiPriority="69" w:semiHidden="0" w:name="Medium Grid 3 Accent 6"/>
-    <w:lsdException w:unhideWhenUsed="0" w:uiPriority="70" w:semiHidden="0" w:name="Dark List Accent 6"/>
-    <w:lsdException w:unhideWhenUsed="0" w:uiPriority="71" w:semiHidden="0" w:name="Colorful Shading Accent 6"/>
-    <w:lsdException w:unhideWhenUsed="0" w:uiPriority="72" w:semiHidden="0" w:name="Colorful List Accent 6"/>
-    <w:lsdException w:unhideWhenUsed="0" w:uiPriority="73" w:semiHidden="0" w:name="Colorful Grid Accent 6"/>
+  <w:latentStyles w:defLockedState="0" w:defUIPriority="99" w:defSemiHidden="1" w:defUnhideWhenUsed="1" w:defQFormat="0" w:count="260">
+    <w:lsdException w:name="Normal" w:semiHidden="0" w:uiPriority="1" w:unhideWhenUsed="0" w:qFormat="1"/>
+    <w:lsdException w:name="heading 1" w:semiHidden="0" w:uiPriority="0" w:unhideWhenUsed="0" w:qFormat="1"/>
+    <w:lsdException w:name="heading 2" w:uiPriority="0" w:qFormat="1"/>
+    <w:lsdException w:name="heading 3" w:uiPriority="0" w:qFormat="1"/>
+    <w:lsdException w:name="heading 4" w:uiPriority="0" w:qFormat="1"/>
+    <w:lsdException w:name="heading 5" w:uiPriority="0" w:qFormat="1"/>
+    <w:lsdException w:name="heading 6" w:uiPriority="0" w:qFormat="1"/>
+    <w:lsdException w:name="heading 7" w:uiPriority="0" w:qFormat="1"/>
+    <w:lsdException w:name="heading 8" w:uiPriority="0" w:qFormat="1"/>
+    <w:lsdException w:name="heading 9" w:uiPriority="0" w:qFormat="1"/>
+    <w:lsdException w:name="index 1" w:semiHidden="0" w:uiPriority="0" w:unhideWhenUsed="0"/>
+    <w:lsdException w:name="index 2" w:semiHidden="0" w:uiPriority="0" w:unhideWhenUsed="0"/>
+    <w:lsdException w:name="index 3" w:semiHidden="0" w:uiPriority="0" w:unhideWhenUsed="0"/>
+    <w:lsdException w:name="index 4" w:semiHidden="0" w:uiPriority="0" w:unhideWhenUsed="0"/>
+    <w:lsdException w:name="index 5" w:semiHidden="0" w:uiPriority="0" w:unhideWhenUsed="0"/>
+    <w:lsdException w:name="index 6" w:semiHidden="0" w:uiPriority="0" w:unhideWhenUsed="0"/>
+    <w:lsdException w:name="index 7" w:semiHidden="0" w:uiPriority="0" w:unhideWhenUsed="0"/>
+    <w:lsdException w:name="index 8" w:semiHidden="0" w:uiPriority="0" w:unhideWhenUsed="0"/>
+    <w:lsdException w:name="index 9" w:semiHidden="0" w:uiPriority="0" w:unhideWhenUsed="0"/>
+    <w:lsdException w:name="toc 1" w:semiHidden="0" w:uiPriority="39" w:qFormat="1"/>
+    <w:lsdException w:name="toc 2" w:semiHidden="0" w:uiPriority="39" w:qFormat="1"/>
+    <w:lsdException w:name="toc 3" w:semiHidden="0" w:uiPriority="0" w:unhideWhenUsed="0"/>
+    <w:lsdException w:name="toc 4" w:semiHidden="0" w:uiPriority="0" w:unhideWhenUsed="0"/>
+    <w:lsdException w:name="toc 5" w:semiHidden="0" w:uiPriority="0" w:unhideWhenUsed="0"/>
+    <w:lsdException w:name="toc 6" w:semiHidden="0" w:uiPriority="0" w:unhideWhenUsed="0"/>
+    <w:lsdException w:name="toc 7" w:semiHidden="0" w:uiPriority="0" w:unhideWhenUsed="0"/>
+    <w:lsdException w:name="toc 8" w:semiHidden="0" w:uiPriority="0" w:unhideWhenUsed="0"/>
+    <w:lsdException w:name="toc 9" w:semiHidden="0" w:uiPriority="0" w:unhideWhenUsed="0"/>
+    <w:lsdException w:name="Normal Indent" w:semiHidden="0" w:uiPriority="0" w:unhideWhenUsed="0"/>
+    <w:lsdException w:name="footnote text" w:semiHidden="0" w:uiPriority="0" w:unhideWhenUsed="0"/>
+    <w:lsdException w:name="annotation text" w:semiHidden="0" w:uiPriority="0" w:unhideWhenUsed="0"/>
+    <w:lsdException w:name="header" w:semiHidden="0" w:uiPriority="0" w:unhideWhenUsed="0"/>
+    <w:lsdException w:name="footer" w:semiHidden="0" w:uiPriority="0" w:unhideWhenUsed="0"/>
+    <w:lsdException w:name="index heading" w:semiHidden="0" w:uiPriority="0" w:unhideWhenUsed="0"/>
+    <w:lsdException w:name="caption" w:uiPriority="0" w:qFormat="1"/>
+    <w:lsdException w:name="table of figures" w:semiHidden="0" w:uiPriority="0" w:unhideWhenUsed="0"/>
+    <w:lsdException w:name="envelope address" w:semiHidden="0" w:uiPriority="0" w:unhideWhenUsed="0"/>
+    <w:lsdException w:name="envelope return" w:semiHidden="0" w:uiPriority="0" w:unhideWhenUsed="0"/>
+    <w:lsdException w:name="footnote reference" w:semiHidden="0" w:uiPriority="0" w:unhideWhenUsed="0"/>
+    <w:lsdException w:name="annotation reference" w:semiHidden="0" w:uiPriority="0" w:unhideWhenUsed="0"/>
+    <w:lsdException w:name="line number" w:semiHidden="0" w:uiPriority="0" w:unhideWhenUsed="0"/>
+    <w:lsdException w:name="page number" w:semiHidden="0" w:uiPriority="0" w:unhideWhenUsed="0"/>
+    <w:lsdException w:name="endnote reference" w:semiHidden="0" w:uiPriority="0" w:unhideWhenUsed="0"/>
+    <w:lsdException w:name="endnote text" w:semiHidden="0" w:uiPriority="0" w:unhideWhenUsed="0"/>
+    <w:lsdException w:name="table of authorities" w:semiHidden="0" w:uiPriority="0" w:unhideWhenUsed="0"/>
+    <w:lsdException w:name="macro" w:semiHidden="0" w:uiPriority="0" w:unhideWhenUsed="0"/>
+    <w:lsdException w:name="toa heading" w:semiHidden="0" w:uiPriority="0" w:unhideWhenUsed="0"/>
+    <w:lsdException w:name="List" w:semiHidden="0" w:uiPriority="0" w:unhideWhenUsed="0"/>
+    <w:lsdException w:name="List Bullet" w:semiHidden="0" w:uiPriority="0" w:unhideWhenUsed="0"/>
+    <w:lsdException w:name="List Number" w:semiHidden="0" w:uiPriority="0" w:unhideWhenUsed="0"/>
+    <w:lsdException w:name="List 2" w:semiHidden="0" w:uiPriority="0" w:unhideWhenUsed="0"/>
+    <w:lsdException w:name="List 3" w:semiHidden="0" w:uiPriority="0" w:unhideWhenUsed="0"/>
+    <w:lsdException w:name="List 4" w:semiHidden="0" w:uiPriority="0" w:unhideWhenUsed="0"/>
+    <w:lsdException w:name="List 5" w:semiHidden="0" w:uiPriority="0" w:unhideWhenUsed="0"/>
+    <w:lsdException w:name="List Bullet 2" w:semiHidden="0" w:uiPriority="0" w:unhideWhenUsed="0"/>
+    <w:lsdException w:name="List Bullet 3" w:semiHidden="0" w:uiPriority="0" w:unhideWhenUsed="0"/>
+    <w:lsdException w:name="List Bullet 4" w:semiHidden="0" w:uiPriority="0" w:unhideWhenUsed="0"/>
+    <w:lsdException w:name="List Bullet 5" w:semiHidden="0" w:uiPriority="0" w:unhideWhenUsed="0"/>
+    <w:lsdException w:name="List Number 2" w:semiHidden="0" w:uiPriority="0" w:unhideWhenUsed="0"/>
+    <w:lsdException w:name="List Number 3" w:semiHidden="0" w:uiPriority="0" w:unhideWhenUsed="0"/>
+    <w:lsdException w:name="List Number 4" w:semiHidden="0" w:uiPriority="0" w:unhideWhenUsed="0"/>
+    <w:lsdException w:name="List Number 5" w:semiHidden="0" w:uiPriority="0" w:unhideWhenUsed="0"/>
+    <w:lsdException w:name="Title" w:semiHidden="0" w:uiPriority="0" w:unhideWhenUsed="0" w:qFormat="1"/>
+    <w:lsdException w:name="Closing" w:semiHidden="0" w:uiPriority="0" w:unhideWhenUsed="0"/>
+    <w:lsdException w:name="Signature" w:semiHidden="0" w:uiPriority="0" w:unhideWhenUsed="0"/>
+    <w:lsdException w:name="Default Paragraph Font" w:uiPriority="1" w:qFormat="1"/>
+    <w:lsdException w:name="Body Text" w:semiHidden="0" w:uiPriority="1" w:unhideWhenUsed="0" w:qFormat="1"/>
+    <w:lsdException w:name="Body Text Indent" w:semiHidden="0" w:uiPriority="0" w:unhideWhenUsed="0"/>
+    <w:lsdException w:name="List Continue" w:semiHidden="0" w:uiPriority="0" w:unhideWhenUsed="0"/>
+    <w:lsdException w:name="List Continue 2" w:semiHidden="0" w:uiPriority="0" w:unhideWhenUsed="0"/>
+    <w:lsdException w:name="List Continue 3" w:semiHidden="0" w:uiPriority="0" w:unhideWhenUsed="0"/>
+    <w:lsdException w:name="List Continue 4" w:semiHidden="0" w:uiPriority="0" w:unhideWhenUsed="0"/>
+    <w:lsdException w:name="List Continue 5" w:semiHidden="0" w:uiPriority="0" w:unhideWhenUsed="0"/>
+    <w:lsdException w:name="Message Header" w:semiHidden="0" w:uiPriority="0" w:unhideWhenUsed="0"/>
+    <w:lsdException w:name="Subtitle" w:semiHidden="0" w:uiPriority="0" w:unhideWhenUsed="0" w:qFormat="1"/>
+    <w:lsdException w:name="Salutation" w:semiHidden="0" w:uiPriority="0" w:unhideWhenUsed="0"/>
+    <w:lsdException w:name="Date" w:semiHidden="0" w:uiPriority="0" w:unhideWhenUsed="0"/>
+    <w:lsdException w:name="Body Text First Indent" w:semiHidden="0" w:uiPriority="0" w:unhideWhenUsed="0"/>
+    <w:lsdException w:name="Body Text First Indent 2" w:semiHidden="0" w:uiPriority="0" w:unhideWhenUsed="0"/>
+    <w:lsdException w:name="Body Text 2" w:semiHidden="0" w:uiPriority="0" w:unhideWhenUsed="0"/>
+    <w:lsdException w:name="Body Text 3" w:semiHidden="0" w:uiPriority="0" w:unhideWhenUsed="0"/>
+    <w:lsdException w:name="Body Text Indent 2" w:semiHidden="0" w:uiPriority="0" w:unhideWhenUsed="0"/>
+    <w:lsdException w:name="Body Text Indent 3" w:semiHidden="0" w:uiPriority="0" w:unhideWhenUsed="0"/>
+    <w:lsdException w:name="Block Text" w:semiHidden="0" w:uiPriority="0" w:unhideWhenUsed="0"/>
+    <w:lsdException w:name="Hyperlink" w:semiHidden="0" w:qFormat="1"/>
+    <w:lsdException w:name="FollowedHyperlink" w:semiHidden="0" w:uiPriority="0" w:unhideWhenUsed="0"/>
+    <w:lsdException w:name="Strong" w:semiHidden="0" w:uiPriority="0" w:unhideWhenUsed="0" w:qFormat="1"/>
+    <w:lsdException w:name="Emphasis" w:semiHidden="0" w:uiPriority="0" w:unhideWhenUsed="0" w:qFormat="1"/>
+    <w:lsdException w:name="Document Map" w:semiHidden="0" w:uiPriority="0" w:unhideWhenUsed="0"/>
+    <w:lsdException w:name="Plain Text" w:semiHidden="0" w:uiPriority="0" w:unhideWhenUsed="0"/>
+    <w:lsdException w:name="E-mail Signature" w:semiHidden="0" w:uiPriority="0" w:unhideWhenUsed="0"/>
+    <w:lsdException w:name="Normal (Web)" w:semiHidden="0" w:uiPriority="0" w:unhideWhenUsed="0"/>
+    <w:lsdException w:name="HTML Acronym" w:semiHidden="0" w:uiPriority="0" w:unhideWhenUsed="0"/>
+    <w:lsdException w:name="HTML Address" w:semiHidden="0" w:uiPriority="0" w:unhideWhenUsed="0"/>
+    <w:lsdException w:name="HTML Cite" w:semiHidden="0" w:uiPriority="0" w:unhideWhenUsed="0"/>
+    <w:lsdException w:name="HTML Code" w:semiHidden="0" w:uiPriority="0" w:unhideWhenUsed="0"/>
+    <w:lsdException w:name="HTML Definition" w:semiHidden="0" w:uiPriority="0" w:unhideWhenUsed="0"/>
+    <w:lsdException w:name="HTML Keyboard" w:semiHidden="0" w:uiPriority="0" w:unhideWhenUsed="0"/>
+    <w:lsdException w:name="HTML Preformatted" w:semiHidden="0" w:uiPriority="0" w:unhideWhenUsed="0"/>
+    <w:lsdException w:name="HTML Sample" w:semiHidden="0" w:uiPriority="0" w:unhideWhenUsed="0"/>
+    <w:lsdException w:name="HTML Typewriter" w:semiHidden="0" w:uiPriority="0" w:unhideWhenUsed="0"/>
+    <w:lsdException w:name="HTML Variable" w:semiHidden="0" w:uiPriority="0" w:unhideWhenUsed="0"/>
+    <w:lsdException w:name="Normal Table" w:uiPriority="0" w:unhideWhenUsed="0" w:qFormat="1"/>
+    <w:lsdException w:name="annotation subject" w:semiHidden="0" w:uiPriority="0" w:unhideWhenUsed="0"/>
+    <w:lsdException w:name="Table Simple 1" w:semiHidden="0" w:uiPriority="0" w:unhideWhenUsed="0"/>
+    <w:lsdException w:name="Table Simple 2" w:semiHidden="0" w:uiPriority="0" w:unhideWhenUsed="0"/>
+    <w:lsdException w:name="Table Simple 3" w:semiHidden="0" w:uiPriority="0" w:unhideWhenUsed="0"/>
+    <w:lsdException w:name="Table Classic 1" w:semiHidden="0" w:uiPriority="0" w:unhideWhenUsed="0"/>
+    <w:lsdException w:name="Table Classic 2" w:semiHidden="0" w:uiPriority="0" w:unhideWhenUsed="0"/>
+    <w:lsdException w:name="Table Classic 3" w:semiHidden="0" w:uiPriority="0" w:unhideWhenUsed="0"/>
+    <w:lsdException w:name="Table Classic 4" w:semiHidden="0" w:uiPriority="0" w:unhideWhenUsed="0"/>
+    <w:lsdException w:name="Table Colorful 1" w:semiHidden="0" w:uiPriority="0" w:unhideWhenUsed="0"/>
+    <w:lsdException w:name="Table Colorful 2" w:semiHidden="0" w:uiPriority="0" w:unhideWhenUsed="0"/>
+    <w:lsdException w:name="Table Colorful 3" w:semiHidden="0" w:uiPriority="0" w:unhideWhenUsed="0"/>
+    <w:lsdException w:name="Table Columns 1" w:semiHidden="0" w:uiPriority="0" w:unhideWhenUsed="0"/>
+    <w:lsdException w:name="Table Columns 2" w:semiHidden="0" w:uiPriority="0" w:unhideWhenUsed="0"/>
+    <w:lsdException w:name="Table Columns 3" w:semiHidden="0" w:uiPriority="0" w:unhideWhenUsed="0"/>
+    <w:lsdException w:name="Table Columns 4" w:semiHidden="0" w:uiPriority="0" w:unhideWhenUsed="0"/>
+    <w:lsdException w:name="Table Columns 5" w:semiHidden="0" w:uiPriority="0" w:unhideWhenUsed="0"/>
+    <w:lsdException w:name="Table Grid 1" w:semiHidden="0" w:uiPriority="0" w:unhideWhenUsed="0"/>
+    <w:lsdException w:name="Table Grid 2" w:semiHidden="0" w:uiPriority="0" w:unhideWhenUsed="0"/>
+    <w:lsdException w:name="Table Grid 3" w:semiHidden="0" w:uiPriority="0" w:unhideWhenUsed="0"/>
+    <w:lsdException w:name="Table Grid 4" w:semiHidden="0" w:uiPriority="0" w:unhideWhenUsed="0"/>
+    <w:lsdException w:name="Table Grid 5" w:semiHidden="0" w:uiPriority="0" w:unhideWhenUsed="0"/>
+    <w:lsdException w:name="Table Grid 6" w:semiHidden="0" w:uiPriority="0" w:unhideWhenUsed="0"/>
+    <w:lsdException w:name="Table Grid 7" w:semiHidden="0" w:uiPriority="0" w:unhideWhenUsed="0"/>
+    <w:lsdException w:name="Table Grid 8" w:semiHidden="0" w:uiPriority="0" w:unhideWhenUsed="0"/>
+    <w:lsdException w:name="Table List 1" w:semiHidden="0" w:uiPriority="0" w:unhideWhenUsed="0"/>
+    <w:lsdException w:name="Table List 2" w:semiHidden="0" w:uiPriority="0" w:unhideWhenUsed="0"/>
+    <w:lsdException w:name="Table List 3" w:semiHidden="0" w:uiPriority="0" w:unhideWhenUsed="0"/>
+    <w:lsdException w:name="Table List 4" w:semiHidden="0" w:uiPriority="0" w:unhideWhenUsed="0"/>
+    <w:lsdException w:name="Table List 5" w:semiHidden="0" w:uiPriority="0" w:unhideWhenUsed="0"/>
+    <w:lsdException w:name="Table List 6" w:semiHidden="0" w:uiPriority="0" w:unhideWhenUsed="0"/>
+    <w:lsdException w:name="Table List 7" w:semiHidden="0" w:uiPriority="0" w:unhideWhenUsed="0"/>
+    <w:lsdException w:name="Table List 8" w:semiHidden="0" w:uiPriority="0" w:unhideWhenUsed="0"/>
+    <w:lsdException w:name="Table 3D effects 1" w:semiHidden="0" w:uiPriority="0" w:unhideWhenUsed="0"/>
+    <w:lsdException w:name="Table 3D effects 2" w:semiHidden="0" w:uiPriority="0" w:unhideWhenUsed="0"/>
+    <w:lsdException w:name="Table 3D effects 3" w:semiHidden="0" w:uiPriority="0" w:unhideWhenUsed="0"/>
+    <w:lsdException w:name="Table Contemporary" w:semiHidden="0" w:uiPriority="0" w:unhideWhenUsed="0"/>
+    <w:lsdException w:name="Table Elegant" w:semiHidden="0" w:uiPriority="0" w:unhideWhenUsed="0"/>
+    <w:lsdException w:name="Table Professional" w:semiHidden="0" w:uiPriority="0" w:unhideWhenUsed="0"/>
+    <w:lsdException w:name="Table Subtle 1" w:semiHidden="0" w:uiPriority="0" w:unhideWhenUsed="0"/>
+    <w:lsdException w:name="Table Subtle 2" w:semiHidden="0" w:uiPriority="0" w:unhideWhenUsed="0"/>
+    <w:lsdException w:name="Table Web 1" w:semiHidden="0" w:uiPriority="0" w:unhideWhenUsed="0"/>
+    <w:lsdException w:name="Table Web 2" w:semiHidden="0" w:uiPriority="0" w:unhideWhenUsed="0"/>
+    <w:lsdException w:name="Table Web 3" w:semiHidden="0" w:uiPriority="0" w:unhideWhenUsed="0"/>
+    <w:lsdException w:name="Balloon Text" w:semiHidden="0" w:uiPriority="0" w:unhideWhenUsed="0"/>
+    <w:lsdException w:name="Table Grid" w:semiHidden="0" w:uiPriority="39" w:unhideWhenUsed="0" w:qFormat="1"/>
+    <w:lsdException w:name="Table Theme" w:semiHidden="0" w:uiPriority="0" w:unhideWhenUsed="0"/>
+    <w:lsdException w:name="Light Shading" w:semiHidden="0" w:uiPriority="60" w:unhideWhenUsed="0"/>
+    <w:lsdException w:name="Light List" w:semiHidden="0" w:uiPriority="61" w:unhideWhenUsed="0"/>
+    <w:lsdException w:name="Light Grid" w:semiHidden="0" w:uiPriority="62" w:unhideWhenUsed="0"/>
+    <w:lsdException w:name="Medium Shading 1" w:semiHidden="0" w:uiPriority="63" w:unhideWhenUsed="0"/>
+    <w:lsdException w:name="Medium Shading 2" w:semiHidden="0" w:uiPriority="64" w:unhideWhenUsed="0"/>
+    <w:lsdException w:name="Medium List 1" w:semiHidden="0" w:uiPriority="65" w:unhideWhenUsed="0"/>
+    <w:lsdException w:name="Medium List 2" w:semiHidden="0" w:uiPriority="66" w:unhideWhenUsed="0"/>
+    <w:lsdException w:name="Medium Grid 1" w:semiHidden="0" w:uiPriority="67" w:unhideWhenUsed="0"/>
+    <w:lsdException w:name="Medium Grid 2" w:semiHidden="0" w:uiPriority="68" w:unhideWhenUsed="0"/>
+    <w:lsdException w:name="Medium Grid 3" w:semiHidden="0" w:uiPriority="69" w:unhideWhenUsed="0"/>
+    <w:lsdException w:name="Dark List" w:semiHidden="0" w:uiPriority="70" w:unhideWhenUsed="0"/>
+    <w:lsdException w:name="Colorful Shading" w:semiHidden="0" w:uiPriority="71" w:unhideWhenUsed="0"/>
+    <w:lsdException w:name="Colorful List" w:semiHidden="0" w:uiPriority="72" w:unhideWhenUsed="0"/>
+    <w:lsdException w:name="Colorful Grid" w:semiHidden="0" w:uiPriority="73" w:unhideWhenUsed="0"/>
+    <w:lsdException w:name="Light Shading Accent 1" w:semiHidden="0" w:uiPriority="60" w:unhideWhenUsed="0"/>
+    <w:lsdException w:name="Light List Accent 1" w:semiHidden="0" w:uiPriority="61" w:unhideWhenUsed="0"/>
+    <w:lsdException w:name="Light Grid Accent 1" w:semiHidden="0" w:uiPriority="62" w:unhideWhenUsed="0"/>
+    <w:lsdException w:name="Medium Shading 1 Accent 1" w:semiHidden="0" w:uiPriority="63" w:unhideWhenUsed="0"/>
+    <w:lsdException w:name="Medium Shading 2 Accent 1" w:semiHidden="0" w:uiPriority="64" w:unhideWhenUsed="0"/>
+    <w:lsdException w:name="Medium List 1 Accent 1" w:semiHidden="0" w:uiPriority="65" w:unhideWhenUsed="0"/>
+    <w:lsdException w:name="List Paragraph" w:semiHidden="0" w:uiPriority="1" w:unhideWhenUsed="0" w:qFormat="1"/>
+    <w:lsdException w:name="Medium List 2 Accent 1" w:semiHidden="0" w:uiPriority="66" w:unhideWhenUsed="0"/>
+    <w:lsdException w:name="Medium Grid 1 Accent 1" w:semiHidden="0" w:uiPriority="67" w:unhideWhenUsed="0"/>
+    <w:lsdException w:name="Medium Grid 2 Accent 1" w:semiHidden="0" w:uiPriority="68" w:unhideWhenUsed="0"/>
+    <w:lsdException w:name="Medium Grid 3 Accent 1" w:semiHidden="0" w:uiPriority="69" w:unhideWhenUsed="0"/>
+    <w:lsdException w:name="Dark List Accent 1" w:semiHidden="0" w:uiPriority="70" w:unhideWhenUsed="0"/>
+    <w:lsdException w:name="Colorful Shading Accent 1" w:semiHidden="0" w:uiPriority="71" w:unhideWhenUsed="0"/>
+    <w:lsdException w:name="Colorful List Accent 1" w:semiHidden="0" w:uiPriority="72" w:unhideWhenUsed="0"/>
+    <w:lsdException w:name="Colorful Grid Accent 1" w:semiHidden="0" w:uiPriority="73" w:unhideWhenUsed="0"/>
+    <w:lsdException w:name="Light Shading Accent 2" w:semiHidden="0" w:uiPriority="60" w:unhideWhenUsed="0"/>
+    <w:lsdException w:name="Light List Accent 2" w:semiHidden="0" w:uiPriority="61" w:unhideWhenUsed="0"/>
+    <w:lsdException w:name="Light Grid Accent 2" w:semiHidden="0" w:uiPriority="62" w:unhideWhenUsed="0"/>
+    <w:lsdException w:name="Medium Shading 1 Accent 2" w:semiHidden="0" w:uiPriority="63" w:unhideWhenUsed="0"/>
+    <w:lsdException w:name="Medium Shading 2 Accent 2" w:semiHidden="0" w:uiPriority="64" w:unhideWhenUsed="0"/>
+    <w:lsdException w:name="Medium List 1 Accent 2" w:semiHidden="0" w:uiPriority="65" w:unhideWhenUsed="0"/>
+    <w:lsdException w:name="Medium List 2 Accent 2" w:semiHidden="0" w:uiPriority="66" w:unhideWhenUsed="0"/>
+    <w:lsdException w:name="Medium Grid 1 Accent 2" w:semiHidden="0" w:uiPriority="67" w:unhideWhenUsed="0"/>
+    <w:lsdException w:name="Medium Grid 2 Accent 2" w:semiHidden="0" w:uiPriority="68" w:unhideWhenUsed="0"/>
+    <w:lsdException w:name="Medium Grid 3 Accent 2" w:semiHidden="0" w:uiPriority="69" w:unhideWhenUsed="0"/>
+    <w:lsdException w:name="Dark List Accent 2" w:semiHidden="0" w:uiPriority="70" w:unhideWhenUsed="0"/>
+    <w:lsdException w:name="Colorful Shading Accent 2" w:semiHidden="0" w:uiPriority="71" w:unhideWhenUsed="0"/>
+    <w:lsdException w:name="Colorful List Accent 2" w:semiHidden="0" w:uiPriority="72" w:unhideWhenUsed="0"/>
+    <w:lsdException w:name="Colorful Grid Accent 2" w:semiHidden="0" w:uiPriority="73" w:unhideWhenUsed="0"/>
+    <w:lsdException w:name="Light Shading Accent 3" w:semiHidden="0" w:uiPriority="60" w:unhideWhenUsed="0"/>
+    <w:lsdException w:name="Light List Accent 3" w:semiHidden="0" w:uiPriority="61" w:unhideWhenUsed="0"/>
+    <w:lsdException w:name="Light Grid Accent 3" w:semiHidden="0" w:uiPriority="62" w:unhideWhenUsed="0"/>
+    <w:lsdException w:name="Medium Shading 1 Accent 3" w:semiHidden="0" w:uiPriority="63" w:unhideWhenUsed="0"/>
+    <w:lsdException w:name="Medium Shading 2 Accent 3" w:semiHidden="0" w:uiPriority="64" w:unhideWhenUsed="0"/>
+    <w:lsdException w:name="Medium List 1 Accent 3" w:semiHidden="0" w:uiPriority="65" w:unhideWhenUsed="0"/>
+    <w:lsdException w:name="Medium List 2 Accent 3" w:semiHidden="0" w:uiPriority="66" w:unhideWhenUsed="0"/>
+    <w:lsdException w:name="Medium Grid 1 Accent 3" w:semiHidden="0" w:uiPriority="67" w:unhideWhenUsed="0"/>
+    <w:lsdException w:name="Medium Grid 2 Accent 3" w:semiHidden="0" w:uiPriority="68" w:unhideWhenUsed="0"/>
+    <w:lsdException w:name="Medium Grid 3 Accent 3" w:semiHidden="0" w:uiPriority="69" w:unhideWhenUsed="0"/>
+    <w:lsdException w:name="Dark List Accent 3" w:semiHidden="0" w:uiPriority="70" w:unhideWhenUsed="0"/>
+    <w:lsdException w:name="Colorful Shading Accent 3" w:semiHidden="0" w:uiPriority="71" w:unhideWhenUsed="0"/>
+    <w:lsdException w:name="Colorful List Accent 3" w:semiHidden="0" w:uiPriority="72" w:unhideWhenUsed="0"/>
+    <w:lsdException w:name="Colorful Grid Accent 3" w:semiHidden="0" w:uiPriority="73" w:unhideWhenUsed="0"/>
+    <w:lsdException w:name="Light Shading Accent 4" w:semiHidden="0" w:uiPriority="60" w:unhideWhenUsed="0"/>
+    <w:lsdException w:name="Light List Accent 4" w:semiHidden="0" w:uiPriority="61" w:unhideWhenUsed="0"/>
+    <w:lsdException w:name="Light Grid Accent 4" w:semiHidden="0" w:uiPriority="62" w:unhideWhenUsed="0"/>
+    <w:lsdException w:name="Medium Shading 1 Accent 4" w:semiHidden="0" w:uiPriority="63" w:unhideWhenUsed="0"/>
+    <w:lsdException w:name="Medium Shading 2 Accent 4" w:semiHidden="0" w:uiPriority="64" w:unhideWhenUsed="0"/>
+    <w:lsdException w:name="Medium List 1 Accent 4" w:semiHidden="0" w:uiPriority="65" w:unhideWhenUsed="0"/>
+    <w:lsdException w:name="Medium List 2 Accent 4" w:semiHidden="0" w:uiPriority="66" w:unhideWhenUsed="0"/>
+    <w:lsdException w:name="Medium Grid 1 Accent 4" w:semiHidden="0" w:uiPriority="67" w:unhideWhenUsed="0"/>
+    <w:lsdException w:name="Medium Grid 2 Accent 4" w:semiHidden="0" w:uiPriority="68" w:unhideWhenUsed="0"/>
+    <w:lsdException w:name="Medium Grid 3 Accent 4" w:semiHidden="0" w:uiPriority="69" w:unhideWhenUsed="0"/>
+    <w:lsdException w:name="Dark List Accent 4" w:semiHidden="0" w:uiPriority="70" w:unhideWhenUsed="0"/>
+    <w:lsdException w:name="Colorful Shading Accent 4" w:semiHidden="0" w:uiPriority="71" w:unhideWhenUsed="0"/>
+    <w:lsdException w:name="Colorful List Accent 4" w:semiHidden="0" w:uiPriority="72" w:unhideWhenUsed="0"/>
+    <w:lsdException w:name="Colorful Grid Accent 4" w:semiHidden="0" w:uiPriority="73" w:unhideWhenUsed="0"/>
+    <w:lsdException w:name="Light Shading Accent 5" w:semiHidden="0" w:uiPriority="60" w:unhideWhenUsed="0"/>
+    <w:lsdException w:name="Light List Accent 5" w:semiHidden="0" w:uiPriority="61" w:unhideWhenUsed="0"/>
+    <w:lsdException w:name="Light Grid Accent 5" w:semiHidden="0" w:uiPriority="62" w:unhideWhenUsed="0"/>
+    <w:lsdException w:name="Medium Shading 1 Accent 5" w:semiHidden="0" w:uiPriority="63" w:unhideWhenUsed="0"/>
+    <w:lsdException w:name="Medium Shading 2 Accent 5" w:semiHidden="0" w:uiPriority="64" w:unhideWhenUsed="0"/>
+    <w:lsdException w:name="Medium List 1 Accent 5" w:semiHidden="0" w:uiPriority="65" w:unhideWhenUsed="0"/>
+    <w:lsdException w:name="Medium List 2 Accent 5" w:semiHidden="0" w:uiPriority="66" w:unhideWhenUsed="0"/>
+    <w:lsdException w:name="Medium Grid 1 Accent 5" w:semiHidden="0" w:uiPriority="67" w:unhideWhenUsed="0"/>
+    <w:lsdException w:name="Medium Grid 2 Accent 5" w:semiHidden="0" w:uiPriority="68" w:unhideWhenUsed="0"/>
+    <w:lsdException w:name="Medium Grid 3 Accent 5" w:semiHidden="0" w:uiPriority="69" w:unhideWhenUsed="0"/>
+    <w:lsdException w:name="Dark List Accent 5" w:semiHidden="0" w:uiPriority="70" w:unhideWhenUsed="0"/>
+    <w:lsdException w:name="Colorful Shading Accent 5" w:semiHidden="0" w:uiPriority="71" w:unhideWhenUsed="0"/>
+    <w:lsdException w:name="Colorful List Accent 5" w:semiHidden="0" w:uiPriority="72" w:unhideWhenUsed="0"/>
+    <w:lsdException w:name="Colorful Grid Accent 5" w:semiHidden="0" w:uiPriority="73" w:unhideWhenUsed="0"/>
+    <w:lsdException w:name="Light Shading Accent 6" w:semiHidden="0" w:uiPriority="60" w:unhideWhenUsed="0"/>
+    <w:lsdException w:name="Light List Accent 6" w:semiHidden="0" w:uiPriority="61" w:unhideWhenUsed="0"/>
+    <w:lsdException w:name="Light Grid Accent 6" w:semiHidden="0" w:uiPriority="62" w:unhideWhenUsed="0"/>
+    <w:lsdException w:name="Medium Shading 1 Accent 6" w:semiHidden="0" w:uiPriority="63" w:unhideWhenUsed="0"/>
+    <w:lsdException w:name="Medium Shading 2 Accent 6" w:semiHidden="0" w:uiPriority="64" w:unhideWhenUsed="0"/>
+    <w:lsdException w:name="Medium List 1 Accent 6" w:semiHidden="0" w:uiPriority="65" w:unhideWhenUsed="0"/>
+    <w:lsdException w:name="Medium List 2 Accent 6" w:semiHidden="0" w:uiPriority="66" w:unhideWhenUsed="0"/>
+    <w:lsdException w:name="Medium Grid 1 Accent 6" w:semiHidden="0" w:uiPriority="67" w:unhideWhenUsed="0"/>
+    <w:lsdException w:name="Medium Grid 2 Accent 6" w:semiHidden="0" w:uiPriority="68" w:unhideWhenUsed="0"/>
+    <w:lsdException w:name="Medium Grid 3 Accent 6" w:semiHidden="0" w:uiPriority="69" w:unhideWhenUsed="0"/>
+    <w:lsdException w:name="Dark List Accent 6" w:semiHidden="0" w:uiPriority="70" w:unhideWhenUsed="0"/>
+    <w:lsdException w:name="Colorful Shading Accent 6" w:semiHidden="0" w:uiPriority="71" w:unhideWhenUsed="0"/>
+    <w:lsdException w:name="Colorful List Accent 6" w:semiHidden="0" w:uiPriority="72" w:unhideWhenUsed="0"/>
+    <w:lsdException w:name="Colorful Grid Accent 6" w:semiHidden="0" w:uiPriority="73" w:unhideWhenUsed="0"/>
   </w:latentStyles>
-  <w:style w:type="paragraph" w:default="1" w:styleId="1">
+  <w:style w:type="paragraph" w:default="1" w:styleId="Normal">
     <w:name w:val="Normal"/>
+    <w:uiPriority w:val="1"/>
     <w:qFormat/>
-    <w:uiPriority w:val="1"/>
     <w:pPr>
       <w:widowControl w:val="0"/>
       <w:spacing w:after="0" w:line="240" w:lineRule="auto"/>
     </w:pPr>
     <w:rPr>
-      <w:rFonts w:asciiTheme="minorHAnsi" w:hAnsiTheme="minorHAnsi" w:eastAsiaTheme="minorHAnsi" w:cstheme="minorBidi"/>
+      <w:rFonts w:asciiTheme="minorHAnsi" w:eastAsiaTheme="minorHAnsi" w:hAnsiTheme="minorHAnsi" w:cstheme="minorBidi"/>
       <w:sz w:val="22"/>
       <w:szCs w:val="22"/>
       <w:lang w:val="en-US" w:eastAsia="en-US" w:bidi="ar-SA"/>
     </w:rPr>
   </w:style>
-  <w:style w:type="character" w:default="1" w:styleId="7">
+  <w:style w:type="character" w:default="1" w:styleId="DefaultParagraphFont">
     <w:name w:val="Default Paragraph Font"/>
+    <w:uiPriority w:val="1"/>
     <w:semiHidden/>
     <w:unhideWhenUsed/>
     <w:qFormat/>
-    <w:uiPriority w:val="1"/>
   </w:style>
-  <w:style w:type="table" w:default="1" w:styleId="5">
+  <w:style w:type="table" w:default="1" w:styleId="TableNormal">
     <w:name w:val="Normal Table"/>
     <w:semiHidden/>
     <w:qFormat/>
-    <w:uiPriority w:val="0"/>
     <w:tblPr>
       <w:tblCellMar>
         <w:top w:w="0" w:type="dxa"/>
@@ -3554,52 +3494,52 @@
       </w:tblCellMar>
     </w:tblPr>
   </w:style>
-  <w:style w:type="paragraph" w:styleId="2">
+  <w:style w:type="paragraph" w:styleId="BodyText">
     <w:name w:val="Body Text"/>
-    <w:basedOn w:val="1"/>
+    <w:basedOn w:val="Normal"/>
+    <w:uiPriority w:val="1"/>
     <w:qFormat/>
-    <w:uiPriority w:val="1"/>
     <w:pPr>
       <w:ind w:left="82"/>
     </w:pPr>
     <w:rPr>
-      <w:rFonts w:ascii="隶书" w:hAnsi="隶书" w:eastAsia="隶书"/>
+      <w:rFonts w:ascii="隶书" w:eastAsia="隶书" w:hAnsi="隶书"/>
       <w:sz w:val="52"/>
       <w:szCs w:val="52"/>
     </w:rPr>
   </w:style>
-  <w:style w:type="paragraph" w:styleId="3">
+  <w:style w:type="paragraph" w:styleId="TOC1">
     <w:name w:val="toc 1"/>
-    <w:basedOn w:val="1"/>
-    <w:next w:val="1"/>
+    <w:basedOn w:val="Normal"/>
+    <w:next w:val="Normal"/>
+    <w:uiPriority w:val="39"/>
     <w:unhideWhenUsed/>
     <w:qFormat/>
+  </w:style>
+  <w:style w:type="paragraph" w:styleId="TOC2">
+    <w:name w:val="toc 2"/>
+    <w:basedOn w:val="Normal"/>
+    <w:next w:val="Normal"/>
     <w:uiPriority w:val="39"/>
-  </w:style>
-  <w:style w:type="paragraph" w:styleId="4">
-    <w:name w:val="toc 2"/>
-    <w:basedOn w:val="1"/>
-    <w:next w:val="1"/>
     <w:unhideWhenUsed/>
     <w:qFormat/>
-    <w:uiPriority w:val="39"/>
     <w:pPr>
       <w:ind w:left="420" w:leftChars="200"/>
     </w:pPr>
   </w:style>
-  <w:style w:type="table" w:styleId="6">
+  <w:style w:type="table" w:styleId="TableGrid">
     <w:name w:val="Table Grid"/>
-    <w:basedOn w:val="5"/>
+    <w:basedOn w:val="TableNormal"/>
+    <w:uiPriority w:val="39"/>
     <w:qFormat/>
-    <w:uiPriority w:val="39"/>
     <w:tblPr>
       <w:tblBorders>
-        <w:top w:val="single" w:color="auto" w:sz="4" w:space="0"/>
-        <w:left w:val="single" w:color="auto" w:sz="4" w:space="0"/>
-        <w:bottom w:val="single" w:color="auto" w:sz="4" w:space="0"/>
-        <w:right w:val="single" w:color="auto" w:sz="4" w:space="0"/>
-        <w:insideH w:val="single" w:color="auto" w:sz="4" w:space="0"/>
-        <w:insideV w:val="single" w:color="auto" w:sz="4" w:space="0"/>
+        <w:top w:val="single" w:sz="4" w:space="0" w:color="auto"/>
+        <w:left w:val="single" w:sz="4" w:space="0" w:color="auto"/>
+        <w:bottom w:val="single" w:sz="4" w:space="0" w:color="auto"/>
+        <w:right w:val="single" w:sz="4" w:space="0" w:color="auto"/>
+        <w:insideH w:val="single" w:sz="4" w:space="0" w:color="auto"/>
+        <w:insideV w:val="single" w:sz="4" w:space="0" w:color="auto"/>
       </w:tblBorders>
       <w:tblCellMar>
         <w:top w:w="0" w:type="dxa"/>
@@ -3609,28 +3549,23 @@
       </w:tblCellMar>
     </w:tblPr>
   </w:style>
-  <w:style w:type="character" w:styleId="8">
+  <w:style w:type="character" w:styleId="Hyperlink">
     <w:name w:val="Hyperlink"/>
-    <w:basedOn w:val="7"/>
+    <w:basedOn w:val="DefaultParagraphFont"/>
+    <w:uiPriority w:val="99"/>
     <w:unhideWhenUsed/>
     <w:qFormat/>
-    <w:uiPriority w:val="99"/>
     <w:rPr>
       <w:color w:val="0000FF" w:themeColor="hyperlink"/>
       <w:u w:val="single"/>
-      <w14:textFill>
-        <w14:solidFill>
-          <w14:schemeClr w14:val="hlink"/>
-        </w14:solidFill>
-      </w14:textFill>
     </w:rPr>
   </w:style>
-  <w:style w:type="table" w:customStyle="1" w:styleId="9">
+  <w:style w:type="table" w:customStyle="1" w:styleId="TableNormal0">
     <w:name w:val="Table Normal_0"/>
+    <w:uiPriority w:val="2"/>
     <w:semiHidden/>
     <w:unhideWhenUsed/>
     <w:qFormat/>
-    <w:uiPriority w:val="2"/>
     <w:tblPr>
       <w:tblCellMar>
         <w:top w:w="0" w:type="dxa"/>
@@ -3640,29 +3575,28 @@
       </w:tblCellMar>
     </w:tblPr>
   </w:style>
-  <w:style w:type="paragraph" w:styleId="10">
+  <w:style w:type="paragraph" w:styleId="ListParagraph">
     <w:name w:val="List Paragraph"/>
-    <w:basedOn w:val="1"/>
+    <w:basedOn w:val="Normal"/>
+    <w:uiPriority w:val="1"/>
     <w:qFormat/>
+  </w:style>
+  <w:style w:type="paragraph" w:customStyle="1" w:styleId="TableParagraph">
+    <w:name w:val="Table Paragraph"/>
+    <w:basedOn w:val="Normal"/>
     <w:uiPriority w:val="1"/>
+    <w:qFormat/>
   </w:style>
-  <w:style w:type="paragraph" w:customStyle="1" w:styleId="11">
-    <w:name w:val="Table Paragraph"/>
-    <w:basedOn w:val="1"/>
+  <w:style w:type="paragraph" w:customStyle="1" w:styleId="a">
+    <w:name w:val="柴_正文"/>
+    <w:basedOn w:val="BodyText"/>
     <w:qFormat/>
-    <w:uiPriority w:val="1"/>
-  </w:style>
-  <w:style w:type="paragraph" w:customStyle="1" w:styleId="12">
-    <w:name w:val="柴_正文"/>
-    <w:basedOn w:val="2"/>
-    <w:qFormat/>
-    <w:uiPriority w:val="0"/>
     <w:pPr>
       <w:spacing w:line="360" w:lineRule="auto"/>
       <w:ind w:firstLine="470" w:firstLineChars="200"/>
     </w:pPr>
     <w:rPr>
-      <w:rFonts w:ascii="Arial" w:hAnsi="Arial" w:eastAsia="宋体"/>
+      <w:rFonts w:ascii="Arial" w:eastAsia="宋体" w:hAnsi="Arial"/>
       <w:sz w:val="24"/>
       <w:lang w:eastAsia="zh-CN"/>
     </w:rPr>
